--- a/LLM-ETF：基於大語言模型輔助之跨市場ETF趨勢預測與模型比較研究 20260624.docx
+++ b/LLM-ETF：基於大語言模型輔助之跨市場ETF趨勢預測與模型比較研究 20260624.docx
@@ -9252,7 +9252,21 @@
                   <w:rStyle w:val="af"/>
                   <w:rFonts w:asciiTheme="minorEastAsia" w:eastAsiaTheme="minorEastAsia" w:hAnsiTheme="minorEastAsia"/>
                 </w:rPr>
-                <w:t>圖 4-2:三市場各模型族之測試集 MAPE 比較(數值越低越佳)…</w:t>
+                <w:t>圖 4-</w:t>
+              </w:r>
+              <w:r>
+                <w:rPr>
+                  <w:rStyle w:val="af"/>
+                  <w:rFonts w:asciiTheme="minorEastAsia" w:eastAsiaTheme="minorEastAsia" w:hAnsiTheme="minorEastAsia" w:hint="eastAsia"/>
+                </w:rPr>
+                <w:t>1</w:t>
+              </w:r>
+              <w:r>
+                <w:rPr>
+                  <w:rStyle w:val="af"/>
+                  <w:rFonts w:asciiTheme="minorEastAsia" w:eastAsiaTheme="minorEastAsia" w:hAnsiTheme="minorEastAsia"/>
+                </w:rPr>
+                <w:t>:三市場各模型族之測試集 MAPE 比較(數值越低越佳)…</w:t>
               </w:r>
               <w:r>
                 <w:rPr>
@@ -10016,7 +10030,6 @@
         <w:pStyle w:val="Test1"/>
         <w:ind w:leftChars="50" w:left="120" w:firstLineChars="32" w:firstLine="77"/>
         <w:rPr>
-          <w:rFonts w:hint="eastAsia"/>
           <w:color w:val="000000"/>
         </w:rPr>
       </w:pPr>
@@ -11842,10 +11855,7 @@
         <w:rPr>
           <w:rFonts w:hint="eastAsia"/>
         </w:rPr>
-        <w:t>）及其變體（</w:t>
-      </w:r>
-      <w:r>
-        <w:t>及其變體</w:t>
+        <w:t>）及其變體</w:t>
       </w:r>
       <w:r>
         <w:t>(</w:t>
@@ -11874,11 +11884,19 @@
       <w:r>
         <w:t xml:space="preserve"> LSTM</w:t>
       </w:r>
-      <w:r>
-        <w:rPr>
-          <w:rFonts w:hint="eastAsia"/>
-        </w:rPr>
-        <w:t>）為代表。</w:t>
+      <w:proofErr w:type="gramStart"/>
+      <w:r>
+        <w:rPr>
+          <w:rFonts w:hint="eastAsia"/>
+        </w:rPr>
+        <w:t>）</w:t>
+      </w:r>
+      <w:proofErr w:type="gramEnd"/>
+      <w:r>
+        <w:rPr>
+          <w:rFonts w:hint="eastAsia"/>
+        </w:rPr>
+        <w:t>為代表。</w:t>
       </w:r>
       <w:r>
         <w:rPr>
@@ -12835,9 +12853,6 @@
         <w:pStyle w:val="Test1"/>
         <w:spacing w:after="0"/>
         <w:ind w:leftChars="0" w:left="0" w:firstLineChars="0" w:firstLine="0"/>
-        <w:rPr>
-          <w:rFonts w:hint="eastAsia"/>
-        </w:rPr>
       </w:pPr>
       <w:r>
         <w:rPr>
@@ -13388,9 +13403,6 @@
       <w:pPr>
         <w:pStyle w:val="Test1"/>
         <w:ind w:left="240" w:firstLine="480"/>
-        <w:rPr>
-          <w:rFonts w:hint="eastAsia"/>
-        </w:rPr>
       </w:pPr>
       <w:r>
         <w:br w:type="page"/>
@@ -13450,9 +13462,6 @@
       <w:pPr>
         <w:pStyle w:val="Test1"/>
         <w:ind w:leftChars="0" w:left="0" w:firstLineChars="0" w:firstLine="0"/>
-        <w:rPr>
-          <w:rFonts w:hint="eastAsia"/>
-        </w:rPr>
       </w:pPr>
       <w:r>
         <w:t>相較於早期以統計方法為主之研究，現階段之金融時間序列預測已逐步轉向人工智慧途徑，涵蓋機器學習</w:t>
@@ -13461,32 +13470,20 @@
         <w:t>(ML)</w:t>
       </w:r>
       <w:r>
-        <w:t>、</w:t>
-      </w:r>
-      <w:proofErr w:type="spellStart"/>
-      <w:r>
-        <w:t>深度學習，以及近年興起之大語言模型</w:t>
-      </w:r>
-      <w:proofErr w:type="spellEnd"/>
+        <w:t>、深度學習，以及近年興起之大語言模型</w:t>
+      </w:r>
       <w:r>
         <w:t>(LLM)</w:t>
       </w:r>
-      <w:proofErr w:type="spellStart"/>
       <w:r>
         <w:t>與生成式</w:t>
       </w:r>
-      <w:proofErr w:type="spellEnd"/>
       <w:r>
         <w:t xml:space="preserve"> AI(GenAI)</w:t>
       </w:r>
       <w:r>
-        <w:t>。</w:t>
-      </w:r>
-      <w:proofErr w:type="spellStart"/>
-      <w:r>
-        <w:t>本節先回顧機器學習與深度學習於股價預測之代表性研究，大語言模型之相關發展則於</w:t>
-      </w:r>
-      <w:proofErr w:type="spellEnd"/>
+        <w:t>。本節先回顧機器學習與深度學習於股價預測之代表性研究，大語言模型之相關發展則於</w:t>
+      </w:r>
       <w:r>
         <w:t xml:space="preserve"> 2.3 </w:t>
       </w:r>
@@ -14742,7 +14739,6 @@
         <w:spacing w:after="0"/>
         <w:ind w:leftChars="41" w:left="98" w:firstLineChars="83" w:firstLine="199"/>
         <w:rPr>
-          <w:rFonts w:hint="eastAsia"/>
           <w:noProof/>
           <w:color w:val="000000"/>
         </w:rPr>
@@ -14879,7 +14875,6 @@
         <w:spacing w:after="0"/>
         <w:ind w:leftChars="0" w:left="0" w:firstLineChars="0" w:firstLine="0"/>
         <w:rPr>
-          <w:rFonts w:hint="eastAsia"/>
           <w:noProof/>
           <w:color w:val="000000"/>
         </w:rPr>
@@ -16493,9 +16488,6 @@
       <w:pPr>
         <w:pStyle w:val="Test1"/>
         <w:ind w:left="240" w:firstLine="480"/>
-        <w:rPr>
-          <w:rFonts w:hint="eastAsia"/>
-        </w:rPr>
       </w:pPr>
       <w:r>
         <w:rPr>
@@ -20855,9 +20847,6 @@
       <w:pPr>
         <w:pStyle w:val="Test1"/>
         <w:ind w:left="240" w:firstLine="480"/>
-        <w:rPr>
-          <w:rFonts w:hint="eastAsia"/>
-        </w:rPr>
       </w:pPr>
       <w:r>
         <w:t>為驗證上述超參數設定之合理性，本研究另</w:t>
@@ -22120,17 +22109,11 @@
       <w:pPr>
         <w:pStyle w:val="af1"/>
         <w:ind w:left="0" w:firstLineChars="0" w:firstLine="0"/>
-        <w:rPr>
-          <w:rFonts w:hint="eastAsia"/>
-        </w:rPr>
       </w:pPr>
     </w:p>
     <w:p>
       <w:pPr>
         <w:pStyle w:val="af1"/>
-        <w:rPr>
-          <w:rFonts w:hint="eastAsia"/>
-        </w:rPr>
       </w:pPr>
       <w:bookmarkStart w:id="48" w:name="_Toc233200584"/>
       <w:r>
@@ -29299,11 +29282,19 @@
               <w:jc w:val="center"/>
               <w:cnfStyle w:val="000000100000" w:firstRow="0" w:lastRow="0" w:firstColumn="0" w:lastColumn="0" w:oddVBand="0" w:evenVBand="0" w:oddHBand="1" w:evenHBand="0" w:firstRowFirstColumn="0" w:firstRowLastColumn="0" w:lastRowFirstColumn="0" w:lastRowLastColumn="0"/>
               <w:rPr>
-                <w:rFonts w:ascii="Times New Roman" w:eastAsia="標楷體" w:hAnsi="Times New Roman"/>
+                <w:rFonts w:ascii="Times New Roman" w:eastAsia="標楷體" w:hAnsi="Times New Roman" w:hint="eastAsia"/>
+                <w:lang w:eastAsia="zh-TW"/>
               </w:rPr>
             </w:pPr>
             <w:r>
-              <w:t>0.735</w:t>
+              <w:t>0.73</w:t>
+            </w:r>
+            <w:r>
+              <w:rPr>
+                <w:rFonts w:hint="eastAsia"/>
+                <w:lang w:eastAsia="zh-TW"/>
+              </w:rPr>
+              <w:t>6</w:t>
             </w:r>
           </w:p>
         </w:tc>
@@ -29381,9 +29372,10 @@
               <w:jc w:val="center"/>
               <w:cnfStyle w:val="000000000000" w:firstRow="0" w:lastRow="0" w:firstColumn="0" w:lastColumn="0" w:oddVBand="0" w:evenVBand="0" w:oddHBand="0" w:evenHBand="0" w:firstRowFirstColumn="0" w:firstRowLastColumn="0" w:lastRowFirstColumn="0" w:lastRowLastColumn="0"/>
               <w:rPr>
-                <w:rFonts w:ascii="Segoe UI" w:hAnsi="Segoe UI" w:cs="Segoe UI"/>
+                <w:rFonts w:ascii="Segoe UI" w:hAnsi="Segoe UI" w:cs="Segoe UI" w:hint="eastAsia"/>
                 <w:sz w:val="23"/>
                 <w:szCs w:val="23"/>
+                <w:lang w:eastAsia="zh-TW"/>
               </w:rPr>
             </w:pPr>
             <w:r>
@@ -29723,7 +29715,15 @@
         <w:t xml:space="preserve"> 4-1 </w:t>
       </w:r>
       <w:r>
-        <w:t>可觀察到一關鍵現象：各模型之</w:t>
+        <w:t>可觀察到</w:t>
+      </w:r>
+      <w:proofErr w:type="gramStart"/>
+      <w:r>
+        <w:t>一</w:t>
+      </w:r>
+      <w:proofErr w:type="gramEnd"/>
+      <w:r>
+        <w:t>關鍵現象：各模型之</w:t>
       </w:r>
       <w:r>
         <w:t xml:space="preserve"> F1-score </w:t>
@@ -29738,10 +29738,24 @@
         <w:t>基準（</w:t>
       </w:r>
       <w:r>
-        <w:t>0.735</w:t>
-      </w:r>
-      <w:r>
-        <w:t>），未見任一模型顯著超越。其中雙層</w:t>
+        <w:t>0.73</w:t>
+      </w:r>
+      <w:r>
+        <w:rPr>
+          <w:rFonts w:hint="eastAsia"/>
+        </w:rPr>
+        <w:t>6</w:t>
+      </w:r>
+      <w:r>
+        <w:t>），未見任</w:t>
+      </w:r>
+      <w:proofErr w:type="gramStart"/>
+      <w:r>
+        <w:t>一</w:t>
+      </w:r>
+      <w:proofErr w:type="gramEnd"/>
+      <w:r>
+        <w:t>模型顯著超越。其中雙層</w:t>
       </w:r>
       <w:r>
         <w:t xml:space="preserve"> LSTM </w:t>
@@ -31769,7 +31783,7 @@
           <w:rFonts w:hint="eastAsia"/>
           <w:lang w:eastAsia="zh-TW"/>
         </w:rPr>
-        <w:t>2</w:t>
+        <w:t>1</w:t>
       </w:r>
       <w:r>
         <w:rPr>
@@ -32216,7 +32230,7 @@
               <w:rPr>
                 <w:rFonts w:asciiTheme="minorEastAsia" w:eastAsiaTheme="minorEastAsia" w:hAnsiTheme="minorEastAsia"/>
               </w:rPr>
-              <w:t>2723.22</w:t>
+              <w:t>2725.00</w:t>
             </w:r>
           </w:p>
         </w:tc>
@@ -32231,15 +32245,20 @@
               <w:cnfStyle w:val="000000100000" w:firstRow="0" w:lastRow="0" w:firstColumn="0" w:lastColumn="0" w:oddVBand="0" w:evenVBand="0" w:oddHBand="1" w:evenHBand="0" w:firstRowFirstColumn="0" w:firstRowLastColumn="0" w:lastRowFirstColumn="0" w:lastRowLastColumn="0"/>
               <w:rPr>
                 <w:rFonts w:asciiTheme="minorEastAsia" w:eastAsiaTheme="minorEastAsia" w:hAnsiTheme="minorEastAsia" w:cs="Segoe UI"/>
+                <w:b/>
+                <w:bCs/>
                 <w:sz w:val="23"/>
                 <w:szCs w:val="23"/>
               </w:rPr>
             </w:pPr>
             <w:r>
               <w:rPr>
-                <w:rFonts w:asciiTheme="minorEastAsia" w:eastAsiaTheme="minorEastAsia" w:hAnsiTheme="minorEastAsia"/>
-              </w:rPr>
-              <w:t>3142.58</w:t>
+                <w:rStyle w:val="aff1"/>
+                <w:rFonts w:asciiTheme="minorEastAsia" w:eastAsiaTheme="minorEastAsia" w:hAnsiTheme="minorEastAsia"/>
+                <w:b w:val="0"/>
+                <w:bCs w:val="0"/>
+              </w:rPr>
+              <w:t>3137.76</w:t>
             </w:r>
           </w:p>
         </w:tc>
@@ -32253,16 +32272,22 @@
               <w:jc w:val="center"/>
               <w:cnfStyle w:val="000000100000" w:firstRow="0" w:lastRow="0" w:firstColumn="0" w:lastColumn="0" w:oddVBand="0" w:evenVBand="0" w:oddHBand="1" w:evenHBand="0" w:firstRowFirstColumn="0" w:firstRowLastColumn="0" w:lastRowFirstColumn="0" w:lastRowLastColumn="0"/>
               <w:rPr>
-                <w:rFonts w:asciiTheme="minorEastAsia" w:eastAsiaTheme="minorEastAsia" w:hAnsiTheme="minorEastAsia" w:cs="Segoe UI"/>
+                <w:rFonts w:asciiTheme="minorEastAsia" w:eastAsiaTheme="minorEastAsia" w:hAnsiTheme="minorEastAsia" w:cs="Segoe UI" w:hint="eastAsia"/>
+                <w:b/>
+                <w:bCs/>
                 <w:sz w:val="23"/>
                 <w:szCs w:val="23"/>
+                <w:lang w:eastAsia="zh-TW"/>
               </w:rPr>
             </w:pPr>
             <w:r>
               <w:rPr>
-                <w:rFonts w:asciiTheme="minorEastAsia" w:eastAsiaTheme="minorEastAsia" w:hAnsiTheme="minorEastAsia"/>
-              </w:rPr>
-              <w:t>35.09</w:t>
+                <w:rStyle w:val="aff1"/>
+                <w:rFonts w:asciiTheme="minorEastAsia" w:eastAsiaTheme="minorEastAsia" w:hAnsiTheme="minorEastAsia"/>
+                <w:b w:val="0"/>
+                <w:bCs w:val="0"/>
+              </w:rPr>
+              <w:t>35.11</w:t>
             </w:r>
           </w:p>
         </w:tc>
@@ -32504,16 +32529,17 @@
               <w:jc w:val="center"/>
               <w:cnfStyle w:val="000000000000" w:firstRow="0" w:lastRow="0" w:firstColumn="0" w:lastColumn="0" w:oddVBand="0" w:evenVBand="0" w:oddHBand="0" w:evenHBand="0" w:firstRowFirstColumn="0" w:firstRowLastColumn="0" w:lastRowFirstColumn="0" w:lastRowLastColumn="0"/>
               <w:rPr>
-                <w:rFonts w:asciiTheme="minorEastAsia" w:eastAsiaTheme="minorEastAsia" w:hAnsiTheme="minorEastAsia" w:cs="Segoe UI"/>
+                <w:rFonts w:asciiTheme="minorEastAsia" w:eastAsiaTheme="minorEastAsia" w:hAnsiTheme="minorEastAsia" w:cs="Segoe UI" w:hint="eastAsia"/>
                 <w:sz w:val="23"/>
                 <w:szCs w:val="23"/>
+                <w:lang w:eastAsia="zh-TW"/>
               </w:rPr>
             </w:pPr>
             <w:r>
               <w:rPr>
                 <w:rFonts w:asciiTheme="minorEastAsia" w:eastAsiaTheme="minorEastAsia" w:hAnsiTheme="minorEastAsia"/>
               </w:rPr>
-              <w:t>2819.75</w:t>
+              <w:t>2821.29</w:t>
             </w:r>
           </w:p>
         </w:tc>
@@ -33197,14 +33223,18 @@
               <w:jc w:val="center"/>
               <w:cnfStyle w:val="000000100000" w:firstRow="0" w:lastRow="0" w:firstColumn="0" w:lastColumn="0" w:oddVBand="0" w:evenVBand="0" w:oddHBand="1" w:evenHBand="0" w:firstRowFirstColumn="0" w:firstRowLastColumn="0" w:lastRowFirstColumn="0" w:lastRowLastColumn="0"/>
               <w:rPr>
-                <w:rFonts w:asciiTheme="minorEastAsia" w:eastAsiaTheme="minorEastAsia" w:hAnsiTheme="minorEastAsia"/>
+                <w:rFonts w:asciiTheme="minorEastAsia" w:eastAsiaTheme="minorEastAsia" w:hAnsiTheme="minorEastAsia" w:hint="eastAsia"/>
+                <w:lang w:eastAsia="zh-TW"/>
               </w:rPr>
             </w:pPr>
             <w:r>
               <w:rPr>
-                <w:rFonts w:asciiTheme="minorEastAsia" w:eastAsiaTheme="minorEastAsia" w:hAnsiTheme="minorEastAsia"/>
-              </w:rPr>
-              <w:t>11.10</w:t>
+                <w:rStyle w:val="aff1"/>
+                <w:rFonts w:asciiTheme="minorEastAsia" w:eastAsiaTheme="minorEastAsia" w:hAnsiTheme="minorEastAsia"/>
+                <w:b w:val="0"/>
+                <w:bCs w:val="0"/>
+              </w:rPr>
+              <w:t>11.09</w:t>
             </w:r>
           </w:p>
         </w:tc>
@@ -33448,14 +33478,18 @@
               <w:jc w:val="center"/>
               <w:cnfStyle w:val="000000000000" w:firstRow="0" w:lastRow="0" w:firstColumn="0" w:lastColumn="0" w:oddVBand="0" w:evenVBand="0" w:oddHBand="0" w:evenHBand="0" w:firstRowFirstColumn="0" w:firstRowLastColumn="0" w:lastRowFirstColumn="0" w:lastRowLastColumn="0"/>
               <w:rPr>
-                <w:rFonts w:asciiTheme="minorEastAsia" w:eastAsiaTheme="minorEastAsia" w:hAnsiTheme="minorEastAsia"/>
+                <w:rFonts w:asciiTheme="minorEastAsia" w:eastAsiaTheme="minorEastAsia" w:hAnsiTheme="minorEastAsia" w:hint="eastAsia"/>
+                <w:lang w:eastAsia="zh-TW"/>
               </w:rPr>
             </w:pPr>
             <w:r>
               <w:rPr>
-                <w:rFonts w:asciiTheme="minorEastAsia" w:eastAsiaTheme="minorEastAsia" w:hAnsiTheme="minorEastAsia"/>
-              </w:rPr>
-              <w:t>8.64</w:t>
+                <w:rStyle w:val="aff1"/>
+                <w:rFonts w:asciiTheme="minorEastAsia" w:eastAsiaTheme="minorEastAsia" w:hAnsiTheme="minorEastAsia"/>
+                <w:b w:val="0"/>
+                <w:bCs w:val="0"/>
+              </w:rPr>
+              <w:t>8.66</w:t>
             </w:r>
           </w:p>
         </w:tc>
@@ -33490,14 +33524,18 @@
               <w:jc w:val="center"/>
               <w:cnfStyle w:val="000000000000" w:firstRow="0" w:lastRow="0" w:firstColumn="0" w:lastColumn="0" w:oddVBand="0" w:evenVBand="0" w:oddHBand="0" w:evenHBand="0" w:firstRowFirstColumn="0" w:firstRowLastColumn="0" w:lastRowFirstColumn="0" w:lastRowLastColumn="0"/>
               <w:rPr>
-                <w:rFonts w:asciiTheme="minorEastAsia" w:eastAsiaTheme="minorEastAsia" w:hAnsiTheme="minorEastAsia"/>
+                <w:rFonts w:asciiTheme="minorEastAsia" w:eastAsiaTheme="minorEastAsia" w:hAnsiTheme="minorEastAsia" w:hint="eastAsia"/>
+                <w:lang w:eastAsia="zh-TW"/>
               </w:rPr>
             </w:pPr>
             <w:r>
               <w:rPr>
-                <w:rFonts w:asciiTheme="minorEastAsia" w:eastAsiaTheme="minorEastAsia" w:hAnsiTheme="minorEastAsia"/>
-              </w:rPr>
-              <w:t>8.91</w:t>
+                <w:rStyle w:val="aff1"/>
+                <w:rFonts w:asciiTheme="minorEastAsia" w:eastAsiaTheme="minorEastAsia" w:hAnsiTheme="minorEastAsia"/>
+                <w:b w:val="0"/>
+                <w:bCs w:val="0"/>
+              </w:rPr>
+              <w:t>8.90</w:t>
             </w:r>
           </w:p>
         </w:tc>
@@ -33705,7 +33743,6 @@
         <w:adjustRightInd w:val="0"/>
         <w:spacing w:line="360" w:lineRule="auto"/>
         <w:rPr>
-          <w:rFonts w:hint="eastAsia"/>
           <w:lang w:eastAsia="zh-TW"/>
         </w:rPr>
       </w:pPr>
@@ -33722,7 +33759,7 @@
         <w:rPr>
           <w:rFonts w:hint="eastAsia"/>
         </w:rPr>
-        <w:t>2</w:t>
+        <w:t>1</w:t>
       </w:r>
       <w:r>
         <w:t>:三市場各模型族之測試集 MAPE 比較(數值越低越佳)</w:t>
@@ -33735,7 +33772,7 @@
           <w:noProof/>
         </w:rPr>
         <w:drawing>
-          <wp:inline distT="0" distB="0" distL="0" distR="0" wp14:anchorId="5F393EEC" wp14:editId="5B7FF5F0">
+          <wp:inline distT="0" distB="0" distL="0" distR="0" wp14:anchorId="5F393EEC" wp14:editId="14C304FE">
             <wp:extent cx="5400040" cy="3284220"/>
             <wp:effectExtent l="0" t="0" r="0" b="0"/>
             <wp:docPr id="635263796" name="圖片 16"/>
@@ -34607,7 +34644,19 @@
         <w:rPr>
           <w:rFonts w:hint="eastAsia"/>
         </w:rPr>
-        <w:t xml:space="preserve"> 4-3 </w:t>
+        <w:t xml:space="preserve"> 4-</w:t>
+      </w:r>
+      <w:r>
+        <w:rPr>
+          <w:rFonts w:hint="eastAsia"/>
+        </w:rPr>
+        <w:t>5</w:t>
+      </w:r>
+      <w:r>
+        <w:rPr>
+          <w:rFonts w:hint="eastAsia"/>
+        </w:rPr>
+        <w:t xml:space="preserve"> </w:t>
       </w:r>
       <w:r>
         <w:rPr>
@@ -34620,9 +34669,6 @@
       <w:pPr>
         <w:pStyle w:val="Test1"/>
         <w:ind w:leftChars="200" w:left="480" w:firstLine="480"/>
-        <w:rPr>
-          <w:rFonts w:hint="eastAsia"/>
-        </w:rPr>
       </w:pPr>
     </w:p>
     <w:p>
@@ -35366,7 +35412,20 @@
         <w:rPr>
           <w:noProof/>
         </w:rPr>
-        <w:t xml:space="preserve"> 4-4 </w:t>
+        <w:t xml:space="preserve"> 4-</w:t>
+      </w:r>
+      <w:r>
+        <w:rPr>
+          <w:rFonts w:hint="eastAsia"/>
+          <w:noProof/>
+        </w:rPr>
+        <w:t>6</w:t>
+      </w:r>
+      <w:r>
+        <w:rPr>
+          <w:noProof/>
+        </w:rPr>
+        <w:t xml:space="preserve"> </w:t>
       </w:r>
       <w:r>
         <w:rPr>
@@ -36170,91 +36229,103 @@
         <w:rPr>
           <w:noProof/>
         </w:rPr>
-        <w:t>在</w:t>
+        <w:t>統計</w:t>
       </w:r>
       <w:r>
         <w:rPr>
           <w:noProof/>
         </w:rPr>
-        <w:t xml:space="preserve"> SPY </w:t>
+        <w:t>(ARIMA)</w:t>
       </w:r>
       <w:r>
         <w:rPr>
           <w:noProof/>
         </w:rPr>
-        <w:t>與</w:t>
+        <w:t>、機器學習集成</w:t>
       </w:r>
       <w:r>
         <w:rPr>
           <w:noProof/>
         </w:rPr>
-        <w:t xml:space="preserve"> QQQ </w:t>
+        <w:t>(</w:t>
       </w:r>
       <w:r>
         <w:rPr>
           <w:noProof/>
         </w:rPr>
-        <w:t>市場中，隨機森林、單層</w:t>
+        <w:t>隨機森林、</w:t>
       </w:r>
       <w:r>
         <w:rPr>
           <w:noProof/>
         </w:rPr>
-        <w:t xml:space="preserve"> LSTM</w:t>
+        <w:t>XGBoost</w:t>
       </w:r>
       <w:r>
         <w:rPr>
           <w:noProof/>
         </w:rPr>
-        <w:t>、雙層</w:t>
+        <w:t>、</w:t>
       </w:r>
       <w:r>
         <w:rPr>
           <w:noProof/>
         </w:rPr>
-        <w:t xml:space="preserve"> LSTM</w:t>
+        <w:t>AdaBoost</w:t>
       </w:r>
       <w:r>
         <w:rPr>
           <w:noProof/>
         </w:rPr>
-        <w:t>、單向</w:t>
+        <w:t>、</w:t>
       </w:r>
       <w:r>
         <w:rPr>
           <w:noProof/>
         </w:rPr>
-        <w:t xml:space="preserve"> LSTM </w:t>
+        <w:t>Gradient Boosting)</w:t>
       </w:r>
       <w:r>
         <w:rPr>
           <w:noProof/>
         </w:rPr>
-        <w:t>與雙向</w:t>
+        <w:t>、深度學習</w:t>
       </w:r>
       <w:r>
         <w:rPr>
           <w:noProof/>
         </w:rPr>
-        <w:t xml:space="preserve"> LSTM </w:t>
+        <w:t>(</w:t>
       </w:r>
       <w:r>
         <w:rPr>
           <w:noProof/>
         </w:rPr>
-        <w:t>之預測效能（</w:t>
+        <w:t>單／雙層</w:t>
       </w:r>
       <w:r>
         <w:rPr>
           <w:noProof/>
         </w:rPr>
-        <w:t>F1-score</w:t>
+        <w:t xml:space="preserve"> LSTM)</w:t>
       </w:r>
       <w:r>
         <w:rPr>
           <w:noProof/>
         </w:rPr>
-        <w:t>）有何差異</w:t>
+        <w:t>與大語言模型</w:t>
+      </w:r>
+      <w:r>
+        <w:rPr>
+          <w:noProof/>
+        </w:rPr>
+        <w:t>(GPT),</w:t>
+      </w:r>
+      <w:r>
+        <w:rPr>
+          <w:noProof/>
+        </w:rPr>
+        <w:t>於漲跌分類與收盤價迴歸兩任務之效能優劣為何</w:t>
       </w:r>
       <w:r>
         <w:rPr>
@@ -36270,14 +36341,11 @@
         <w:ind w:left="240" w:firstLine="480"/>
       </w:pPr>
       <w:r>
+        <w:lastRenderedPageBreak/>
         <w:t>實驗結果顯示，分類與迴歸兩任務呈現不同樣貌。於分類任務，各模型之</w:t>
       </w:r>
       <w:r>
-        <w:t xml:space="preserve"> </w:t>
-      </w:r>
-      <w:r>
-        <w:lastRenderedPageBreak/>
-        <w:t xml:space="preserve">F1-score </w:t>
+        <w:t xml:space="preserve"> F1-score </w:t>
       </w:r>
       <w:r>
         <w:t>均貼近</w:t>
@@ -39791,18 +39859,31 @@
         </w:rPr>
         <w:t>〔碩士論文，國立成功大學〕。臺灣博碩士論文知識加值系統。</w:t>
       </w:r>
-      <w:hyperlink r:id="rId37" w:history="1">
-        <w:r>
-          <w:rPr>
-            <w:rStyle w:val="af"/>
-            <w:rFonts w:ascii="Times New Roman" w:hAnsi="Times New Roman"/>
-            <w:bCs/>
-            <w:szCs w:val="24"/>
-            <w:lang w:eastAsia="zh-TW"/>
-          </w:rPr>
-          <w:t>https://hdl.handle.net/11296/t462nc</w:t>
-        </w:r>
-      </w:hyperlink>
+      <w:r>
+        <w:fldChar w:fldCharType="begin"/>
+      </w:r>
+      <w:r>
+        <w:rPr>
+          <w:lang w:eastAsia="zh-TW"/>
+        </w:rPr>
+        <w:instrText>HYPERLINK "https://hdl.handle.net/11296/t462nc"</w:instrText>
+      </w:r>
+      <w:r>
+        <w:fldChar w:fldCharType="separate"/>
+      </w:r>
+      <w:r>
+        <w:rPr>
+          <w:rStyle w:val="af"/>
+          <w:rFonts w:ascii="Times New Roman" w:hAnsi="Times New Roman"/>
+          <w:bCs/>
+          <w:szCs w:val="24"/>
+          <w:lang w:eastAsia="zh-TW"/>
+        </w:rPr>
+        <w:t>https://hdl.handle.net/11296/t462nc</w:t>
+      </w:r>
+      <w:r>
+        <w:fldChar w:fldCharType="end"/>
+      </w:r>
     </w:p>
     <w:p>
       <w:pPr>
@@ -39973,18 +40054,31 @@
         </w:rPr>
         <w:t>〔碩士論文，國立政治大學〕。</w:t>
       </w:r>
-      <w:hyperlink r:id="rId38" w:history="1">
-        <w:r>
-          <w:rPr>
-            <w:rStyle w:val="af"/>
-            <w:rFonts w:ascii="Times New Roman" w:hAnsi="Times New Roman"/>
-            <w:bCs/>
-            <w:szCs w:val="24"/>
-            <w:lang w:eastAsia="zh-TW"/>
-          </w:rPr>
-          <w:t>https://ah.lib.nccu.edu.tw/item?item_id=169765</w:t>
-        </w:r>
-      </w:hyperlink>
+      <w:r>
+        <w:fldChar w:fldCharType="begin"/>
+      </w:r>
+      <w:r>
+        <w:rPr>
+          <w:lang w:eastAsia="zh-TW"/>
+        </w:rPr>
+        <w:instrText>HYPERLINK "https://ah.lib.nccu.edu.tw/item?item_id=169765"</w:instrText>
+      </w:r>
+      <w:r>
+        <w:fldChar w:fldCharType="separate"/>
+      </w:r>
+      <w:r>
+        <w:rPr>
+          <w:rStyle w:val="af"/>
+          <w:rFonts w:ascii="Times New Roman" w:hAnsi="Times New Roman"/>
+          <w:bCs/>
+          <w:szCs w:val="24"/>
+          <w:lang w:eastAsia="zh-TW"/>
+        </w:rPr>
+        <w:t>https://ah.lib.nccu.edu.tw/item?item_id=169765</w:t>
+      </w:r>
+      <w:r>
+        <w:fldChar w:fldCharType="end"/>
+      </w:r>
     </w:p>
     <w:p>
       <w:pPr>
@@ -40098,7 +40192,7 @@
         </w:rPr>
         <w:t xml:space="preserve">. Retrieved from </w:t>
       </w:r>
-      <w:hyperlink r:id="rId39" w:history="1">
+      <w:hyperlink r:id="rId37" w:history="1">
         <w:r>
           <w:rPr>
             <w:rStyle w:val="af"/>
@@ -40150,7 +40244,7 @@
         </w:rPr>
         <w:t xml:space="preserve">. Retrieved from </w:t>
       </w:r>
-      <w:hyperlink r:id="rId40" w:history="1">
+      <w:hyperlink r:id="rId38" w:history="1">
         <w:r>
           <w:rPr>
             <w:rStyle w:val="af"/>
@@ -40222,7 +40316,7 @@
         </w:rPr>
         <w:t xml:space="preserve">. </w:t>
       </w:r>
-      <w:hyperlink r:id="rId41" w:history="1">
+      <w:hyperlink r:id="rId39" w:history="1">
         <w:r>
           <w:rPr>
             <w:rStyle w:val="af"/>
@@ -40563,7 +40657,7 @@
       <w:pPr>
         <w:spacing w:line="341" w:lineRule="exact"/>
         <w:rPr>
-          <w:rFonts w:ascii="Times New Roman" w:hAnsi="Times New Roman" w:hint="eastAsia"/>
+          <w:rFonts w:ascii="Times New Roman" w:hAnsi="Times New Roman"/>
           <w:bCs/>
           <w:szCs w:val="24"/>
           <w:lang w:eastAsia="zh-TW"/>

--- a/LLM-ETF：基於大語言模型輔助之跨市場ETF趨勢預測與模型比較研究 20260624.docx
+++ b/LLM-ETF：基於大語言模型輔助之跨市場ETF趨勢預測與模型比較研究 20260624.docx
@@ -254,6 +254,7 @@
           <w:szCs w:val="32"/>
         </w:rPr>
       </w:pPr>
+      <w:proofErr w:type="spellStart"/>
       <w:r>
         <w:rPr>
           <w:rFonts w:ascii="Times New Roman" w:hAnsi="Times New Roman" w:hint="eastAsia"/>
@@ -264,6 +265,7 @@
         </w:rPr>
         <w:t>研究生：林子瑜</w:t>
       </w:r>
+      <w:proofErr w:type="spellEnd"/>
       <w:r>
         <w:rPr>
           <w:rFonts w:ascii="Times New Roman" w:hAnsi="Times New Roman" w:hint="eastAsia"/>
@@ -333,8 +335,8 @@
           <w:szCs w:val="32"/>
         </w:rPr>
         <w:tab/>
-        <w:t>Student</w:t>
-      </w:r>
+      </w:r>
+      <w:proofErr w:type="spellStart"/>
       <w:r>
         <w:rPr>
           <w:rFonts w:ascii="Times New Roman" w:hAnsi="Times New Roman" w:hint="eastAsia"/>
@@ -343,7 +345,7 @@
           <w:sz w:val="32"/>
           <w:szCs w:val="32"/>
         </w:rPr>
-        <w:t>：</w:t>
+        <w:t>Student</w:t>
       </w:r>
       <w:r>
         <w:rPr>
@@ -353,7 +355,28 @@
           <w:sz w:val="32"/>
           <w:szCs w:val="32"/>
         </w:rPr>
-        <w:t>Tzu-Yu Lin</w:t>
+        <w:t>：</w:t>
+      </w:r>
+      <w:r>
+        <w:rPr>
+          <w:rFonts w:ascii="Times New Roman" w:hAnsi="Times New Roman" w:hint="eastAsia"/>
+          <w:b/>
+          <w:color w:val="000000"/>
+          <w:sz w:val="32"/>
+          <w:szCs w:val="32"/>
+        </w:rPr>
+        <w:t>Tzu-Yu</w:t>
+      </w:r>
+      <w:proofErr w:type="spellEnd"/>
+      <w:r>
+        <w:rPr>
+          <w:rFonts w:ascii="Times New Roman" w:hAnsi="Times New Roman" w:hint="eastAsia"/>
+          <w:b/>
+          <w:color w:val="000000"/>
+          <w:sz w:val="32"/>
+          <w:szCs w:val="32"/>
+        </w:rPr>
+        <w:t xml:space="preserve"> Lin</w:t>
       </w:r>
     </w:p>
     <w:p>
@@ -377,6 +400,7 @@
           <w:b/>
         </w:rPr>
       </w:pPr>
+      <w:proofErr w:type="spellStart"/>
       <w:r>
         <w:rPr>
           <w:rFonts w:ascii="Times New Roman" w:hAnsi="Times New Roman" w:hint="eastAsia"/>
@@ -387,6 +411,7 @@
         </w:rPr>
         <w:t>指導教授：李冠榮</w:t>
       </w:r>
+      <w:proofErr w:type="spellEnd"/>
       <w:r>
         <w:rPr>
           <w:rFonts w:ascii="Times New Roman" w:hAnsi="Times New Roman" w:hint="eastAsia"/>
@@ -436,8 +461,8 @@
           <w:szCs w:val="32"/>
         </w:rPr>
         <w:tab/>
-        <w:t>Advisor</w:t>
-      </w:r>
+      </w:r>
+      <w:proofErr w:type="spellStart"/>
       <w:r>
         <w:rPr>
           <w:rFonts w:ascii="Times New Roman" w:hAnsi="Times New Roman" w:hint="eastAsia"/>
@@ -446,7 +471,7 @@
           <w:sz w:val="32"/>
           <w:szCs w:val="32"/>
         </w:rPr>
-        <w:t>：</w:t>
+        <w:t>Advisor</w:t>
       </w:r>
       <w:r>
         <w:rPr>
@@ -456,7 +481,28 @@
           <w:sz w:val="32"/>
           <w:szCs w:val="32"/>
         </w:rPr>
-        <w:t>Kuan-Rong Lee</w:t>
+        <w:t>：</w:t>
+      </w:r>
+      <w:r>
+        <w:rPr>
+          <w:rFonts w:ascii="Times New Roman" w:hAnsi="Times New Roman" w:hint="eastAsia"/>
+          <w:b/>
+          <w:color w:val="000000"/>
+          <w:sz w:val="32"/>
+          <w:szCs w:val="32"/>
+        </w:rPr>
+        <w:t>Kuan-Rong</w:t>
+      </w:r>
+      <w:proofErr w:type="spellEnd"/>
+      <w:r>
+        <w:rPr>
+          <w:rFonts w:ascii="Times New Roman" w:hAnsi="Times New Roman" w:hint="eastAsia"/>
+          <w:b/>
+          <w:color w:val="000000"/>
+          <w:sz w:val="32"/>
+          <w:szCs w:val="32"/>
+        </w:rPr>
+        <w:t xml:space="preserve"> Lee</w:t>
       </w:r>
     </w:p>
     <w:p>
@@ -716,6 +762,7 @@
           <w:b/>
         </w:rPr>
       </w:pPr>
+      <w:proofErr w:type="spellStart"/>
       <w:r>
         <w:rPr>
           <w:rFonts w:ascii="Times New Roman" w:eastAsia="標楷體" w:hAnsi="Times New Roman"/>
@@ -723,6 +770,7 @@
         </w:rPr>
         <w:t>博碩士論文授權書</w:t>
       </w:r>
+      <w:proofErr w:type="spellEnd"/>
     </w:p>
     <w:p>
       <w:pPr>
@@ -990,6 +1038,7 @@
         </w:rPr>
         <w:t>■</w:t>
       </w:r>
+      <w:proofErr w:type="spellStart"/>
       <w:r>
         <w:rPr>
           <w:rFonts w:ascii="Times New Roman" w:eastAsia="標楷體" w:hAnsi="Times New Roman"/>
@@ -999,6 +1048,7 @@
         </w:rPr>
         <w:t>同意</w:t>
       </w:r>
+      <w:proofErr w:type="spellEnd"/>
       <w:r>
         <w:rPr>
           <w:rFonts w:ascii="Times New Roman" w:eastAsia="標楷體" w:hAnsi="Times New Roman"/>
@@ -1046,6 +1096,7 @@
         </w:rPr>
         <w:t>□</w:t>
       </w:r>
+      <w:proofErr w:type="spellStart"/>
       <w:r>
         <w:rPr>
           <w:rFonts w:ascii="Times New Roman" w:eastAsia="標楷體" w:hAnsi="Times New Roman"/>
@@ -1055,6 +1106,7 @@
         </w:rPr>
         <w:t>不同意</w:t>
       </w:r>
+      <w:proofErr w:type="spellEnd"/>
       <w:r>
         <w:rPr>
           <w:rFonts w:ascii="Times New Roman" w:eastAsia="標楷體" w:hAnsi="Times New Roman"/>
@@ -1084,7 +1136,25 @@
           <w:sz w:val="20"/>
           <w:lang w:eastAsia="zh-TW"/>
         </w:rPr>
-        <w:t>本人具有著作財產權之論文全文資料，授予教育部指定送繳之圖書館及本人畢業學校圖書館，為學術研究之目的以各種方法重製，或為上述目的再授權他人以各種方法重製，不限地域與時間，惟每人以一份為限。</w:t>
+        <w:t>本人具有著作財產權之論文全文資料，授予教育部</w:t>
+      </w:r>
+      <w:proofErr w:type="gramStart"/>
+      <w:r>
+        <w:rPr>
+          <w:rFonts w:ascii="Times New Roman" w:eastAsia="標楷體" w:hAnsi="Times New Roman"/>
+          <w:sz w:val="20"/>
+          <w:lang w:eastAsia="zh-TW"/>
+        </w:rPr>
+        <w:t>指定送繳之</w:t>
+      </w:r>
+      <w:proofErr w:type="gramEnd"/>
+      <w:r>
+        <w:rPr>
+          <w:rFonts w:ascii="Times New Roman" w:eastAsia="標楷體" w:hAnsi="Times New Roman"/>
+          <w:sz w:val="20"/>
+          <w:lang w:eastAsia="zh-TW"/>
+        </w:rPr>
+        <w:t>圖書館及本人畢業學校圖書館，為學術研究之目的以各種方法重製，或為上述目的再授權他人以各種方法重製，不限地域與時間，惟每人以一份為限。</w:t>
       </w:r>
     </w:p>
     <w:p>
@@ -1108,7 +1178,43 @@
           <w:sz w:val="20"/>
           <w:lang w:eastAsia="zh-TW"/>
         </w:rPr>
-        <w:t>上述授權內容均無須訂立讓與及授權契約書。依本授權之發行權為非專屬性發行權利。依本授權所為之收錄、重製、發行及學術研發利用均為無償。上述同意與不同意之欄位若未鉤選，本人同意視同授權。</w:t>
+        <w:t>上述授權內容均無須訂立讓與及授權契約書。依本授權之發行權為非專屬性發行權利。依本授權所為之收錄、重製、發行及學術研發</w:t>
+      </w:r>
+      <w:proofErr w:type="gramStart"/>
+      <w:r>
+        <w:rPr>
+          <w:rFonts w:ascii="Times New Roman" w:eastAsia="標楷體" w:hAnsi="Times New Roman"/>
+          <w:sz w:val="20"/>
+          <w:lang w:eastAsia="zh-TW"/>
+        </w:rPr>
+        <w:t>利用均為無償</w:t>
+      </w:r>
+      <w:proofErr w:type="gramEnd"/>
+      <w:r>
+        <w:rPr>
+          <w:rFonts w:ascii="Times New Roman" w:eastAsia="標楷體" w:hAnsi="Times New Roman"/>
+          <w:sz w:val="20"/>
+          <w:lang w:eastAsia="zh-TW"/>
+        </w:rPr>
+        <w:t>。上述同意與不同意之欄位若未</w:t>
+      </w:r>
+      <w:proofErr w:type="gramStart"/>
+      <w:r>
+        <w:rPr>
+          <w:rFonts w:ascii="Times New Roman" w:eastAsia="標楷體" w:hAnsi="Times New Roman"/>
+          <w:sz w:val="20"/>
+          <w:lang w:eastAsia="zh-TW"/>
+        </w:rPr>
+        <w:t>鉤</w:t>
+      </w:r>
+      <w:proofErr w:type="gramEnd"/>
+      <w:r>
+        <w:rPr>
+          <w:rFonts w:ascii="Times New Roman" w:eastAsia="標楷體" w:hAnsi="Times New Roman"/>
+          <w:sz w:val="20"/>
+          <w:lang w:eastAsia="zh-TW"/>
+        </w:rPr>
+        <w:t>選，本人同意視同授權。</w:t>
       </w:r>
     </w:p>
     <w:p>
@@ -1150,7 +1256,25 @@
           <w:bCs/>
           <w:sz w:val="20"/>
         </w:rPr>
-        <w:t>The agreement made above is non-transferable and non-exclusive. No payment has been receives nor will be given for the rights of reproduction, distribution and storing the dissertation. The absence of choosing the agree-box or disagree-box in the above paragraphs shall be seen as consent given for the reproduction and distribution of the dissertation.</w:t>
+        <w:t xml:space="preserve">The agreement made above is non-transferable and non-exclusive. No payment has been </w:t>
+      </w:r>
+      <w:proofErr w:type="gramStart"/>
+      <w:r>
+        <w:rPr>
+          <w:rFonts w:ascii="Times New Roman" w:eastAsia="標楷體" w:hAnsi="Times New Roman"/>
+          <w:bCs/>
+          <w:sz w:val="20"/>
+        </w:rPr>
+        <w:t>receives</w:t>
+      </w:r>
+      <w:proofErr w:type="gramEnd"/>
+      <w:r>
+        <w:rPr>
+          <w:rFonts w:ascii="Times New Roman" w:eastAsia="標楷體" w:hAnsi="Times New Roman"/>
+          <w:bCs/>
+          <w:sz w:val="20"/>
+        </w:rPr>
+        <w:t xml:space="preserve"> nor will be given for the rights of reproduction, distribution and storing the dissertation. The absence of choosing the agree-box or disagree-box in the above paragraphs shall be seen as consent given for the reproduction and distribution of the dissertation.</w:t>
       </w:r>
     </w:p>
     <w:p>
@@ -1164,6 +1288,8 @@
           <w:sz w:val="20"/>
         </w:rPr>
       </w:pPr>
+      <w:proofErr w:type="spellStart"/>
+      <w:proofErr w:type="gramStart"/>
       <w:r>
         <w:rPr>
           <w:rFonts w:ascii="Times New Roman" w:eastAsia="標楷體" w:hAnsi="Times New Roman"/>
@@ -1171,20 +1297,38 @@
         </w:rPr>
         <w:t>指導教授簽名</w:t>
       </w:r>
+      <w:proofErr w:type="spellEnd"/>
       <w:r>
         <w:rPr>
           <w:rFonts w:ascii="Times New Roman" w:eastAsia="標楷體" w:hAnsi="Times New Roman"/>
           <w:sz w:val="20"/>
         </w:rPr>
-        <w:t>(Chinese signature of major professor)</w:t>
-      </w:r>
+        <w:t>(</w:t>
+      </w:r>
+      <w:proofErr w:type="gramEnd"/>
       <w:r>
         <w:rPr>
           <w:rFonts w:ascii="Times New Roman" w:eastAsia="標楷體" w:hAnsi="Times New Roman"/>
           <w:sz w:val="20"/>
         </w:rPr>
+        <w:t xml:space="preserve">Chinese signature of major </w:t>
+      </w:r>
+      <w:proofErr w:type="gramStart"/>
+      <w:r>
+        <w:rPr>
+          <w:rFonts w:ascii="Times New Roman" w:eastAsia="標楷體" w:hAnsi="Times New Roman"/>
+          <w:sz w:val="20"/>
+        </w:rPr>
+        <w:t>professor)</w:t>
+      </w:r>
+      <w:r>
+        <w:rPr>
+          <w:rFonts w:ascii="Times New Roman" w:eastAsia="標楷體" w:hAnsi="Times New Roman"/>
+          <w:sz w:val="20"/>
+        </w:rPr>
         <w:t>：</w:t>
       </w:r>
+      <w:proofErr w:type="gramEnd"/>
     </w:p>
     <w:p>
       <w:pPr>
@@ -1202,14 +1346,30 @@
           <w:rFonts w:ascii="Times New Roman" w:eastAsia="標楷體" w:hAnsi="Times New Roman"/>
           <w:sz w:val="20"/>
         </w:rPr>
-        <w:t>（親筆正楷</w:t>
+        <w:t>（</w:t>
+      </w:r>
+      <w:proofErr w:type="spellStart"/>
+      <w:r>
+        <w:rPr>
+          <w:rFonts w:ascii="Times New Roman" w:eastAsia="標楷體" w:hAnsi="Times New Roman"/>
+          <w:sz w:val="20"/>
+        </w:rPr>
+        <w:t>親筆正楷</w:t>
       </w:r>
       <w:r>
         <w:rPr>
           <w:rFonts w:ascii="Times New Roman" w:hAnsi="Times New Roman"/>
           <w:sz w:val="20"/>
         </w:rPr>
-        <w:t>Autograph in regular script</w:t>
+        <w:t>Autograph</w:t>
+      </w:r>
+      <w:proofErr w:type="spellEnd"/>
+      <w:r>
+        <w:rPr>
+          <w:rFonts w:ascii="Times New Roman" w:hAnsi="Times New Roman"/>
+          <w:sz w:val="20"/>
+        </w:rPr>
+        <w:t xml:space="preserve"> in regular script</w:t>
       </w:r>
       <w:r>
         <w:rPr>
@@ -1230,6 +1390,8 @@
           <w:sz w:val="20"/>
         </w:rPr>
       </w:pPr>
+      <w:proofErr w:type="spellStart"/>
+      <w:proofErr w:type="gramStart"/>
       <w:r>
         <w:rPr>
           <w:rFonts w:ascii="Times New Roman" w:eastAsia="標楷體" w:hAnsi="Times New Roman"/>
@@ -1237,48 +1399,86 @@
         </w:rPr>
         <w:t>研究生簽名</w:t>
       </w:r>
+      <w:proofErr w:type="spellEnd"/>
       <w:r>
         <w:rPr>
           <w:rFonts w:ascii="Times New Roman" w:eastAsia="標楷體" w:hAnsi="Times New Roman"/>
           <w:sz w:val="20"/>
         </w:rPr>
-        <w:t>(Chinese signature of graduate student)</w:t>
-      </w:r>
+        <w:t>(</w:t>
+      </w:r>
+      <w:proofErr w:type="gramEnd"/>
       <w:r>
         <w:rPr>
           <w:rFonts w:ascii="Times New Roman" w:eastAsia="標楷體" w:hAnsi="Times New Roman"/>
           <w:sz w:val="20"/>
         </w:rPr>
-        <w:t>：</w:t>
-      </w:r>
+        <w:t xml:space="preserve">Chinese signature of graduate </w:t>
+      </w:r>
+      <w:proofErr w:type="gramStart"/>
       <w:r>
         <w:rPr>
           <w:rFonts w:ascii="Times New Roman" w:eastAsia="標楷體" w:hAnsi="Times New Roman"/>
           <w:sz w:val="20"/>
         </w:rPr>
-        <w:t xml:space="preserve">                    </w:t>
+        <w:t>student)</w:t>
       </w:r>
       <w:r>
         <w:rPr>
           <w:rFonts w:ascii="Times New Roman" w:eastAsia="標楷體" w:hAnsi="Times New Roman"/>
           <w:sz w:val="20"/>
         </w:rPr>
-        <w:t>學號</w:t>
-      </w:r>
+        <w:t>：</w:t>
+      </w:r>
+      <w:proofErr w:type="gramEnd"/>
       <w:r>
         <w:rPr>
           <w:rFonts w:ascii="Times New Roman" w:eastAsia="標楷體" w:hAnsi="Times New Roman"/>
           <w:sz w:val="20"/>
         </w:rPr>
-        <w:t>(Student ID number)</w:t>
-      </w:r>
+        <w:t xml:space="preserve">                    </w:t>
+      </w:r>
+      <w:proofErr w:type="spellStart"/>
+      <w:proofErr w:type="gramStart"/>
       <w:r>
         <w:rPr>
           <w:rFonts w:ascii="Times New Roman" w:eastAsia="標楷體" w:hAnsi="Times New Roman"/>
           <w:sz w:val="20"/>
         </w:rPr>
+        <w:t>學號</w:t>
+      </w:r>
+      <w:proofErr w:type="spellEnd"/>
+      <w:r>
+        <w:rPr>
+          <w:rFonts w:ascii="Times New Roman" w:eastAsia="標楷體" w:hAnsi="Times New Roman"/>
+          <w:sz w:val="20"/>
+        </w:rPr>
+        <w:t>(</w:t>
+      </w:r>
+      <w:proofErr w:type="gramEnd"/>
+      <w:r>
+        <w:rPr>
+          <w:rFonts w:ascii="Times New Roman" w:eastAsia="標楷體" w:hAnsi="Times New Roman"/>
+          <w:sz w:val="20"/>
+        </w:rPr>
+        <w:t xml:space="preserve">Student ID </w:t>
+      </w:r>
+      <w:proofErr w:type="gramStart"/>
+      <w:r>
+        <w:rPr>
+          <w:rFonts w:ascii="Times New Roman" w:eastAsia="標楷體" w:hAnsi="Times New Roman"/>
+          <w:sz w:val="20"/>
+        </w:rPr>
+        <w:t>number)</w:t>
+      </w:r>
+      <w:r>
+        <w:rPr>
+          <w:rFonts w:ascii="Times New Roman" w:eastAsia="標楷體" w:hAnsi="Times New Roman"/>
+          <w:sz w:val="20"/>
+        </w:rPr>
         <w:t>：</w:t>
       </w:r>
+      <w:proofErr w:type="gramEnd"/>
     </w:p>
     <w:p>
       <w:pPr>
@@ -1296,14 +1496,30 @@
           <w:rFonts w:ascii="Times New Roman" w:eastAsia="標楷體" w:hAnsi="Times New Roman"/>
           <w:sz w:val="20"/>
         </w:rPr>
-        <w:t>（親筆正楷</w:t>
+        <w:t>（</w:t>
+      </w:r>
+      <w:proofErr w:type="spellStart"/>
+      <w:r>
+        <w:rPr>
+          <w:rFonts w:ascii="Times New Roman" w:eastAsia="標楷體" w:hAnsi="Times New Roman"/>
+          <w:sz w:val="20"/>
+        </w:rPr>
+        <w:t>親筆正楷</w:t>
       </w:r>
       <w:r>
         <w:rPr>
           <w:rFonts w:ascii="Times New Roman" w:hAnsi="Times New Roman"/>
           <w:sz w:val="20"/>
         </w:rPr>
-        <w:t>Autograph in regular script</w:t>
+        <w:t>Autograph</w:t>
+      </w:r>
+      <w:proofErr w:type="spellEnd"/>
+      <w:r>
+        <w:rPr>
+          <w:rFonts w:ascii="Times New Roman" w:hAnsi="Times New Roman"/>
+          <w:sz w:val="20"/>
+        </w:rPr>
+        <w:t xml:space="preserve"> in regular script</w:t>
       </w:r>
       <w:r>
         <w:rPr>
@@ -1324,14 +1540,30 @@
           <w:rFonts w:ascii="Times New Roman" w:eastAsia="標楷體" w:hAnsi="Times New Roman"/>
           <w:sz w:val="20"/>
         </w:rPr>
-        <w:t>（務必填寫</w:t>
-      </w:r>
+        <w:t>（</w:t>
+      </w:r>
+      <w:proofErr w:type="spellStart"/>
       <w:r>
         <w:rPr>
           <w:rFonts w:ascii="Times New Roman" w:eastAsia="標楷體" w:hAnsi="Times New Roman"/>
           <w:sz w:val="20"/>
         </w:rPr>
-        <w:t>Required field</w:t>
+        <w:t>務必填寫</w:t>
+      </w:r>
+      <w:r>
+        <w:rPr>
+          <w:rFonts w:ascii="Times New Roman" w:eastAsia="標楷體" w:hAnsi="Times New Roman"/>
+          <w:sz w:val="20"/>
+        </w:rPr>
+        <w:t>Required</w:t>
+      </w:r>
+      <w:proofErr w:type="spellEnd"/>
+      <w:r>
+        <w:rPr>
+          <w:rFonts w:ascii="Times New Roman" w:eastAsia="標楷體" w:hAnsi="Times New Roman"/>
+          <w:sz w:val="20"/>
+        </w:rPr>
+        <w:t xml:space="preserve"> field</w:t>
       </w:r>
       <w:r>
         <w:rPr>
@@ -1458,7 +1690,41 @@
           <w:rFonts w:ascii="Times New Roman" w:eastAsia="標楷體" w:hAnsi="Times New Roman"/>
           <w:sz w:val="20"/>
         </w:rPr>
-        <w:t xml:space="preserve">             (YYYY/MM/DD)</w:t>
+        <w:t xml:space="preserve">          </w:t>
+      </w:r>
+      <w:proofErr w:type="gramStart"/>
+      <w:r>
+        <w:rPr>
+          <w:rFonts w:ascii="Times New Roman" w:eastAsia="標楷體" w:hAnsi="Times New Roman"/>
+          <w:sz w:val="20"/>
+        </w:rPr>
+        <w:t xml:space="preserve">   (</w:t>
+      </w:r>
+      <w:proofErr w:type="gramEnd"/>
+      <w:r>
+        <w:rPr>
+          <w:rFonts w:ascii="Times New Roman" w:eastAsia="標楷體" w:hAnsi="Times New Roman"/>
+          <w:sz w:val="20"/>
+        </w:rPr>
+        <w:t>YYYY/MM/DD)</w:t>
+      </w:r>
+    </w:p>
+    <w:p>
+      <w:pPr>
+        <w:widowControl/>
+        <w:rPr>
+          <w:rFonts w:ascii="Times New Roman" w:hAnsi="Times New Roman"/>
+          <w:sz w:val="22"/>
+          <w:lang w:eastAsia="zh-TW"/>
+        </w:rPr>
+      </w:pPr>
+      <w:r>
+        <w:rPr>
+          <w:rFonts w:ascii="Times New Roman" w:hAnsi="Times New Roman"/>
+          <w:sz w:val="22"/>
+          <w:lang w:eastAsia="zh-TW"/>
+        </w:rPr>
+        <w:br w:type="page"/>
       </w:r>
     </w:p>
     <w:p>
@@ -1467,8 +1733,9 @@
         <w:spacing w:before="180" w:line="340" w:lineRule="exact"/>
         <w:ind w:leftChars="-200" w:left="-480" w:rightChars="-200" w:right="-480"/>
         <w:rPr>
-          <w:rFonts w:ascii="Times New Roman" w:hAnsi="Times New Roman"/>
+          <w:rFonts w:ascii="Times New Roman" w:hAnsi="Times New Roman" w:hint="eastAsia"/>
           <w:sz w:val="22"/>
+          <w:lang w:eastAsia="zh-TW"/>
         </w:rPr>
       </w:pPr>
     </w:p>
@@ -1533,6 +1800,7 @@
         </w:rPr>
         <w:t>林子瑜</w:t>
       </w:r>
+      <w:proofErr w:type="gramStart"/>
       <w:r>
         <w:rPr>
           <w:rFonts w:ascii="Times New Roman" w:hAnsi="Times New Roman"/>
@@ -1544,6 +1812,7 @@
         </w:rPr>
         <w:t>＊</w:t>
       </w:r>
+      <w:proofErr w:type="gramEnd"/>
       <w:r>
         <w:rPr>
           <w:rFonts w:ascii="Times New Roman" w:hAnsi="Times New Roman"/>
@@ -1564,6 +1833,7 @@
         </w:rPr>
         <w:t>李冠榮</w:t>
       </w:r>
+      <w:proofErr w:type="gramStart"/>
       <w:r>
         <w:rPr>
           <w:rFonts w:ascii="Times New Roman" w:hAnsi="Times New Roman"/>
@@ -1575,6 +1845,7 @@
         </w:rPr>
         <w:t>＊＊</w:t>
       </w:r>
+      <w:proofErr w:type="gramEnd"/>
     </w:p>
     <w:p>
       <w:pPr>
@@ -1796,18 +2067,27 @@
         </w:rPr>
         <w:t>,</w:t>
       </w:r>
+      <w:proofErr w:type="gramStart"/>
       <w:r>
         <w:rPr>
           <w:rFonts w:ascii="Times New Roman" w:hAnsi="新細明體"/>
           <w:lang w:eastAsia="zh-TW"/>
         </w:rPr>
-        <w:t>並實作名為</w:t>
-      </w:r>
+        <w:t>並實作</w:t>
+      </w:r>
+      <w:proofErr w:type="gramEnd"/>
       <w:r>
         <w:rPr>
           <w:rFonts w:ascii="Times New Roman" w:hAnsi="新細明體"/>
           <w:lang w:eastAsia="zh-TW"/>
         </w:rPr>
+        <w:t>名為</w:t>
+      </w:r>
+      <w:r>
+        <w:rPr>
+          <w:rFonts w:ascii="Times New Roman" w:hAnsi="新細明體"/>
+          <w:lang w:eastAsia="zh-TW"/>
+        </w:rPr>
         <w:t xml:space="preserve"> LLM-ETF </w:t>
       </w:r>
       <w:r>
@@ -1829,13 +2109,29 @@
           <w:rFonts w:ascii="Times New Roman" w:hAnsi="新細明體"/>
           <w:lang w:eastAsia="zh-TW"/>
         </w:rPr>
-        <w:t>該平台整合表現最佳之預測模型與</w:t>
-      </w:r>
+        <w:t>該平台整合表現</w:t>
+      </w:r>
+      <w:proofErr w:type="gramStart"/>
       <w:r>
         <w:rPr>
           <w:rFonts w:ascii="Times New Roman" w:hAnsi="新細明體"/>
           <w:lang w:eastAsia="zh-TW"/>
         </w:rPr>
+        <w:t>最佳之</w:t>
+      </w:r>
+      <w:proofErr w:type="gramEnd"/>
+      <w:r>
+        <w:rPr>
+          <w:rFonts w:ascii="Times New Roman" w:hAnsi="新細明體"/>
+          <w:lang w:eastAsia="zh-TW"/>
+        </w:rPr>
+        <w:t>預測模型與</w:t>
+      </w:r>
+      <w:r>
+        <w:rPr>
+          <w:rFonts w:ascii="Times New Roman" w:hAnsi="新細明體"/>
+          <w:lang w:eastAsia="zh-TW"/>
+        </w:rPr>
         <w:t xml:space="preserve"> GPT </w:t>
       </w:r>
       <w:r>
@@ -1938,13 +2234,29 @@
           <w:rFonts w:ascii="Times New Roman" w:hAnsi="新細明體" w:hint="eastAsia"/>
           <w:lang w:eastAsia="zh-TW"/>
         </w:rPr>
-        <w:t>之日交易資料，於「次日漲跌分類」與「次日收盤價迴歸」兩種任務上，系統性比較統計模型（</w:t>
-      </w:r>
+        <w:t>之日交易資料，於「次日漲跌分類」與「次日收盤價</w:t>
+      </w:r>
+      <w:proofErr w:type="gramStart"/>
       <w:r>
         <w:rPr>
           <w:rFonts w:ascii="Times New Roman" w:hAnsi="新細明體" w:hint="eastAsia"/>
           <w:lang w:eastAsia="zh-TW"/>
         </w:rPr>
+        <w:t>迴</w:t>
+      </w:r>
+      <w:proofErr w:type="gramEnd"/>
+      <w:r>
+        <w:rPr>
+          <w:rFonts w:ascii="Times New Roman" w:hAnsi="新細明體" w:hint="eastAsia"/>
+          <w:lang w:eastAsia="zh-TW"/>
+        </w:rPr>
+        <w:t>歸」兩種任務上，系統性比較統計模型（</w:t>
+      </w:r>
+      <w:r>
+        <w:rPr>
+          <w:rFonts w:ascii="Times New Roman" w:hAnsi="新細明體" w:hint="eastAsia"/>
+          <w:lang w:eastAsia="zh-TW"/>
+        </w:rPr>
         <w:t>ARIMA</w:t>
       </w:r>
       <w:r>
@@ -1954,6 +2266,7 @@
         </w:rPr>
         <w:t>）、機器學習集成模型（隨機森林、</w:t>
       </w:r>
+      <w:proofErr w:type="spellStart"/>
       <w:r>
         <w:rPr>
           <w:rFonts w:ascii="Times New Roman" w:hAnsi="新細明體" w:hint="eastAsia"/>
@@ -1961,6 +2274,7 @@
         </w:rPr>
         <w:t>XGBoost</w:t>
       </w:r>
+      <w:proofErr w:type="spellEnd"/>
       <w:r>
         <w:rPr>
           <w:rFonts w:ascii="Times New Roman" w:hAnsi="新細明體" w:hint="eastAsia"/>
@@ -2029,13 +2343,29 @@
           <w:rFonts w:ascii="Times New Roman" w:hAnsi="新細明體" w:hint="eastAsia"/>
           <w:lang w:eastAsia="zh-TW"/>
         </w:rPr>
-        <w:t xml:space="preserve"> Streamlit </w:t>
-      </w:r>
+        <w:t xml:space="preserve"> </w:t>
+      </w:r>
+      <w:proofErr w:type="spellStart"/>
       <w:r>
         <w:rPr>
           <w:rFonts w:ascii="Times New Roman" w:hAnsi="新細明體" w:hint="eastAsia"/>
           <w:lang w:eastAsia="zh-TW"/>
         </w:rPr>
+        <w:t>Streamlit</w:t>
+      </w:r>
+      <w:proofErr w:type="spellEnd"/>
+      <w:r>
+        <w:rPr>
+          <w:rFonts w:ascii="Times New Roman" w:hAnsi="新細明體" w:hint="eastAsia"/>
+          <w:lang w:eastAsia="zh-TW"/>
+        </w:rPr>
+        <w:t xml:space="preserve"> </w:t>
+      </w:r>
+      <w:r>
+        <w:rPr>
+          <w:rFonts w:ascii="Times New Roman" w:hAnsi="新細明體" w:hint="eastAsia"/>
+          <w:lang w:eastAsia="zh-TW"/>
+        </w:rPr>
         <w:t>開發之</w:t>
       </w:r>
       <w:r>
@@ -2089,13 +2419,45 @@
           <w:rFonts w:ascii="Times New Roman" w:hAnsi="新細明體" w:hint="eastAsia"/>
           <w:lang w:eastAsia="zh-TW"/>
         </w:rPr>
-        <w:t xml:space="preserve">　　實驗結果顯示，於迴歸任務中，三個市場之模型排序一致——以可跨市場比較之平均絕對百分比誤差（</w:t>
-      </w:r>
+        <w:t xml:space="preserve">　　實驗結果顯示，於</w:t>
+      </w:r>
+      <w:proofErr w:type="gramStart"/>
       <w:r>
         <w:rPr>
           <w:rFonts w:ascii="Times New Roman" w:hAnsi="新細明體" w:hint="eastAsia"/>
           <w:lang w:eastAsia="zh-TW"/>
         </w:rPr>
+        <w:t>迴</w:t>
+      </w:r>
+      <w:proofErr w:type="gramEnd"/>
+      <w:r>
+        <w:rPr>
+          <w:rFonts w:ascii="Times New Roman" w:hAnsi="新細明體" w:hint="eastAsia"/>
+          <w:lang w:eastAsia="zh-TW"/>
+        </w:rPr>
+        <w:t>歸任務中，三個市場之模型排序一致</w:t>
+      </w:r>
+      <w:proofErr w:type="gramStart"/>
+      <w:r>
+        <w:rPr>
+          <w:rFonts w:ascii="Times New Roman" w:hAnsi="新細明體" w:hint="eastAsia"/>
+          <w:lang w:eastAsia="zh-TW"/>
+        </w:rPr>
+        <w:t>——</w:t>
+      </w:r>
+      <w:proofErr w:type="gramEnd"/>
+      <w:r>
+        <w:rPr>
+          <w:rFonts w:ascii="Times New Roman" w:hAnsi="新細明體" w:hint="eastAsia"/>
+          <w:lang w:eastAsia="zh-TW"/>
+        </w:rPr>
+        <w:t>以可跨市場比較之平均絕對百分比誤差（</w:t>
+      </w:r>
+      <w:r>
+        <w:rPr>
+          <w:rFonts w:ascii="Times New Roman" w:hAnsi="新細明體" w:hint="eastAsia"/>
+          <w:lang w:eastAsia="zh-TW"/>
+        </w:rPr>
         <w:t>MAPE</w:t>
       </w:r>
       <w:r>
@@ -2140,6 +2502,7 @@
         </w:rPr>
         <w:t>%</w:t>
       </w:r>
+      <w:proofErr w:type="gramStart"/>
       <w:r>
         <w:rPr>
           <w:rFonts w:ascii="Times New Roman" w:hAnsi="新細明體" w:hint="eastAsia"/>
@@ -2147,6 +2510,7 @@
         </w:rPr>
         <w:t>–</w:t>
       </w:r>
+      <w:proofErr w:type="gramEnd"/>
       <w:r>
         <w:rPr>
           <w:rFonts w:ascii="Times New Roman" w:hAnsi="新細明體" w:hint="eastAsia"/>
@@ -2196,6 +2560,7 @@
         </w:rPr>
         <w:t>2.14%</w:t>
       </w:r>
+      <w:proofErr w:type="gramStart"/>
       <w:r>
         <w:rPr>
           <w:rFonts w:ascii="Times New Roman" w:hAnsi="新細明體" w:hint="eastAsia"/>
@@ -2203,6 +2568,7 @@
         </w:rPr>
         <w:t>–</w:t>
       </w:r>
+      <w:proofErr w:type="gramEnd"/>
       <w:r>
         <w:rPr>
           <w:rFonts w:ascii="Times New Roman" w:hAnsi="新細明體" w:hint="eastAsia"/>
@@ -2224,6 +2590,7 @@
         </w:rPr>
         <w:t>8.44%</w:t>
       </w:r>
+      <w:proofErr w:type="gramStart"/>
       <w:r>
         <w:rPr>
           <w:rFonts w:ascii="Times New Roman" w:hAnsi="新細明體" w:hint="eastAsia"/>
@@ -2231,6 +2598,7 @@
         </w:rPr>
         <w:t>–</w:t>
       </w:r>
+      <w:proofErr w:type="gramEnd"/>
       <w:r>
         <w:rPr>
           <w:rFonts w:ascii="Times New Roman" w:hAnsi="新細明體" w:hint="eastAsia"/>
@@ -2243,13 +2611,21 @@
           <w:rFonts w:ascii="Times New Roman" w:hAnsi="新細明體" w:hint="eastAsia"/>
           <w:lang w:eastAsia="zh-TW"/>
         </w:rPr>
-        <w:t>），顯示在價格預測上較簡單之統計模型反而較複雜模型穩定；集成模型因無法外推超出訓練範圍之新高價，於長期上漲之測試期誤差最大。於分類任務中，各模型之</w:t>
+        <w:t>），顯示在價格預測上較簡單之統計模型反而較複雜模型穩定；集成模型因無法外推超出訓練範圍之新高價，於</w:t>
       </w:r>
       <w:r>
         <w:rPr>
           <w:rFonts w:ascii="Times New Roman" w:hAnsi="新細明體" w:hint="eastAsia"/>
           <w:lang w:eastAsia="zh-TW"/>
         </w:rPr>
+        <w:lastRenderedPageBreak/>
+        <w:t>長期上漲之測試期誤差最大。於分類任務中，各模型之</w:t>
+      </w:r>
+      <w:r>
+        <w:rPr>
+          <w:rFonts w:ascii="Times New Roman" w:hAnsi="新細明體" w:hint="eastAsia"/>
+          <w:lang w:eastAsia="zh-TW"/>
+        </w:rPr>
         <w:t xml:space="preserve"> F1-score </w:t>
       </w:r>
       <w:r>
@@ -2313,7 +2689,6 @@
           <w:rFonts w:ascii="Times New Roman" w:hAnsi="新細明體" w:hint="eastAsia"/>
           <w:lang w:eastAsia="zh-TW"/>
         </w:rPr>
-        <w:lastRenderedPageBreak/>
         <w:t>（</w:t>
       </w:r>
       <w:r>
@@ -2342,13 +2717,29 @@
           <w:rFonts w:ascii="Times New Roman" w:hAnsi="新細明體" w:hint="eastAsia"/>
           <w:lang w:eastAsia="zh-TW"/>
         </w:rPr>
-        <w:t>進行小樣本數值迴歸探索，三個市場之決定係數（</w:t>
-      </w:r>
+        <w:t>進行小樣本數值</w:t>
+      </w:r>
+      <w:proofErr w:type="gramStart"/>
       <w:r>
         <w:rPr>
           <w:rFonts w:ascii="Times New Roman" w:hAnsi="新細明體" w:hint="eastAsia"/>
           <w:lang w:eastAsia="zh-TW"/>
         </w:rPr>
+        <w:t>迴</w:t>
+      </w:r>
+      <w:proofErr w:type="gramEnd"/>
+      <w:r>
+        <w:rPr>
+          <w:rFonts w:ascii="Times New Roman" w:hAnsi="新細明體" w:hint="eastAsia"/>
+          <w:lang w:eastAsia="zh-TW"/>
+        </w:rPr>
+        <w:t>歸探索，三個市場之決定係數（</w:t>
+      </w:r>
+      <w:r>
+        <w:rPr>
+          <w:rFonts w:ascii="Times New Roman" w:hAnsi="新細明體" w:hint="eastAsia"/>
+          <w:lang w:eastAsia="zh-TW"/>
+        </w:rPr>
         <w:t>R</w:t>
       </w:r>
       <w:r>
@@ -2409,7 +2800,23 @@
           <w:rFonts w:ascii="Times New Roman" w:hAnsi="新細明體" w:hint="eastAsia"/>
           <w:lang w:eastAsia="zh-TW"/>
         </w:rPr>
-        <w:t>本研究主要貢獻有三：</w:t>
+        <w:t>本研究主要貢獻有</w:t>
+      </w:r>
+      <w:proofErr w:type="gramStart"/>
+      <w:r>
+        <w:rPr>
+          <w:rFonts w:ascii="Times New Roman" w:hAnsi="新細明體" w:hint="eastAsia"/>
+          <w:lang w:eastAsia="zh-TW"/>
+        </w:rPr>
+        <w:t>三</w:t>
+      </w:r>
+      <w:proofErr w:type="gramEnd"/>
+      <w:r>
+        <w:rPr>
+          <w:rFonts w:ascii="Times New Roman" w:hAnsi="新細明體" w:hint="eastAsia"/>
+          <w:lang w:eastAsia="zh-TW"/>
+        </w:rPr>
+        <w:t>：</w:t>
       </w:r>
       <w:r>
         <w:rPr>
@@ -2430,7 +2837,23 @@
           <w:rFonts w:ascii="Times New Roman" w:hAnsi="新細明體"/>
           <w:lang w:eastAsia="zh-TW"/>
         </w:rPr>
-        <w:t>之預測難度高於美股，並指出集成模型無法外推之結構性限制；第三，實作具教學意圖之開源</w:t>
+        <w:t>之預測難度高於美股，並指出集成模型無法外推之結構性限制；第三，</w:t>
+      </w:r>
+      <w:proofErr w:type="gramStart"/>
+      <w:r>
+        <w:rPr>
+          <w:rFonts w:ascii="Times New Roman" w:hAnsi="新細明體"/>
+          <w:lang w:eastAsia="zh-TW"/>
+        </w:rPr>
+        <w:t>實作具教學</w:t>
+      </w:r>
+      <w:proofErr w:type="gramEnd"/>
+      <w:r>
+        <w:rPr>
+          <w:rFonts w:ascii="Times New Roman" w:hAnsi="新細明體"/>
+          <w:lang w:eastAsia="zh-TW"/>
+        </w:rPr>
+        <w:t>意圖之開源</w:t>
       </w:r>
       <w:r>
         <w:rPr>
@@ -2467,6 +2890,7 @@
           <w:lang w:eastAsia="zh-TW"/>
         </w:rPr>
       </w:pPr>
+      <w:proofErr w:type="gramStart"/>
       <w:r>
         <w:rPr>
           <w:rFonts w:ascii="Times New Roman" w:hAnsi="Times New Roman"/>
@@ -2478,6 +2902,7 @@
         </w:rPr>
         <w:t>＊</w:t>
       </w:r>
+      <w:proofErr w:type="gramEnd"/>
       <w:r>
         <w:rPr>
           <w:rFonts w:ascii="Times New Roman" w:hAnsi="Times New Roman"/>
@@ -2503,6 +2928,7 @@
           <w:lang w:eastAsia="zh-TW"/>
         </w:rPr>
       </w:pPr>
+      <w:proofErr w:type="gramStart"/>
       <w:r>
         <w:rPr>
           <w:rFonts w:ascii="Times New Roman" w:hAnsi="Times New Roman"/>
@@ -2514,6 +2940,7 @@
         </w:rPr>
         <w:t>＊＊</w:t>
       </w:r>
+      <w:proofErr w:type="gramEnd"/>
       <w:r>
         <w:rPr>
           <w:rFonts w:ascii="Times New Roman" w:hAnsi="Times New Roman"/>
@@ -2619,7 +3046,29 @@
           <w:szCs w:val="28"/>
           <w:lang w:eastAsia="zh-TW"/>
         </w:rPr>
-        <w:t>、迴歸預測、梯度提升、平均絕對百分比誤差</w:t>
+        <w:t>、</w:t>
+      </w:r>
+      <w:proofErr w:type="gramStart"/>
+      <w:r>
+        <w:rPr>
+          <w:rFonts w:ascii="Times New Roman" w:hAnsi="Times New Roman"/>
+          <w:color w:val="000000"/>
+          <w:sz w:val="28"/>
+          <w:szCs w:val="28"/>
+          <w:lang w:eastAsia="zh-TW"/>
+        </w:rPr>
+        <w:t>迴</w:t>
+      </w:r>
+      <w:proofErr w:type="gramEnd"/>
+      <w:r>
+        <w:rPr>
+          <w:rFonts w:ascii="Times New Roman" w:hAnsi="Times New Roman"/>
+          <w:color w:val="000000"/>
+          <w:sz w:val="28"/>
+          <w:szCs w:val="28"/>
+          <w:lang w:eastAsia="zh-TW"/>
+        </w:rPr>
+        <w:t>歸預測、梯度提升、平均絕對百分比誤差</w:t>
       </w:r>
     </w:p>
     <w:p>
@@ -2777,17 +3226,7 @@
           <w:sz w:val="36"/>
           <w:szCs w:val="36"/>
         </w:rPr>
-        <w:t xml:space="preserve">LLM-ETF: Large Language Model-Assisted ETF Trend </w:t>
-      </w:r>
-      <w:r>
-        <w:rPr>
-          <w:rFonts w:ascii="Times New Roman" w:hAnsi="Times New Roman"/>
-          <w:color w:val="000000"/>
-          <w:sz w:val="36"/>
-          <w:szCs w:val="36"/>
-        </w:rPr>
-        <w:lastRenderedPageBreak/>
-        <w:t>Prediction and Cross-Market Analysis</w:t>
+        <w:t>LLM-ETF: Large Language Model-Assisted ETF Trend Prediction and Cross-Market Analysis</w:t>
       </w:r>
       <w:r>
         <w:rPr>
@@ -3018,7 +3457,47 @@
           <w:sz w:val="22"/>
           <w:szCs w:val="24"/>
         </w:rPr>
-        <w:t>The research is organized into two thrusts. The first is a cross-generational model comparison conducted on the daily trading data of U.S. ETFs (SPY, QQQ) and a Taiwanese ETF (0050.TW), in which every model is evaluated on two tasks: next-day directional classification and next-day closing-price regression. Statistical models (ARIMA), machine-learning ensembles (Random Forest, XGBoost, AdaBoost, and Gradient Boosting), deep-learning models (single- and double-layer LSTM), and large language models (the OpenAI GPT series) are compared. The second thrust is the implementation of the visualization platform, built with Streamlit and augmented by an OpenAI GPT module.</w:t>
+        <w:t xml:space="preserve">The research is organized into two thrusts. The first is a cross-generational model comparison conducted on the daily trading data of U.S. ETFs (SPY, QQQ) and a Taiwanese ETF (0050.TW), in which every model is evaluated on two tasks: next-day directional classification and next-day closing-price regression. Statistical models (ARIMA), machine-learning ensembles (Random Forest, </w:t>
+      </w:r>
+      <w:proofErr w:type="spellStart"/>
+      <w:r>
+        <w:rPr>
+          <w:rFonts w:ascii="Times New Roman" w:eastAsia="細明體" w:hAnsi="Times New Roman"/>
+          <w:color w:val="000000"/>
+          <w:sz w:val="22"/>
+          <w:szCs w:val="24"/>
+        </w:rPr>
+        <w:t>XGBoost</w:t>
+      </w:r>
+      <w:proofErr w:type="spellEnd"/>
+      <w:r>
+        <w:rPr>
+          <w:rFonts w:ascii="Times New Roman" w:eastAsia="細明體" w:hAnsi="Times New Roman"/>
+          <w:color w:val="000000"/>
+          <w:sz w:val="22"/>
+          <w:szCs w:val="24"/>
+        </w:rPr>
+        <w:t xml:space="preserve">, AdaBoost, and Gradient Boosting), deep-learning models (single- and double-layer LSTM), and large language models (the OpenAI GPT series) are compared. The second thrust is the implementation of the visualization platform, built with </w:t>
+      </w:r>
+      <w:proofErr w:type="spellStart"/>
+      <w:r>
+        <w:rPr>
+          <w:rFonts w:ascii="Times New Roman" w:eastAsia="細明體" w:hAnsi="Times New Roman"/>
+          <w:color w:val="000000"/>
+          <w:sz w:val="22"/>
+          <w:szCs w:val="24"/>
+        </w:rPr>
+        <w:t>Streamlit</w:t>
+      </w:r>
+      <w:proofErr w:type="spellEnd"/>
+      <w:r>
+        <w:rPr>
+          <w:rFonts w:ascii="Times New Roman" w:eastAsia="細明體" w:hAnsi="Times New Roman"/>
+          <w:color w:val="000000"/>
+          <w:sz w:val="22"/>
+          <w:szCs w:val="24"/>
+        </w:rPr>
+        <w:t xml:space="preserve"> and augmented by an OpenAI GPT module.</w:t>
       </w:r>
     </w:p>
     <w:p>
@@ -3058,7 +3537,27 @@
           <w:sz w:val="22"/>
           <w:szCs w:val="24"/>
         </w:rPr>
-        <w:t>Experimental results reveal a consistent model ordering across all three markets in the regression task: measured by the scale-free, cross-market mean absolute percentage error (MAPE), ARIMA(0.</w:t>
+        <w:t xml:space="preserve">Experimental results reveal a consistent model ordering across all three markets in the regression task: measured by the scale-free, cross-market mean absolute percentage error (MAPE), </w:t>
+      </w:r>
+      <w:proofErr w:type="gramStart"/>
+      <w:r>
+        <w:rPr>
+          <w:rFonts w:ascii="Times New Roman" w:eastAsia="細明體" w:hAnsi="Times New Roman"/>
+          <w:color w:val="000000"/>
+          <w:sz w:val="22"/>
+          <w:szCs w:val="24"/>
+        </w:rPr>
+        <w:t>ARIMA(</w:t>
+      </w:r>
+      <w:proofErr w:type="gramEnd"/>
+      <w:r>
+        <w:rPr>
+          <w:rFonts w:ascii="Times New Roman" w:eastAsia="細明體" w:hAnsi="Times New Roman"/>
+          <w:color w:val="000000"/>
+          <w:sz w:val="22"/>
+          <w:szCs w:val="24"/>
+        </w:rPr>
+        <w:t>0.</w:t>
       </w:r>
       <w:r>
         <w:rPr>
@@ -3096,8 +3595,9 @@
           <w:sz w:val="22"/>
           <w:szCs w:val="24"/>
         </w:rPr>
-        <w:t>%) outperforms LSTM (2.14%–3.73%), which in turn outperforms the tree ensembles (8.44%–11.88%). This indicates that, for price prediction, simpler statistical models can be more stable than more complex ones; the ensembles incur the largest error because they cannot extrapolate beyond the price range seen during training and therefore flatten out over the persistently rising test period. In the classification task, the F1-scores of all models cluster near the Always-Up baseline (0.736)—the best being Random Forest (0.732) and single-layer LSTM (0.694)—suggesting that the seemingly high scores stem mainly from the upward bias of a bull market rather than from genuine directional skill. A further small-sample regression experiment with GPT-4o-</w:t>
-      </w:r>
+        <w:t xml:space="preserve">%) outperforms LSTM (2.14%–3.73%), which in turn outperforms the tree ensembles (8.44%–11.88%). This indicates that, for price prediction, simpler statistical models can be more stable than more complex ones; the ensembles incur the largest error because they cannot extrapolate beyond the price range seen during training and therefore flatten out over the persistently rising test period. In the classification task, the F1-scores of all </w:t>
+      </w:r>
+      <w:proofErr w:type="gramStart"/>
       <w:r>
         <w:rPr>
           <w:rFonts w:ascii="Times New Roman" w:eastAsia="細明體" w:hAnsi="Times New Roman"/>
@@ -3105,8 +3605,27 @@
           <w:sz w:val="22"/>
           <w:szCs w:val="24"/>
         </w:rPr>
+        <w:t>models</w:t>
+      </w:r>
+      <w:proofErr w:type="gramEnd"/>
+      <w:r>
+        <w:rPr>
+          <w:rFonts w:ascii="Times New Roman" w:eastAsia="細明體" w:hAnsi="Times New Roman"/>
+          <w:color w:val="000000"/>
+          <w:sz w:val="22"/>
+          <w:szCs w:val="24"/>
+        </w:rPr>
+        <w:t xml:space="preserve"> cluster near the Always-Up baseline (0.736)—the best being Random Forest (0.732) and single-layer LSTM (0.694)—</w:t>
+      </w:r>
+      <w:r>
+        <w:rPr>
+          <w:rFonts w:ascii="Times New Roman" w:eastAsia="細明體" w:hAnsi="Times New Roman"/>
+          <w:color w:val="000000"/>
+          <w:sz w:val="22"/>
+          <w:szCs w:val="24"/>
+        </w:rPr>
         <w:lastRenderedPageBreak/>
-        <w:t>mini attains a coefficient of determination (R²) of about 0.80 across all three markets, demonstrating the potential of LLMs in numerical prediction. The platform's end-to-end latency is below one second.</w:t>
+        <w:t>suggesting that the seemingly high scores stem mainly from the upward bias of a bull market rather than from genuine directional skill. A further small-sample regression experiment with GPT-4o-mini attains a coefficient of determination (R²) of about 0.80 across all three markets, demonstrating the potential of LLMs in numerical prediction. The platform's end-to-end latency is below one second.</w:t>
       </w:r>
     </w:p>
     <w:p>
@@ -3357,6 +3876,7 @@
         </w:rPr>
       </w:pPr>
       <w:bookmarkStart w:id="7" w:name="_Toc233200451"/>
+      <w:proofErr w:type="gramStart"/>
       <w:r>
         <w:rPr>
           <w:rFonts w:ascii="Times New Roman" w:hAnsi="Times New Roman"/>
@@ -3371,6 +3891,7 @@
         <w:lastRenderedPageBreak/>
         <w:t>誌</w:t>
       </w:r>
+      <w:proofErr w:type="gramEnd"/>
       <w:r>
         <w:rPr>
           <w:rFonts w:ascii="Times New Roman" w:hAnsi="Times New Roman"/>
@@ -3419,7 +3940,23 @@
           <w:rFonts w:ascii="Times New Roman" w:hAnsi="新細明體" w:hint="eastAsia"/>
           <w:lang w:eastAsia="zh-TW"/>
         </w:rPr>
-        <w:t>本論文得以完成，首先感謝指導教授李冠榮老師。在碩士研究期間，承蒙老師的指導與支持，讓我得以順利完成這份研究，在此致上誠摯的謝意。</w:t>
+        <w:t>本論文得以完成，首先感謝指導教授李冠榮老師。在碩士研究</w:t>
+      </w:r>
+      <w:proofErr w:type="gramStart"/>
+      <w:r>
+        <w:rPr>
+          <w:rFonts w:ascii="Times New Roman" w:hAnsi="新細明體" w:hint="eastAsia"/>
+          <w:lang w:eastAsia="zh-TW"/>
+        </w:rPr>
+        <w:t>期間，</w:t>
+      </w:r>
+      <w:proofErr w:type="gramEnd"/>
+      <w:r>
+        <w:rPr>
+          <w:rFonts w:ascii="Times New Roman" w:hAnsi="新細明體" w:hint="eastAsia"/>
+          <w:lang w:eastAsia="zh-TW"/>
+        </w:rPr>
+        <w:t>承蒙老師的指導與支持，讓我得以順利完成這份研究，在此致上誠摯的謝意。</w:t>
       </w:r>
     </w:p>
     <w:p>
@@ -3440,7 +3977,23 @@
           <w:rFonts w:ascii="Times New Roman" w:hAnsi="新細明體" w:hint="eastAsia"/>
           <w:lang w:eastAsia="zh-TW"/>
         </w:rPr>
-        <w:t xml:space="preserve">　此外，要特別感謝曾龍老師。在修習老師課程的過程中，我學到了許多紮實的觀念與方法，讓我能將課堂所學實際運用於本研究之中；研究期間遇到問題時，老師也時常不吝給予建議與討論，使我獲益良多。</w:t>
+        <w:t xml:space="preserve">　</w:t>
+      </w:r>
+      <w:proofErr w:type="gramStart"/>
+      <w:r>
+        <w:rPr>
+          <w:rFonts w:ascii="Times New Roman" w:hAnsi="新細明體" w:hint="eastAsia"/>
+          <w:lang w:eastAsia="zh-TW"/>
+        </w:rPr>
+        <w:t>此外，</w:t>
+      </w:r>
+      <w:proofErr w:type="gramEnd"/>
+      <w:r>
+        <w:rPr>
+          <w:rFonts w:ascii="Times New Roman" w:hAnsi="新細明體" w:hint="eastAsia"/>
+          <w:lang w:eastAsia="zh-TW"/>
+        </w:rPr>
+        <w:t>要特別感謝曾龍老師。在修習老師課程的過程中，我學到了許多紮實的觀念與方法，讓我能將課堂所學實際運用於本研究之中；研究期間遇到問題時，老師也時常不吝給予建議與討論，使我獲益良多。</w:t>
       </w:r>
     </w:p>
     <w:p>
@@ -3461,7 +4014,23 @@
           <w:rFonts w:ascii="Times New Roman" w:hAnsi="新細明體" w:hint="eastAsia"/>
           <w:lang w:eastAsia="zh-TW"/>
         </w:rPr>
-        <w:t xml:space="preserve">　也感謝王文彥主任與蔡仁勝老師撥冗擔任口試委員，提供諸多寶貴的意見，使本論文更臻完整。並感謝研究所期間授課的各位老師，在我對研究方向感到困惑時，耐心與我討論、推薦相關文獻，給予我許多啟發。</w:t>
+        <w:t xml:space="preserve">　也感謝王文彥主任與蔡仁勝老師撥冗擔任口試委員，提供諸多寶貴的意見，使本論文更</w:t>
+      </w:r>
+      <w:proofErr w:type="gramStart"/>
+      <w:r>
+        <w:rPr>
+          <w:rFonts w:ascii="Times New Roman" w:hAnsi="新細明體" w:hint="eastAsia"/>
+          <w:lang w:eastAsia="zh-TW"/>
+        </w:rPr>
+        <w:t>臻</w:t>
+      </w:r>
+      <w:proofErr w:type="gramEnd"/>
+      <w:r>
+        <w:rPr>
+          <w:rFonts w:ascii="Times New Roman" w:hAnsi="新細明體" w:hint="eastAsia"/>
+          <w:lang w:eastAsia="zh-TW"/>
+        </w:rPr>
+        <w:t>完整。並感謝研究所期間授課的各位老師，在我對研究方向感到困惑時，耐心與我討論、推薦相關文獻，給予我許多啟發。</w:t>
       </w:r>
     </w:p>
     <w:p>
@@ -3724,53 +4293,6 @@
           <w:lang w:eastAsia="zh-TW"/>
         </w:rPr>
       </w:pPr>
-    </w:p>
-    <w:p>
-      <w:pPr>
-        <w:autoSpaceDE w:val="0"/>
-        <w:autoSpaceDN w:val="0"/>
-        <w:adjustRightInd w:val="0"/>
-        <w:spacing w:line="360" w:lineRule="auto"/>
-        <w:ind w:firstLine="482"/>
-        <w:jc w:val="right"/>
-        <w:rPr>
-          <w:rFonts w:ascii="Times New Roman" w:hAnsi="Times New Roman"/>
-          <w:color w:val="000000"/>
-          <w:sz w:val="28"/>
-          <w:szCs w:val="28"/>
-          <w:lang w:eastAsia="zh-TW"/>
-        </w:rPr>
-      </w:pPr>
-      <w:r>
-        <w:rPr>
-          <w:rFonts w:ascii="Times New Roman" w:hAnsi="Times New Roman" w:hint="eastAsia"/>
-          <w:b/>
-          <w:sz w:val="28"/>
-          <w:szCs w:val="30"/>
-          <w:lang w:eastAsia="zh-TW"/>
-        </w:rPr>
-        <w:t>林子瑜</w:t>
-      </w:r>
-      <w:r>
-        <w:rPr>
-          <w:rFonts w:ascii="Times New Roman" w:hAnsi="Times New Roman"/>
-          <w:b/>
-          <w:sz w:val="28"/>
-          <w:szCs w:val="30"/>
-          <w:lang w:eastAsia="zh-TW"/>
-        </w:rPr>
-        <w:t xml:space="preserve"> </w:t>
-      </w:r>
-      <w:r>
-        <w:rPr>
-          <w:rFonts w:ascii="Times New Roman" w:hAnsi="Times New Roman"/>
-          <w:color w:val="000000"/>
-          <w:sz w:val="28"/>
-          <w:szCs w:val="28"/>
-          <w:lang w:eastAsia="zh-TW"/>
-        </w:rPr>
-        <w:t>謹誌於崑山科技大學</w:t>
-      </w:r>
     </w:p>
     <w:p>
       <w:pPr>
@@ -3819,6 +4341,7 @@
           <w:szCs w:val="36"/>
           <w:lang w:eastAsia="zh-TW"/>
         </w:rPr>
+        <w:lastRenderedPageBreak/>
         <w:t>目</w:t>
       </w:r>
       <w:r>
@@ -8402,7 +8925,375 @@
         <w:br w:type="page"/>
       </w:r>
     </w:p>
-    <w:p/>
+    <w:p>
+      <w:pPr>
+        <w:pStyle w:val="1"/>
+        <w:jc w:val="center"/>
+        <w:rPr>
+          <w:rFonts w:asciiTheme="minorEastAsia" w:eastAsiaTheme="minorEastAsia" w:hAnsiTheme="minorEastAsia"/>
+          <w:sz w:val="24"/>
+          <w:szCs w:val="24"/>
+          <w:lang w:eastAsia="zh-TW"/>
+        </w:rPr>
+      </w:pPr>
+      <w:r>
+        <w:rPr>
+          <w:rFonts w:asciiTheme="minorEastAsia" w:eastAsiaTheme="minorEastAsia" w:hAnsiTheme="minorEastAsia" w:hint="eastAsia"/>
+          <w:sz w:val="24"/>
+          <w:szCs w:val="24"/>
+          <w:lang w:eastAsia="zh-TW"/>
+        </w:rPr>
+        <w:lastRenderedPageBreak/>
+        <w:t>圖　目　錄</w:t>
+      </w:r>
+    </w:p>
+    <w:p>
+      <w:pPr>
+        <w:pStyle w:val="af0"/>
+        <w:ind w:left="1440" w:hanging="480"/>
+        <w:rPr>
+          <w:rStyle w:val="af"/>
+        </w:rPr>
+      </w:pPr>
+      <w:r>
+        <w:rPr>
+          <w:rStyle w:val="af"/>
+        </w:rPr>
+        <w:fldChar w:fldCharType="begin"/>
+      </w:r>
+      <w:r>
+        <w:rPr>
+          <w:rStyle w:val="af"/>
+        </w:rPr>
+        <w:instrText xml:space="preserve"> TOC \h \z \t "</w:instrText>
+      </w:r>
+      <w:r>
+        <w:rPr>
+          <w:rStyle w:val="af"/>
+        </w:rPr>
+        <w:instrText>圖</w:instrText>
+      </w:r>
+      <w:r>
+        <w:rPr>
+          <w:rStyle w:val="af"/>
+        </w:rPr>
+        <w:instrText xml:space="preserve">,1" \c "Figure" </w:instrText>
+      </w:r>
+      <w:r>
+        <w:rPr>
+          <w:rStyle w:val="af"/>
+        </w:rPr>
+        <w:fldChar w:fldCharType="separate"/>
+      </w:r>
+      <w:hyperlink w:anchor="_Toc233200583" w:history="1">
+        <w:r>
+          <w:rPr>
+            <w:rStyle w:val="af"/>
+            <w:rFonts w:asciiTheme="minorEastAsia" w:eastAsiaTheme="minorEastAsia" w:hAnsiTheme="minorEastAsia"/>
+          </w:rPr>
+          <w:t>圖3-1</w:t>
+        </w:r>
+        <w:r>
+          <w:rPr>
+            <w:rStyle w:val="af"/>
+            <w:rFonts w:asciiTheme="minorEastAsia" w:eastAsiaTheme="minorEastAsia" w:hAnsiTheme="minorEastAsia" w:hint="eastAsia"/>
+          </w:rPr>
+          <w:t xml:space="preserve"> </w:t>
+        </w:r>
+        <w:r>
+          <w:rPr>
+            <w:rStyle w:val="af"/>
+            <w:rFonts w:asciiTheme="minorEastAsia" w:eastAsiaTheme="minorEastAsia" w:hAnsiTheme="minorEastAsia"/>
+          </w:rPr>
+          <w:t>系統整體架構圖</w:t>
+        </w:r>
+        <w:r>
+          <w:rPr>
+            <w:rStyle w:val="af"/>
+            <w:rFonts w:asciiTheme="minorEastAsia" w:eastAsiaTheme="minorEastAsia" w:hAnsiTheme="minorEastAsia"/>
+          </w:rPr>
+          <w:t>…………………………………………………</w:t>
+        </w:r>
+        <w:r>
+          <w:rPr>
+            <w:rStyle w:val="af"/>
+            <w:rFonts w:asciiTheme="minorEastAsia" w:eastAsiaTheme="minorEastAsia" w:hAnsiTheme="minorEastAsia"/>
+            <w:webHidden/>
+          </w:rPr>
+          <w:fldChar w:fldCharType="begin"/>
+        </w:r>
+        <w:r>
+          <w:rPr>
+            <w:rStyle w:val="af"/>
+            <w:rFonts w:asciiTheme="minorEastAsia" w:eastAsiaTheme="minorEastAsia" w:hAnsiTheme="minorEastAsia"/>
+            <w:webHidden/>
+          </w:rPr>
+          <w:instrText xml:space="preserve"> PAGEREF _Toc233200583 \h </w:instrText>
+        </w:r>
+        <w:r>
+          <w:rPr>
+            <w:rStyle w:val="af"/>
+            <w:rFonts w:asciiTheme="minorEastAsia" w:eastAsiaTheme="minorEastAsia" w:hAnsiTheme="minorEastAsia"/>
+            <w:webHidden/>
+          </w:rPr>
+        </w:r>
+        <w:r>
+          <w:rPr>
+            <w:rStyle w:val="af"/>
+            <w:rFonts w:asciiTheme="minorEastAsia" w:eastAsiaTheme="minorEastAsia" w:hAnsiTheme="minorEastAsia"/>
+            <w:webHidden/>
+          </w:rPr>
+          <w:fldChar w:fldCharType="separate"/>
+        </w:r>
+        <w:r>
+          <w:rPr>
+            <w:rStyle w:val="af"/>
+            <w:rFonts w:asciiTheme="minorEastAsia" w:eastAsiaTheme="minorEastAsia" w:hAnsiTheme="minorEastAsia"/>
+            <w:webHidden/>
+          </w:rPr>
+          <w:t>20</w:t>
+        </w:r>
+        <w:r>
+          <w:rPr>
+            <w:rStyle w:val="af"/>
+            <w:rFonts w:asciiTheme="minorEastAsia" w:eastAsiaTheme="minorEastAsia" w:hAnsiTheme="minorEastAsia"/>
+            <w:webHidden/>
+          </w:rPr>
+          <w:fldChar w:fldCharType="end"/>
+        </w:r>
+      </w:hyperlink>
+    </w:p>
+    <w:p>
+      <w:pPr>
+        <w:pStyle w:val="af0"/>
+        <w:ind w:left="1440" w:hanging="480"/>
+        <w:rPr>
+          <w:rStyle w:val="af"/>
+        </w:rPr>
+      </w:pPr>
+      <w:hyperlink w:anchor="_Toc233200584" w:history="1">
+        <w:r>
+          <w:rPr>
+            <w:rStyle w:val="af"/>
+            <w:rFonts w:asciiTheme="minorEastAsia" w:eastAsiaTheme="minorEastAsia" w:hAnsiTheme="minorEastAsia"/>
+          </w:rPr>
+          <w:t>圖3-2</w:t>
+        </w:r>
+        <w:r>
+          <w:rPr>
+            <w:rStyle w:val="af"/>
+            <w:rFonts w:asciiTheme="minorEastAsia" w:eastAsiaTheme="minorEastAsia" w:hAnsiTheme="minorEastAsia" w:hint="eastAsia"/>
+          </w:rPr>
+          <w:t xml:space="preserve"> </w:t>
+        </w:r>
+        <w:r>
+          <w:rPr>
+            <w:rStyle w:val="af"/>
+            <w:rFonts w:asciiTheme="minorEastAsia" w:eastAsiaTheme="minorEastAsia" w:hAnsiTheme="minorEastAsia"/>
+          </w:rPr>
+          <w:t>雙層 LSTM模型架構圖……………………………………</w:t>
+        </w:r>
+        <w:r>
+          <w:rPr>
+            <w:rStyle w:val="af"/>
+            <w:rFonts w:asciiTheme="minorEastAsia" w:eastAsiaTheme="minorEastAsia" w:hAnsiTheme="minorEastAsia"/>
+          </w:rPr>
+          <w:t>…</w:t>
+        </w:r>
+        <w:r>
+          <w:rPr>
+            <w:rStyle w:val="af"/>
+            <w:rFonts w:asciiTheme="minorEastAsia" w:eastAsiaTheme="minorEastAsia" w:hAnsiTheme="minorEastAsia"/>
+          </w:rPr>
+          <w:t>…</w:t>
+        </w:r>
+        <w:r>
+          <w:rPr>
+            <w:rStyle w:val="af"/>
+            <w:rFonts w:asciiTheme="minorEastAsia" w:eastAsiaTheme="minorEastAsia" w:hAnsiTheme="minorEastAsia"/>
+            <w:webHidden/>
+          </w:rPr>
+          <w:fldChar w:fldCharType="begin"/>
+        </w:r>
+        <w:r>
+          <w:rPr>
+            <w:rStyle w:val="af"/>
+            <w:rFonts w:asciiTheme="minorEastAsia" w:eastAsiaTheme="minorEastAsia" w:hAnsiTheme="minorEastAsia"/>
+            <w:webHidden/>
+          </w:rPr>
+          <w:instrText xml:space="preserve"> PAGEREF _Toc233200584 \h </w:instrText>
+        </w:r>
+        <w:r>
+          <w:rPr>
+            <w:rStyle w:val="af"/>
+            <w:rFonts w:asciiTheme="minorEastAsia" w:eastAsiaTheme="minorEastAsia" w:hAnsiTheme="minorEastAsia"/>
+            <w:webHidden/>
+          </w:rPr>
+        </w:r>
+        <w:r>
+          <w:rPr>
+            <w:rStyle w:val="af"/>
+            <w:rFonts w:asciiTheme="minorEastAsia" w:eastAsiaTheme="minorEastAsia" w:hAnsiTheme="minorEastAsia"/>
+            <w:webHidden/>
+          </w:rPr>
+          <w:fldChar w:fldCharType="separate"/>
+        </w:r>
+        <w:r>
+          <w:rPr>
+            <w:rStyle w:val="af"/>
+            <w:rFonts w:asciiTheme="minorEastAsia" w:eastAsiaTheme="minorEastAsia" w:hAnsiTheme="minorEastAsia"/>
+            <w:webHidden/>
+          </w:rPr>
+          <w:t>29</w:t>
+        </w:r>
+        <w:r>
+          <w:rPr>
+            <w:rStyle w:val="af"/>
+            <w:rFonts w:asciiTheme="minorEastAsia" w:eastAsiaTheme="minorEastAsia" w:hAnsiTheme="minorEastAsia"/>
+            <w:webHidden/>
+          </w:rPr>
+          <w:fldChar w:fldCharType="end"/>
+        </w:r>
+      </w:hyperlink>
+    </w:p>
+    <w:p>
+      <w:pPr>
+        <w:pStyle w:val="af0"/>
+        <w:ind w:left="1440" w:hanging="480"/>
+        <w:rPr>
+          <w:rStyle w:val="af"/>
+        </w:rPr>
+      </w:pPr>
+      <w:hyperlink w:anchor="_Toc233200585" w:history="1">
+        <w:r>
+          <w:rPr>
+            <w:rStyle w:val="af"/>
+            <w:rFonts w:asciiTheme="minorEastAsia" w:eastAsiaTheme="minorEastAsia" w:hAnsiTheme="minorEastAsia"/>
+          </w:rPr>
+          <w:t>圖4-1</w:t>
+        </w:r>
+        <w:r>
+          <w:rPr>
+            <w:rStyle w:val="af"/>
+            <w:rFonts w:asciiTheme="minorEastAsia" w:eastAsiaTheme="minorEastAsia" w:hAnsiTheme="minorEastAsia" w:hint="eastAsia"/>
+          </w:rPr>
+          <w:t xml:space="preserve"> </w:t>
+        </w:r>
+        <w:r>
+          <w:rPr>
+            <w:rStyle w:val="af"/>
+            <w:rFonts w:asciiTheme="minorEastAsia" w:eastAsiaTheme="minorEastAsia" w:hAnsiTheme="minorEastAsia"/>
+          </w:rPr>
+          <w:t>三市場各模型族之測試集MAPE比較</w:t>
+        </w:r>
+        <w:r>
+          <w:rPr>
+            <w:rStyle w:val="af"/>
+            <w:rFonts w:asciiTheme="minorEastAsia" w:eastAsiaTheme="minorEastAsia" w:hAnsiTheme="minorEastAsia" w:hint="eastAsia"/>
+          </w:rPr>
+          <w:t>（</w:t>
+        </w:r>
+        <w:r>
+          <w:rPr>
+            <w:rStyle w:val="af"/>
+            <w:rFonts w:asciiTheme="minorEastAsia" w:eastAsiaTheme="minorEastAsia" w:hAnsiTheme="minorEastAsia"/>
+          </w:rPr>
+          <w:t>數值越低越佳</w:t>
+        </w:r>
+        <w:r>
+          <w:rPr>
+            <w:rStyle w:val="af"/>
+            <w:rFonts w:asciiTheme="minorEastAsia" w:eastAsiaTheme="minorEastAsia" w:hAnsiTheme="minorEastAsia" w:hint="eastAsia"/>
+          </w:rPr>
+          <w:t>）</w:t>
+        </w:r>
+        <w:r>
+          <w:rPr>
+            <w:rStyle w:val="af"/>
+            <w:rFonts w:asciiTheme="minorEastAsia" w:eastAsiaTheme="minorEastAsia" w:hAnsiTheme="minorEastAsia"/>
+          </w:rPr>
+          <w:t>…</w:t>
+        </w:r>
+        <w:r>
+          <w:rPr>
+            <w:rStyle w:val="af"/>
+            <w:rFonts w:asciiTheme="minorEastAsia" w:eastAsiaTheme="minorEastAsia" w:hAnsiTheme="minorEastAsia"/>
+          </w:rPr>
+          <w:t>…</w:t>
+        </w:r>
+        <w:r>
+          <w:rPr>
+            <w:rStyle w:val="af"/>
+            <w:rFonts w:asciiTheme="minorEastAsia" w:eastAsiaTheme="minorEastAsia" w:hAnsiTheme="minorEastAsia"/>
+            <w:webHidden/>
+          </w:rPr>
+          <w:fldChar w:fldCharType="begin"/>
+        </w:r>
+        <w:r>
+          <w:rPr>
+            <w:rStyle w:val="af"/>
+            <w:rFonts w:asciiTheme="minorEastAsia" w:eastAsiaTheme="minorEastAsia" w:hAnsiTheme="minorEastAsia"/>
+            <w:webHidden/>
+          </w:rPr>
+          <w:instrText xml:space="preserve"> PAGEREF _Toc233200585 \h </w:instrText>
+        </w:r>
+        <w:r>
+          <w:rPr>
+            <w:rStyle w:val="af"/>
+            <w:rFonts w:asciiTheme="minorEastAsia" w:eastAsiaTheme="minorEastAsia" w:hAnsiTheme="minorEastAsia"/>
+            <w:webHidden/>
+          </w:rPr>
+        </w:r>
+        <w:r>
+          <w:rPr>
+            <w:rStyle w:val="af"/>
+            <w:rFonts w:asciiTheme="minorEastAsia" w:eastAsiaTheme="minorEastAsia" w:hAnsiTheme="minorEastAsia"/>
+            <w:webHidden/>
+          </w:rPr>
+          <w:fldChar w:fldCharType="separate"/>
+        </w:r>
+        <w:r>
+          <w:rPr>
+            <w:rStyle w:val="af"/>
+            <w:rFonts w:asciiTheme="minorEastAsia" w:eastAsiaTheme="minorEastAsia" w:hAnsiTheme="minorEastAsia"/>
+            <w:webHidden/>
+          </w:rPr>
+          <w:t>41</w:t>
+        </w:r>
+        <w:r>
+          <w:rPr>
+            <w:rStyle w:val="af"/>
+            <w:rFonts w:asciiTheme="minorEastAsia" w:eastAsiaTheme="minorEastAsia" w:hAnsiTheme="minorEastAsia"/>
+            <w:webHidden/>
+          </w:rPr>
+          <w:fldChar w:fldCharType="end"/>
+        </w:r>
+      </w:hyperlink>
+    </w:p>
+    <w:p>
+      <w:r>
+        <w:rPr>
+          <w:rStyle w:val="af"/>
+          <w:noProof/>
+          <w:lang w:eastAsia="zh-TW"/>
+        </w:rPr>
+        <w:fldChar w:fldCharType="end"/>
+      </w:r>
+    </w:p>
+    <w:p>
+      <w:pPr>
+        <w:rPr>
+          <w:lang w:eastAsia="zh-TW"/>
+        </w:rPr>
+      </w:pPr>
+      <w:r>
+        <w:rPr>
+          <w:b/>
+          <w:bCs/>
+        </w:rPr>
+        <w:br w:type="page"/>
+      </w:r>
+    </w:p>
     <w:tbl>
       <w:tblPr>
         <w:tblW w:w="0" w:type="auto"/>
@@ -8426,39 +9317,23 @@
               <w:pStyle w:val="1"/>
               <w:jc w:val="center"/>
               <w:rPr>
-                <w:rFonts w:asciiTheme="minorEastAsia" w:eastAsiaTheme="minorEastAsia" w:hAnsiTheme="minorEastAsia"/>
-                <w:sz w:val="24"/>
-                <w:szCs w:val="24"/>
-                <w:lang w:eastAsia="zh-TW"/>
-              </w:rPr>
-            </w:pPr>
-            <w:r>
-              <w:rPr>
-                <w:rFonts w:asciiTheme="minorEastAsia" w:eastAsiaTheme="minorEastAsia" w:hAnsiTheme="minorEastAsia"/>
-                <w:sz w:val="24"/>
-                <w:szCs w:val="24"/>
-                <w:lang w:eastAsia="zh-TW"/>
-              </w:rPr>
-              <w:br w:type="page"/>
-            </w:r>
-            <w:bookmarkStart w:id="9" w:name="_Toc233200453"/>
-            <w:r>
-              <w:rPr>
-                <w:rFonts w:asciiTheme="minorEastAsia" w:eastAsiaTheme="minorEastAsia" w:hAnsiTheme="minorEastAsia" w:hint="eastAsia"/>
-                <w:sz w:val="24"/>
-                <w:szCs w:val="24"/>
-              </w:rPr>
-              <w:t>圖</w:t>
-            </w:r>
-            <w:r>
-              <w:rPr>
                 <w:rFonts w:asciiTheme="minorEastAsia" w:eastAsiaTheme="minorEastAsia" w:hAnsiTheme="minorEastAsia" w:hint="eastAsia"/>
                 <w:sz w:val="24"/>
                 <w:szCs w:val="24"/>
                 <w:lang w:eastAsia="zh-TW"/>
               </w:rPr>
-              <w:t xml:space="preserve">  </w:t>
-            </w:r>
+            </w:pPr>
+            <w:r>
+              <w:rPr>
+                <w:rFonts w:asciiTheme="minorEastAsia" w:eastAsiaTheme="minorEastAsia" w:hAnsiTheme="minorEastAsia"/>
+                <w:sz w:val="24"/>
+                <w:szCs w:val="24"/>
+                <w:lang w:eastAsia="zh-TW"/>
+              </w:rPr>
+              <w:lastRenderedPageBreak/>
+              <w:br w:type="page"/>
+            </w:r>
+            <w:bookmarkStart w:id="9" w:name="_Toc233200453"/>
             <w:r>
               <w:rPr>
                 <w:rFonts w:asciiTheme="minorEastAsia" w:eastAsiaTheme="minorEastAsia" w:hAnsiTheme="minorEastAsia" w:hint="eastAsia"/>
@@ -8500,7 +9375,7 @@
                 <w:rFonts w:asciiTheme="minorEastAsia" w:eastAsiaTheme="minorEastAsia" w:hAnsiTheme="minorEastAsia"/>
                 <w:lang w:val="x-none"/>
               </w:rPr>
-              <w:instrText xml:space="preserve"> TOC \h \z \t "圖,1" \c "Figure" </w:instrText>
+              <w:instrText xml:space="preserve"> TOC \h \z \t "表" \c </w:instrText>
             </w:r>
             <w:r>
               <w:rPr>
@@ -8509,299 +9384,39 @@
               </w:rPr>
               <w:fldChar w:fldCharType="separate"/>
             </w:r>
-            <w:hyperlink w:anchor="_Toc233200583" w:history="1">
+            <w:hyperlink w:anchor="_Toc233200708" w:history="1">
               <w:r>
                 <w:rPr>
                   <w:rStyle w:val="af"/>
                   <w:rFonts w:asciiTheme="minorEastAsia" w:eastAsiaTheme="minorEastAsia" w:hAnsiTheme="minorEastAsia"/>
                 </w:rPr>
-                <w:t>圖3-1系統整體架構圖</w:t>
-              </w:r>
-              <w:r>
-                <w:rPr>
-                  <w:rFonts w:asciiTheme="minorEastAsia" w:eastAsiaTheme="minorEastAsia" w:hAnsiTheme="minorEastAsia"/>
-                  <w:webHidden/>
-                </w:rPr>
-                <w:tab/>
-              </w:r>
-              <w:r>
-                <w:rPr>
-                  <w:rFonts w:asciiTheme="minorEastAsia" w:eastAsiaTheme="minorEastAsia" w:hAnsiTheme="minorEastAsia"/>
-                </w:rPr>
-                <w:t>………………………………………………</w:t>
-              </w:r>
-              <w:r>
-                <w:rPr>
-                  <w:rFonts w:asciiTheme="minorEastAsia" w:eastAsiaTheme="minorEastAsia" w:hAnsiTheme="minorEastAsia" w:hint="eastAsia"/>
-                </w:rPr>
-                <w:t>..</w:t>
-              </w:r>
-              <w:r>
-                <w:rPr>
-                  <w:rFonts w:asciiTheme="minorEastAsia" w:eastAsiaTheme="minorEastAsia" w:hAnsiTheme="minorEastAsia"/>
-                  <w:webHidden/>
-                </w:rPr>
-                <w:fldChar w:fldCharType="begin"/>
-              </w:r>
-              <w:r>
-                <w:rPr>
-                  <w:rFonts w:asciiTheme="minorEastAsia" w:eastAsiaTheme="minorEastAsia" w:hAnsiTheme="minorEastAsia"/>
-                  <w:webHidden/>
-                </w:rPr>
-                <w:instrText xml:space="preserve"> PAGEREF _Toc233200583 \h </w:instrText>
-              </w:r>
-              <w:r>
-                <w:rPr>
-                  <w:rFonts w:asciiTheme="minorEastAsia" w:eastAsiaTheme="minorEastAsia" w:hAnsiTheme="minorEastAsia"/>
-                  <w:webHidden/>
-                </w:rPr>
-              </w:r>
-              <w:r>
-                <w:rPr>
-                  <w:rFonts w:asciiTheme="minorEastAsia" w:eastAsiaTheme="minorEastAsia" w:hAnsiTheme="minorEastAsia"/>
-                  <w:webHidden/>
-                </w:rPr>
-                <w:fldChar w:fldCharType="separate"/>
-              </w:r>
-              <w:r>
-                <w:rPr>
-                  <w:rFonts w:asciiTheme="minorEastAsia" w:eastAsiaTheme="minorEastAsia" w:hAnsiTheme="minorEastAsia"/>
-                  <w:webHidden/>
-                </w:rPr>
-                <w:t>20</w:t>
-              </w:r>
-              <w:r>
-                <w:rPr>
-                  <w:rFonts w:asciiTheme="minorEastAsia" w:eastAsiaTheme="minorEastAsia" w:hAnsiTheme="minorEastAsia"/>
-                  <w:webHidden/>
-                </w:rPr>
-                <w:fldChar w:fldCharType="end"/>
-              </w:r>
-            </w:hyperlink>
-          </w:p>
-          <w:p>
-            <w:pPr>
-              <w:pStyle w:val="af0"/>
-              <w:ind w:left="1440" w:hanging="480"/>
-              <w:rPr>
-                <w:rFonts w:asciiTheme="minorEastAsia" w:eastAsiaTheme="minorEastAsia" w:hAnsiTheme="minorEastAsia" w:cstheme="minorBidi"/>
-                <w:bCs w:val="0"/>
-                <w:kern w:val="2"/>
-                <w14:ligatures w14:val="standardContextual"/>
-              </w:rPr>
-            </w:pPr>
-            <w:hyperlink w:anchor="_Toc233200584" w:history="1">
-              <w:r>
-                <w:rPr>
-                  <w:rStyle w:val="af"/>
-                  <w:rFonts w:asciiTheme="minorEastAsia" w:eastAsiaTheme="minorEastAsia" w:hAnsiTheme="minorEastAsia"/>
-                </w:rPr>
-                <w:t>圖3-2雙層 LSTM 模型架構圖</w:t>
-              </w:r>
-              <w:r>
-                <w:rPr>
-                  <w:rFonts w:asciiTheme="minorEastAsia" w:eastAsiaTheme="minorEastAsia" w:hAnsiTheme="minorEastAsia"/>
-                </w:rPr>
-                <w:t>………………………………………</w:t>
-              </w:r>
-              <w:r>
-                <w:rPr>
-                  <w:rFonts w:asciiTheme="minorEastAsia" w:eastAsiaTheme="minorEastAsia" w:hAnsiTheme="minorEastAsia"/>
-                  <w:webHidden/>
-                </w:rPr>
-                <w:fldChar w:fldCharType="begin"/>
-              </w:r>
-              <w:r>
-                <w:rPr>
-                  <w:rFonts w:asciiTheme="minorEastAsia" w:eastAsiaTheme="minorEastAsia" w:hAnsiTheme="minorEastAsia"/>
-                  <w:webHidden/>
-                </w:rPr>
-                <w:instrText xml:space="preserve"> PAGEREF _Toc233200584 \h </w:instrText>
-              </w:r>
-              <w:r>
-                <w:rPr>
-                  <w:rFonts w:asciiTheme="minorEastAsia" w:eastAsiaTheme="minorEastAsia" w:hAnsiTheme="minorEastAsia"/>
-                  <w:webHidden/>
-                </w:rPr>
-              </w:r>
-              <w:r>
-                <w:rPr>
-                  <w:rFonts w:asciiTheme="minorEastAsia" w:eastAsiaTheme="minorEastAsia" w:hAnsiTheme="minorEastAsia"/>
-                  <w:webHidden/>
-                </w:rPr>
-                <w:fldChar w:fldCharType="separate"/>
-              </w:r>
-              <w:r>
-                <w:rPr>
-                  <w:rFonts w:asciiTheme="minorEastAsia" w:eastAsiaTheme="minorEastAsia" w:hAnsiTheme="minorEastAsia"/>
-                  <w:webHidden/>
-                </w:rPr>
-                <w:t>29</w:t>
-              </w:r>
-              <w:r>
-                <w:rPr>
-                  <w:rFonts w:asciiTheme="minorEastAsia" w:eastAsiaTheme="minorEastAsia" w:hAnsiTheme="minorEastAsia"/>
-                  <w:webHidden/>
-                </w:rPr>
-                <w:fldChar w:fldCharType="end"/>
-              </w:r>
-            </w:hyperlink>
-          </w:p>
-          <w:p>
-            <w:pPr>
-              <w:pStyle w:val="af0"/>
-              <w:ind w:left="1440" w:hanging="480"/>
-              <w:rPr>
-                <w:rFonts w:asciiTheme="minorEastAsia" w:eastAsiaTheme="minorEastAsia" w:hAnsiTheme="minorEastAsia" w:cstheme="minorBidi"/>
-                <w:bCs w:val="0"/>
-                <w:kern w:val="2"/>
-                <w14:ligatures w14:val="standardContextual"/>
-              </w:rPr>
-            </w:pPr>
-            <w:hyperlink w:anchor="_Toc233200585" w:history="1">
-              <w:r>
-                <w:rPr>
-                  <w:rStyle w:val="af"/>
-                  <w:rFonts w:asciiTheme="minorEastAsia" w:eastAsiaTheme="minorEastAsia" w:hAnsiTheme="minorEastAsia"/>
-                </w:rPr>
-                <w:t>圖 4-</w:t>
+                <w:t>表3-1</w:t>
               </w:r>
               <w:r>
                 <w:rPr>
                   <w:rStyle w:val="af"/>
                   <w:rFonts w:asciiTheme="minorEastAsia" w:eastAsiaTheme="minorEastAsia" w:hAnsiTheme="minorEastAsia" w:hint="eastAsia"/>
                 </w:rPr>
-                <w:t>1</w:t>
+                <w:t xml:space="preserve"> </w:t>
               </w:r>
               <w:r>
                 <w:rPr>
                   <w:rStyle w:val="af"/>
                   <w:rFonts w:asciiTheme="minorEastAsia" w:eastAsiaTheme="minorEastAsia" w:hAnsiTheme="minorEastAsia"/>
                 </w:rPr>
-                <w:t>:三市場各模型族之測試集 MAPE 比較(數值越低越佳)…</w:t>
-              </w:r>
-              <w:r>
-                <w:rPr>
-                  <w:rStyle w:val="af"/>
-                  <w:rFonts w:asciiTheme="minorEastAsia" w:eastAsiaTheme="minorEastAsia" w:hAnsiTheme="minorEastAsia" w:hint="eastAsia"/>
-                </w:rPr>
-                <w:t>....</w:t>
-              </w:r>
-              <w:r>
-                <w:rPr>
-                  <w:rFonts w:asciiTheme="minorEastAsia" w:eastAsiaTheme="minorEastAsia" w:hAnsiTheme="minorEastAsia"/>
-                  <w:webHidden/>
-                </w:rPr>
-                <w:fldChar w:fldCharType="begin"/>
-              </w:r>
-              <w:r>
-                <w:rPr>
-                  <w:rFonts w:asciiTheme="minorEastAsia" w:eastAsiaTheme="minorEastAsia" w:hAnsiTheme="minorEastAsia"/>
-                  <w:webHidden/>
-                </w:rPr>
-                <w:instrText xml:space="preserve"> PAGEREF _Toc233200585 \h </w:instrText>
-              </w:r>
-              <w:r>
-                <w:rPr>
-                  <w:rFonts w:asciiTheme="minorEastAsia" w:eastAsiaTheme="minorEastAsia" w:hAnsiTheme="minorEastAsia"/>
-                  <w:webHidden/>
-                </w:rPr>
-              </w:r>
-              <w:r>
-                <w:rPr>
-                  <w:rFonts w:asciiTheme="minorEastAsia" w:eastAsiaTheme="minorEastAsia" w:hAnsiTheme="minorEastAsia"/>
-                  <w:webHidden/>
-                </w:rPr>
-                <w:fldChar w:fldCharType="separate"/>
-              </w:r>
-              <w:r>
-                <w:rPr>
-                  <w:rFonts w:asciiTheme="minorEastAsia" w:eastAsiaTheme="minorEastAsia" w:hAnsiTheme="minorEastAsia"/>
-                  <w:webHidden/>
-                </w:rPr>
-                <w:t>41</w:t>
-              </w:r>
-              <w:r>
-                <w:rPr>
-                  <w:rFonts w:asciiTheme="minorEastAsia" w:eastAsiaTheme="minorEastAsia" w:hAnsiTheme="minorEastAsia"/>
-                  <w:webHidden/>
-                </w:rPr>
-                <w:fldChar w:fldCharType="end"/>
-              </w:r>
-            </w:hyperlink>
-          </w:p>
-          <w:p>
-            <w:pPr>
-              <w:tabs>
-                <w:tab w:val="right" w:leader="dot" w:pos="3600"/>
-              </w:tabs>
-              <w:rPr>
-                <w:rFonts w:asciiTheme="minorEastAsia" w:eastAsiaTheme="minorEastAsia" w:hAnsiTheme="minorEastAsia"/>
-                <w:szCs w:val="24"/>
-                <w:lang w:val="x-none" w:eastAsia="zh-TW"/>
-              </w:rPr>
-            </w:pPr>
-            <w:r>
-              <w:rPr>
-                <w:rFonts w:asciiTheme="minorEastAsia" w:eastAsiaTheme="minorEastAsia" w:hAnsiTheme="minorEastAsia"/>
-                <w:noProof/>
-                <w:szCs w:val="24"/>
-                <w:lang w:val="x-none" w:eastAsia="zh-TW"/>
-              </w:rPr>
-              <w:fldChar w:fldCharType="end"/>
-            </w:r>
-          </w:p>
-          <w:p>
-            <w:pPr>
-              <w:pStyle w:val="af0"/>
-              <w:ind w:left="1440" w:hanging="480"/>
-              <w:rPr>
-                <w:rFonts w:asciiTheme="minorEastAsia" w:eastAsiaTheme="minorEastAsia" w:hAnsiTheme="minorEastAsia" w:cstheme="minorBidi"/>
-                <w:bCs w:val="0"/>
-                <w:kern w:val="2"/>
-                <w14:ligatures w14:val="standardContextual"/>
-              </w:rPr>
-            </w:pPr>
-            <w:r>
-              <w:rPr>
-                <w:rFonts w:asciiTheme="minorEastAsia" w:eastAsiaTheme="minorEastAsia" w:hAnsiTheme="minorEastAsia"/>
-                <w:lang w:val="x-none"/>
-              </w:rPr>
-              <w:fldChar w:fldCharType="begin"/>
-            </w:r>
-            <w:r>
-              <w:rPr>
-                <w:rFonts w:asciiTheme="minorEastAsia" w:eastAsiaTheme="minorEastAsia" w:hAnsiTheme="minorEastAsia"/>
-                <w:lang w:val="x-none"/>
-              </w:rPr>
-              <w:instrText xml:space="preserve"> TOC \h \z \t "表" \c </w:instrText>
-            </w:r>
-            <w:r>
-              <w:rPr>
-                <w:rFonts w:asciiTheme="minorEastAsia" w:eastAsiaTheme="minorEastAsia" w:hAnsiTheme="minorEastAsia"/>
-                <w:lang w:val="x-none"/>
-              </w:rPr>
-              <w:fldChar w:fldCharType="separate"/>
-            </w:r>
-            <w:hyperlink w:anchor="_Toc233200708" w:history="1">
-              <w:r>
-                <w:rPr>
-                  <w:rStyle w:val="af"/>
-                  <w:rFonts w:asciiTheme="minorEastAsia" w:eastAsiaTheme="minorEastAsia" w:hAnsiTheme="minorEastAsia"/>
-                </w:rPr>
-                <w:t>表3-1各模型超參數設定</w:t>
+                <w:t>各模型超參數設定</w:t>
               </w:r>
               <w:r>
                 <w:rPr>
                   <w:rFonts w:asciiTheme="minorEastAsia" w:eastAsiaTheme="minorEastAsia" w:hAnsiTheme="minorEastAsia"/>
                 </w:rPr>
-                <w:t>……………………………………………</w:t>
+                <w:t>…………………………………………</w:t>
               </w:r>
               <w:r>
                 <w:rPr>
-                  <w:rFonts w:asciiTheme="minorEastAsia" w:eastAsiaTheme="minorEastAsia" w:hAnsiTheme="minorEastAsia" w:hint="eastAsia"/>
+                  <w:rFonts w:asciiTheme="minorEastAsia" w:eastAsiaTheme="minorEastAsia" w:hAnsiTheme="minorEastAsia"/>
                 </w:rPr>
-                <w:t>...</w:t>
+                <w:t>…</w:t>
               </w:r>
               <w:r>
                 <w:rPr>
@@ -8863,7 +9478,35 @@
                   <w:rStyle w:val="af"/>
                   <w:rFonts w:asciiTheme="minorEastAsia" w:eastAsiaTheme="minorEastAsia" w:hAnsiTheme="minorEastAsia"/>
                 </w:rPr>
-                <w:t>表4-1：各模型於 SPY 市場之分類效能……………………………</w:t>
+                <w:t>表4-1</w:t>
+              </w:r>
+              <w:r>
+                <w:rPr>
+                  <w:rStyle w:val="af"/>
+                  <w:rFonts w:asciiTheme="minorEastAsia" w:eastAsiaTheme="minorEastAsia" w:hAnsiTheme="minorEastAsia" w:hint="eastAsia"/>
+                </w:rPr>
+                <w:t xml:space="preserve"> </w:t>
+              </w:r>
+              <w:r>
+                <w:rPr>
+                  <w:rStyle w:val="af"/>
+                  <w:rFonts w:asciiTheme="minorEastAsia" w:eastAsiaTheme="minorEastAsia" w:hAnsiTheme="minorEastAsia"/>
+                </w:rPr>
+                <w:t>各模型於 SPY市場之分類效能…………………</w:t>
+              </w:r>
+              <w:r>
+                <w:rPr>
+                  <w:rStyle w:val="af"/>
+                  <w:rFonts w:asciiTheme="minorEastAsia" w:eastAsiaTheme="minorEastAsia" w:hAnsiTheme="minorEastAsia"/>
+                </w:rPr>
+                <w:t>…</w:t>
+              </w:r>
+              <w:r>
+                <w:rPr>
+                  <w:rStyle w:val="af"/>
+                  <w:rFonts w:asciiTheme="minorEastAsia" w:eastAsiaTheme="minorEastAsia" w:hAnsiTheme="minorEastAsia"/>
+                </w:rPr>
+                <w:t>…………</w:t>
               </w:r>
               <w:r>
                 <w:rPr>
@@ -8925,21 +9568,47 @@
                   <w:rStyle w:val="af"/>
                   <w:rFonts w:asciiTheme="minorEastAsia" w:eastAsiaTheme="minorEastAsia" w:hAnsiTheme="minorEastAsia"/>
                 </w:rPr>
-                <w:t>表4-2：QQQ 與 0050.TW 市場之分類效能</w:t>
+                <w:t>表4-2</w:t>
+              </w:r>
+              <w:r>
+                <w:rPr>
+                  <w:rStyle w:val="af"/>
+                  <w:rFonts w:asciiTheme="minorEastAsia" w:eastAsiaTheme="minorEastAsia" w:hAnsiTheme="minorEastAsia" w:hint="eastAsia"/>
+                </w:rPr>
+                <w:t xml:space="preserve"> </w:t>
+              </w:r>
+              <w:r>
+                <w:rPr>
+                  <w:rStyle w:val="af"/>
+                  <w:rFonts w:asciiTheme="minorEastAsia" w:eastAsiaTheme="minorEastAsia" w:hAnsiTheme="minorEastAsia"/>
+                </w:rPr>
+                <w:t>QQQ與 0050.TW市場之分類效能</w:t>
               </w:r>
               <w:r>
                 <w:rPr>
                   <w:rFonts w:asciiTheme="minorEastAsia" w:eastAsiaTheme="minorEastAsia" w:hAnsiTheme="minorEastAsia"/>
                   <w:webHidden/>
                 </w:rPr>
-                <w:t>………………………</w:t>
+                <w:t>………</w:t>
               </w:r>
               <w:r>
                 <w:rPr>
-                  <w:rFonts w:asciiTheme="minorEastAsia" w:eastAsiaTheme="minorEastAsia" w:hAnsiTheme="minorEastAsia" w:hint="eastAsia"/>
+                  <w:rFonts w:asciiTheme="minorEastAsia" w:eastAsiaTheme="minorEastAsia" w:hAnsiTheme="minorEastAsia"/>
+                </w:rPr>
+                <w:t>…</w:t>
+              </w:r>
+              <w:r>
+                <w:rPr>
+                  <w:rFonts w:asciiTheme="minorEastAsia" w:eastAsiaTheme="minorEastAsia" w:hAnsiTheme="minorEastAsia"/>
                   <w:webHidden/>
                 </w:rPr>
-                <w:t>..</w:t>
+                <w:t>………………</w:t>
+              </w:r>
+              <w:r>
+                <w:rPr>
+                  <w:rFonts w:asciiTheme="minorEastAsia" w:eastAsiaTheme="minorEastAsia" w:hAnsiTheme="minorEastAsia"/>
+                </w:rPr>
+                <w:t>…</w:t>
               </w:r>
               <w:r>
                 <w:rPr>
@@ -9001,21 +9670,41 @@
                   <w:rStyle w:val="af"/>
                   <w:rFonts w:asciiTheme="minorEastAsia" w:eastAsiaTheme="minorEastAsia" w:hAnsiTheme="minorEastAsia"/>
                 </w:rPr>
-                <w:t>表 4-3：各模型迴歸測試集 MSE</w:t>
+                <w:t>表 4-3</w:t>
+              </w:r>
+              <w:r>
+                <w:rPr>
+                  <w:rStyle w:val="af"/>
+                  <w:rFonts w:asciiTheme="minorEastAsia" w:eastAsiaTheme="minorEastAsia" w:hAnsiTheme="minorEastAsia" w:hint="eastAsia"/>
+                </w:rPr>
+                <w:t xml:space="preserve"> </w:t>
+              </w:r>
+              <w:r>
+                <w:rPr>
+                  <w:rStyle w:val="af"/>
+                  <w:rFonts w:asciiTheme="minorEastAsia" w:eastAsiaTheme="minorEastAsia" w:hAnsiTheme="minorEastAsia"/>
+                </w:rPr>
+                <w:t>各模型迴歸測試集MSE</w:t>
               </w:r>
               <w:r>
                 <w:rPr>
                   <w:rFonts w:asciiTheme="minorEastAsia" w:eastAsiaTheme="minorEastAsia" w:hAnsiTheme="minorEastAsia"/>
                   <w:webHidden/>
                 </w:rPr>
-                <w:t>……………………………………</w:t>
+                <w:t>………………………………</w:t>
               </w:r>
               <w:r>
                 <w:rPr>
-                  <w:rFonts w:asciiTheme="minorEastAsia" w:eastAsiaTheme="minorEastAsia" w:hAnsiTheme="minorEastAsia" w:hint="eastAsia"/>
+                  <w:rFonts w:asciiTheme="minorEastAsia" w:eastAsiaTheme="minorEastAsia" w:hAnsiTheme="minorEastAsia"/>
+                </w:rPr>
+                <w:t>…</w:t>
+              </w:r>
+              <w:r>
+                <w:rPr>
+                  <w:rFonts w:asciiTheme="minorEastAsia" w:eastAsiaTheme="minorEastAsia" w:hAnsiTheme="minorEastAsia"/>
                   <w:webHidden/>
                 </w:rPr>
-                <w:t>.</w:t>
+                <w:t>……</w:t>
               </w:r>
               <w:r>
                 <w:rPr>
@@ -9077,14 +9766,28 @@
                   <w:rStyle w:val="af"/>
                   <w:rFonts w:asciiTheme="minorEastAsia" w:eastAsiaTheme="minorEastAsia" w:hAnsiTheme="minorEastAsia"/>
                 </w:rPr>
-                <w:t>表 4-4：各模型迴歸測試集 MAPE（%）…………………………</w:t>
+                <w:t>表 4-4</w:t>
               </w:r>
               <w:r>
                 <w:rPr>
                   <w:rStyle w:val="af"/>
                   <w:rFonts w:asciiTheme="minorEastAsia" w:eastAsiaTheme="minorEastAsia" w:hAnsiTheme="minorEastAsia" w:hint="eastAsia"/>
                 </w:rPr>
-                <w:t>..</w:t>
+                <w:t xml:space="preserve"> </w:t>
+              </w:r>
+              <w:r>
+                <w:rPr>
+                  <w:rStyle w:val="af"/>
+                  <w:rFonts w:asciiTheme="minorEastAsia" w:eastAsiaTheme="minorEastAsia" w:hAnsiTheme="minorEastAsia"/>
+                </w:rPr>
+                <w:t>各模型迴歸測試集 MAPE（%）…………………………</w:t>
+              </w:r>
+              <w:r>
+                <w:rPr>
+                  <w:rStyle w:val="af"/>
+                  <w:rFonts w:asciiTheme="minorEastAsia" w:eastAsiaTheme="minorEastAsia" w:hAnsiTheme="minorEastAsia"/>
+                </w:rPr>
+                <w:t>…</w:t>
               </w:r>
               <w:r>
                 <w:rPr>
@@ -9146,14 +9849,35 @@
                   <w:rStyle w:val="af"/>
                   <w:rFonts w:asciiTheme="minorEastAsia" w:eastAsiaTheme="minorEastAsia" w:hAnsiTheme="minorEastAsia"/>
                 </w:rPr>
-                <w:t>表 4-5 GPT-3.5 分類任務結果（SPY，200 樣本）………………</w:t>
+                <w:t>表 4-5</w:t>
               </w:r>
               <w:r>
                 <w:rPr>
                   <w:rStyle w:val="af"/>
                   <w:rFonts w:asciiTheme="minorEastAsia" w:eastAsiaTheme="minorEastAsia" w:hAnsiTheme="minorEastAsia" w:hint="eastAsia"/>
                 </w:rPr>
-                <w:t>...</w:t>
+                <w:t xml:space="preserve"> </w:t>
+              </w:r>
+              <w:r>
+                <w:rPr>
+                  <w:rStyle w:val="af"/>
+                  <w:rFonts w:asciiTheme="minorEastAsia" w:eastAsiaTheme="minorEastAsia" w:hAnsiTheme="minorEastAsia"/>
+                </w:rPr>
+                <w:t>GPT-3.5分類任務結果（SPY，200 樣本）…………</w:t>
+              </w:r>
+              <w:r>
+                <w:rPr>
+                  <w:rStyle w:val="af"/>
+                  <w:rFonts w:asciiTheme="minorEastAsia" w:eastAsiaTheme="minorEastAsia" w:hAnsiTheme="minorEastAsia"/>
+                </w:rPr>
+                <w:t>……</w:t>
+              </w:r>
+              <w:r>
+                <w:rPr>
+                  <w:rStyle w:val="af"/>
+                  <w:rFonts w:asciiTheme="minorEastAsia" w:eastAsiaTheme="minorEastAsia" w:hAnsiTheme="minorEastAsia"/>
+                </w:rPr>
+                <w:t>…</w:t>
               </w:r>
               <w:r>
                 <w:rPr>
@@ -9215,7 +9939,21 @@
                   <w:rStyle w:val="af"/>
                   <w:rFonts w:asciiTheme="minorEastAsia" w:eastAsiaTheme="minorEastAsia" w:hAnsiTheme="minorEastAsia"/>
                 </w:rPr>
-                <w:t>表 4-6 GPT-4o-mini 迴歸任務結果（小樣本，各50 筆）</w:t>
+                <w:t>表 4-6</w:t>
+              </w:r>
+              <w:r>
+                <w:rPr>
+                  <w:rStyle w:val="af"/>
+                  <w:rFonts w:asciiTheme="minorEastAsia" w:eastAsiaTheme="minorEastAsia" w:hAnsiTheme="minorEastAsia" w:hint="eastAsia"/>
+                </w:rPr>
+                <w:t xml:space="preserve"> </w:t>
+              </w:r>
+              <w:r>
+                <w:rPr>
+                  <w:rStyle w:val="af"/>
+                  <w:rFonts w:asciiTheme="minorEastAsia" w:eastAsiaTheme="minorEastAsia" w:hAnsiTheme="minorEastAsia"/>
+                </w:rPr>
+                <w:t>GPT-4o-mini 迴歸任務結果（小樣本，各50 筆）</w:t>
               </w:r>
               <w:r>
                 <w:rPr>
@@ -9630,6 +10368,7 @@
         </w:rPr>
         <w:t>50</w:t>
       </w:r>
+      <w:proofErr w:type="gramStart"/>
       <w:r>
         <w:rPr>
           <w:rFonts w:hint="eastAsia"/>
@@ -9637,6 +10376,7 @@
         </w:rPr>
         <w:t>（</w:t>
       </w:r>
+      <w:proofErr w:type="gramEnd"/>
       <w:r>
         <w:rPr>
           <w:rFonts w:hint="eastAsia"/>
@@ -9644,12 +10384,21 @@
         </w:rPr>
         <w:t>0050.TW</w:t>
       </w:r>
+      <w:proofErr w:type="gramStart"/>
       <w:r>
         <w:rPr>
           <w:rFonts w:hint="eastAsia"/>
           <w:color w:val="000000"/>
         </w:rPr>
-        <w:t>）追蹤台灣</w:t>
+        <w:t>）</w:t>
+      </w:r>
+      <w:proofErr w:type="gramEnd"/>
+      <w:r>
+        <w:rPr>
+          <w:rFonts w:hint="eastAsia"/>
+          <w:color w:val="000000"/>
+        </w:rPr>
+        <w:t>追蹤台灣</w:t>
       </w:r>
       <w:r>
         <w:rPr>
@@ -10141,6 +10890,7 @@
         </w:rPr>
         <w:t>隨機森林、</w:t>
       </w:r>
+      <w:proofErr w:type="spellStart"/>
       <w:r>
         <w:rPr>
           <w:rFonts w:ascii="Times New Roman" w:hint="eastAsia"/>
@@ -10149,6 +10899,7 @@
         </w:rPr>
         <w:t>XGBoost</w:t>
       </w:r>
+      <w:proofErr w:type="spellEnd"/>
       <w:r>
         <w:rPr>
           <w:rFonts w:ascii="Times New Roman" w:hint="eastAsia"/>
@@ -10251,7 +11002,25 @@
           <w:color w:val="000000"/>
           <w:lang w:eastAsia="zh-TW"/>
         </w:rPr>
-        <w:t>次日漲跌「分類」與次日收盤價「迴歸」兩任務上之效能。</w:t>
+        <w:t>次日漲跌「分類」與次日收盤價「</w:t>
+      </w:r>
+      <w:proofErr w:type="gramStart"/>
+      <w:r>
+        <w:rPr>
+          <w:rFonts w:ascii="Times New Roman" w:hint="eastAsia"/>
+          <w:color w:val="000000"/>
+          <w:lang w:eastAsia="zh-TW"/>
+        </w:rPr>
+        <w:t>迴</w:t>
+      </w:r>
+      <w:proofErr w:type="gramEnd"/>
+      <w:r>
+        <w:rPr>
+          <w:rFonts w:ascii="Times New Roman" w:hint="eastAsia"/>
+          <w:color w:val="000000"/>
+          <w:lang w:eastAsia="zh-TW"/>
+        </w:rPr>
+        <w:t>歸」兩任務上之效能。</w:t>
       </w:r>
     </w:p>
     <w:p>
@@ -10377,7 +11146,25 @@
           <w:color w:val="000000"/>
           <w:lang w:eastAsia="zh-TW"/>
         </w:rPr>
-        <w:t xml:space="preserve"> Streamlit </w:t>
+        <w:t xml:space="preserve"> </w:t>
+      </w:r>
+      <w:proofErr w:type="spellStart"/>
+      <w:r>
+        <w:rPr>
+          <w:rFonts w:ascii="Times New Roman" w:hint="eastAsia"/>
+          <w:color w:val="000000"/>
+          <w:lang w:eastAsia="zh-TW"/>
+        </w:rPr>
+        <w:t>Streamlit</w:t>
+      </w:r>
+      <w:proofErr w:type="spellEnd"/>
+      <w:r>
+        <w:rPr>
+          <w:rFonts w:ascii="Times New Roman" w:hint="eastAsia"/>
+          <w:color w:val="000000"/>
+          <w:lang w:eastAsia="zh-TW"/>
+        </w:rPr>
+        <w:t xml:space="preserve"> </w:t>
       </w:r>
       <w:r>
         <w:rPr>
@@ -11131,7 +11918,15 @@
         <w:t xml:space="preserve"> ARIMA </w:t>
       </w:r>
       <w:r>
-        <w:t>為迴歸任務之基準模型</w:t>
+        <w:t>為</w:t>
+      </w:r>
+      <w:proofErr w:type="gramStart"/>
+      <w:r>
+        <w:t>迴</w:t>
+      </w:r>
+      <w:proofErr w:type="gramEnd"/>
+      <w:r>
+        <w:t>歸任務之基準模型</w:t>
       </w:r>
       <w:r>
         <w:t>(Baseline)</w:t>
@@ -11164,9 +11959,11 @@
       <w:r>
         <w:t>隨機森林、</w:t>
       </w:r>
+      <w:proofErr w:type="spellStart"/>
       <w:r>
         <w:t>XGBoost</w:t>
       </w:r>
+      <w:proofErr w:type="spellEnd"/>
       <w:r>
         <w:t>、</w:t>
       </w:r>
@@ -11237,11 +12034,19 @@
       <w:r>
         <w:t xml:space="preserve"> LSTM</w:t>
       </w:r>
-      <w:r>
-        <w:rPr>
-          <w:rFonts w:hint="eastAsia"/>
-        </w:rPr>
-        <w:t>）為代表。</w:t>
+      <w:proofErr w:type="gramStart"/>
+      <w:r>
+        <w:rPr>
+          <w:rFonts w:hint="eastAsia"/>
+        </w:rPr>
+        <w:t>）</w:t>
+      </w:r>
+      <w:proofErr w:type="gramEnd"/>
+      <w:r>
+        <w:rPr>
+          <w:rFonts w:hint="eastAsia"/>
+        </w:rPr>
+        <w:t>為代表。</w:t>
       </w:r>
       <w:r>
         <w:rPr>
@@ -11312,8 +12117,21 @@
         <w:t>評估指標：</w:t>
       </w:r>
       <w:r>
-        <w:t>本研究同時進行分類與迴歸兩任務。分類任務採</w:t>
-      </w:r>
+        <w:t>本研究同時進行分類與</w:t>
+      </w:r>
+      <w:proofErr w:type="gramStart"/>
+      <w:r>
+        <w:t>迴歸兩</w:t>
+      </w:r>
+      <w:proofErr w:type="gramEnd"/>
+      <w:r>
+        <w:t>任務。分類任務</w:t>
+      </w:r>
+      <w:proofErr w:type="gramStart"/>
+      <w:r>
+        <w:t>採</w:t>
+      </w:r>
+      <w:proofErr w:type="gramEnd"/>
       <w:r>
         <w:t xml:space="preserve"> F1-score </w:t>
       </w:r>
@@ -11335,9 +12153,19 @@
       <w:r>
         <w:t>);</w:t>
       </w:r>
-      <w:r>
-        <w:t>迴歸任務採</w:t>
-      </w:r>
+      <w:proofErr w:type="gramStart"/>
+      <w:r>
+        <w:t>迴</w:t>
+      </w:r>
+      <w:proofErr w:type="gramEnd"/>
+      <w:r>
+        <w:t>歸任務</w:t>
+      </w:r>
+      <w:proofErr w:type="gramStart"/>
+      <w:r>
+        <w:t>採</w:t>
+      </w:r>
+      <w:proofErr w:type="gramEnd"/>
       <w:r>
         <w:t xml:space="preserve"> MAPE(</w:t>
       </w:r>
@@ -11394,7 +12222,21 @@
         <w:rPr>
           <w:rFonts w:hint="eastAsia"/>
         </w:rPr>
-        <w:t>資料與期間：本研究專注於技術面數據（開盤價、最高價、最低價、收盤價、成交量），未納入總體經濟指標或新聞情緒等基本面因素。</w:t>
+        <w:t>資料與期間：本研究專注於技術面數據（開盤價、</w:t>
+      </w:r>
+      <w:proofErr w:type="gramStart"/>
+      <w:r>
+        <w:rPr>
+          <w:rFonts w:hint="eastAsia"/>
+        </w:rPr>
+        <w:t>最</w:t>
+      </w:r>
+      <w:proofErr w:type="gramEnd"/>
+      <w:r>
+        <w:rPr>
+          <w:rFonts w:hint="eastAsia"/>
+        </w:rPr>
+        <w:t>高價、最低價、收盤價、成交量），未納入總體經濟指標或新聞情緒等基本面因素。</w:t>
       </w:r>
       <w:r>
         <w:t>資料期間為</w:t>
@@ -11490,23 +12332,33 @@
         </w:rPr>
         <w:t xml:space="preserve"> ETF</w:t>
       </w:r>
+      <w:proofErr w:type="gramStart"/>
       <w:r>
         <w:rPr>
           <w:rFonts w:hint="eastAsia"/>
         </w:rPr>
         <w:t>（</w:t>
       </w:r>
+      <w:proofErr w:type="gramEnd"/>
       <w:r>
         <w:rPr>
           <w:rFonts w:hint="eastAsia"/>
         </w:rPr>
         <w:t>0050.TW</w:t>
       </w:r>
-      <w:r>
-        <w:rPr>
-          <w:rFonts w:hint="eastAsia"/>
-        </w:rPr>
-        <w:t>）。</w:t>
+      <w:proofErr w:type="gramStart"/>
+      <w:r>
+        <w:rPr>
+          <w:rFonts w:hint="eastAsia"/>
+        </w:rPr>
+        <w:t>）</w:t>
+      </w:r>
+      <w:proofErr w:type="gramEnd"/>
+      <w:r>
+        <w:rPr>
+          <w:rFonts w:hint="eastAsia"/>
+        </w:rPr>
+        <w:t>。</w:t>
       </w:r>
     </w:p>
     <w:p>
@@ -11680,12 +12532,19 @@
       <w:r>
         <w:t>依任務計算不同特徵</w:t>
       </w:r>
+      <w:proofErr w:type="gramStart"/>
       <w:r>
         <w:t>——</w:t>
       </w:r>
-      <w:r>
-        <w:t>分類採</w:t>
-      </w:r>
+      <w:proofErr w:type="gramEnd"/>
+      <w:r>
+        <w:t>分類</w:t>
+      </w:r>
+      <w:proofErr w:type="gramStart"/>
+      <w:r>
+        <w:t>採</w:t>
+      </w:r>
+      <w:proofErr w:type="gramEnd"/>
       <w:r>
         <w:t xml:space="preserve"> Return</w:t>
       </w:r>
@@ -11707,8 +12566,21 @@
       <w:r>
         <w:t>RSI;</w:t>
       </w:r>
-      <w:r>
-        <w:t>迴歸採落後價</w:t>
+      <w:proofErr w:type="gramStart"/>
+      <w:r>
+        <w:t>迴</w:t>
+      </w:r>
+      <w:proofErr w:type="gramEnd"/>
+      <w:r>
+        <w:t>歸</w:t>
+      </w:r>
+      <w:proofErr w:type="gramStart"/>
+      <w:r>
+        <w:t>採</w:t>
+      </w:r>
+      <w:proofErr w:type="gramEnd"/>
+      <w:r>
+        <w:t>落後價</w:t>
       </w:r>
       <w:r>
         <w:t>(Lag1/2/5)</w:t>
@@ -11763,16 +12635,42 @@
         <w:t xml:space="preserve"> GPT,</w:t>
       </w:r>
       <w:r>
-        <w:t>於分類與迴歸兩任務比較效能</w:t>
+        <w:t>於分類與</w:t>
+      </w:r>
+      <w:proofErr w:type="gramStart"/>
+      <w:r>
+        <w:t>迴歸兩</w:t>
+      </w:r>
+      <w:proofErr w:type="gramEnd"/>
+      <w:r>
+        <w:t>任務比較效能</w:t>
       </w:r>
       <w:r>
         <w:t>;</w:t>
       </w:r>
-      <w:r>
-        <w:t>迴歸統一採</w:t>
-      </w:r>
-      <w:r>
-        <w:t xml:space="preserve"> TimeSeriesSplit </w:t>
+      <w:proofErr w:type="gramStart"/>
+      <w:r>
+        <w:t>迴</w:t>
+      </w:r>
+      <w:proofErr w:type="gramEnd"/>
+      <w:r>
+        <w:t>歸統一</w:t>
+      </w:r>
+      <w:proofErr w:type="gramStart"/>
+      <w:r>
+        <w:t>採</w:t>
+      </w:r>
+      <w:proofErr w:type="gramEnd"/>
+      <w:r>
+        <w:t xml:space="preserve"> </w:t>
+      </w:r>
+      <w:proofErr w:type="spellStart"/>
+      <w:r>
+        <w:t>TimeSeriesSplit</w:t>
+      </w:r>
+      <w:proofErr w:type="spellEnd"/>
+      <w:r>
+        <w:t xml:space="preserve"> </w:t>
       </w:r>
       <w:r>
         <w:t>五折交叉驗證。</w:t>
@@ -11813,7 +12711,21 @@
         <w:rPr>
           <w:rFonts w:hint="eastAsia"/>
         </w:rPr>
-        <w:t xml:space="preserve"> Streamlit </w:t>
+        <w:t xml:space="preserve"> </w:t>
+      </w:r>
+      <w:proofErr w:type="spellStart"/>
+      <w:r>
+        <w:rPr>
+          <w:rFonts w:hint="eastAsia"/>
+        </w:rPr>
+        <w:t>Streamlit</w:t>
+      </w:r>
+      <w:proofErr w:type="spellEnd"/>
+      <w:r>
+        <w:rPr>
+          <w:rFonts w:hint="eastAsia"/>
+        </w:rPr>
+        <w:t xml:space="preserve"> </w:t>
       </w:r>
       <w:r>
         <w:rPr>
@@ -11944,7 +12856,15 @@
         <w:t>,</w:t>
       </w:r>
       <w:r>
-        <w:t>在分類與迴歸兩任務之效能差異為何</w:t>
+        <w:t>在分類與</w:t>
+      </w:r>
+      <w:proofErr w:type="gramStart"/>
+      <w:r>
+        <w:t>迴歸兩</w:t>
+      </w:r>
+      <w:proofErr w:type="gramEnd"/>
+      <w:r>
+        <w:t>任務之效能差異為何</w:t>
       </w:r>
       <w:r>
         <w:t>?</w:t>
@@ -12090,8 +13010,13 @@
         </w:rPr>
         <w:t xml:space="preserve">  </w:t>
       </w:r>
-      <w:r>
-        <w:t>本章依研究發展之時序脈絡回顧相關文獻。早期研究多聚焦於市場效率理論與統計方法</w:t>
+      <w:proofErr w:type="gramStart"/>
+      <w:r>
+        <w:t>本章依研究</w:t>
+      </w:r>
+      <w:proofErr w:type="gramEnd"/>
+      <w:r>
+        <w:t>發展之時序脈絡回顧相關文獻。早期研究多聚焦於市場效率理論與統計方法</w:t>
       </w:r>
       <w:r>
         <w:t xml:space="preserve">(2.1 </w:t>
@@ -12163,7 +13088,15 @@
         <w:t xml:space="preserve"> AI</w:t>
       </w:r>
       <w:r>
-        <w:t>、由分類到迴歸」之脈絡，作為本研究模型選擇與系統設計之理論基礎。</w:t>
+        <w:t>、由分類到</w:t>
+      </w:r>
+      <w:proofErr w:type="gramStart"/>
+      <w:r>
+        <w:t>迴</w:t>
+      </w:r>
+      <w:proofErr w:type="gramEnd"/>
+      <w:r>
+        <w:t>歸」之脈絡，作為本研究模型選擇與系統設計之理論基礎。</w:t>
       </w:r>
     </w:p>
     <w:p>
@@ -12444,7 +13377,23 @@
         <w:t>ARIMA</w:t>
       </w:r>
       <w:r>
-        <w:t>（自迴歸整合移動平均）為時間序列預測中最具代表性之方法，由自迴歸項（</w:t>
+        <w:t>（自</w:t>
+      </w:r>
+      <w:proofErr w:type="gramStart"/>
+      <w:r>
+        <w:t>迴</w:t>
+      </w:r>
+      <w:proofErr w:type="gramEnd"/>
+      <w:r>
+        <w:t>歸整合移動平均）為時間序列預測中最具代表性之方法，由自</w:t>
+      </w:r>
+      <w:proofErr w:type="gramStart"/>
+      <w:r>
+        <w:t>迴歸項</w:t>
+      </w:r>
+      <w:proofErr w:type="gramEnd"/>
+      <w:r>
+        <w:t>（</w:t>
       </w:r>
       <w:r>
         <w:t>AR, p</w:t>
@@ -12467,14 +13416,51 @@
       <w:r>
         <w:t xml:space="preserve"> d </w:t>
       </w:r>
-      <w:r>
-        <w:t>次差分消除趨勢與單位根，使非定態序列趨於定態；此特性使</w:t>
+      <w:proofErr w:type="gramStart"/>
+      <w:r>
+        <w:t>次差分</w:t>
+      </w:r>
+      <w:proofErr w:type="gramEnd"/>
+      <w:r>
+        <w:t>消除趨勢與單位根，使</w:t>
+      </w:r>
+      <w:proofErr w:type="gramStart"/>
+      <w:r>
+        <w:t>非定態</w:t>
+      </w:r>
+      <w:proofErr w:type="gramEnd"/>
+      <w:r>
+        <w:t>序列</w:t>
+      </w:r>
+      <w:proofErr w:type="gramStart"/>
+      <w:r>
+        <w:t>趨於定態</w:t>
+      </w:r>
+      <w:proofErr w:type="gramEnd"/>
+      <w:r>
+        <w:t>；此特性使</w:t>
       </w:r>
       <w:r>
         <w:t xml:space="preserve"> ARIMA </w:t>
       </w:r>
       <w:r>
-        <w:t>在預測具明顯趨勢之股價序列時，能跟隨價格水準之變動。相較於需大量資料與調參之深度模型，</w:t>
+        <w:t>在預測具明顯趨勢之股價序列時，能跟隨價格水準之變動。相</w:t>
+      </w:r>
+      <w:proofErr w:type="gramStart"/>
+      <w:r>
+        <w:t>較於需大量</w:t>
+      </w:r>
+      <w:proofErr w:type="gramEnd"/>
+      <w:r>
+        <w:t>資料與</w:t>
+      </w:r>
+      <w:proofErr w:type="gramStart"/>
+      <w:r>
+        <w:t>調參之</w:t>
+      </w:r>
+      <w:proofErr w:type="gramEnd"/>
+      <w:r>
+        <w:t>深度模型，</w:t>
       </w:r>
       <w:r>
         <w:t xml:space="preserve">ARIMA </w:t>
@@ -12486,7 +13472,15 @@
         <w:t xml:space="preserve"> ARIMA </w:t>
       </w:r>
       <w:r>
-        <w:t>作為迴歸任務之基準模型，檢驗深度學習與集成模型是否真能帶來顯著提升</w:t>
+        <w:t>作為</w:t>
+      </w:r>
+      <w:proofErr w:type="gramStart"/>
+      <w:r>
+        <w:t>迴</w:t>
+      </w:r>
+      <w:proofErr w:type="gramEnd"/>
+      <w:r>
+        <w:t>歸任務之基準模型，檢驗深度學習與集成模型是否真能帶來顯著提升</w:t>
       </w:r>
       <w:r>
         <w:t>。</w:t>
@@ -12707,7 +13701,21 @@
         <w:rPr>
           <w:rFonts w:hint="eastAsia"/>
         </w:rPr>
-        <w:t xml:space="preserve"> (Breiman, 2001)</w:t>
+        <w:t xml:space="preserve"> (</w:t>
+      </w:r>
+      <w:proofErr w:type="spellStart"/>
+      <w:r>
+        <w:rPr>
+          <w:rFonts w:hint="eastAsia"/>
+        </w:rPr>
+        <w:t>Breiman</w:t>
+      </w:r>
+      <w:proofErr w:type="spellEnd"/>
+      <w:r>
+        <w:rPr>
+          <w:rFonts w:hint="eastAsia"/>
+        </w:rPr>
+        <w:t>, 2001)</w:t>
       </w:r>
       <w:r>
         <w:rPr>
@@ -12756,16 +13764,37 @@
         <w:t xml:space="preserve">AdaBoost </w:t>
       </w:r>
       <w:r>
-        <w:t>透過提高錯分樣本權重逐步修正</w:t>
+        <w:t>透過</w:t>
+      </w:r>
+      <w:proofErr w:type="gramStart"/>
+      <w:r>
+        <w:t>提高錯分樣本</w:t>
+      </w:r>
+      <w:proofErr w:type="gramEnd"/>
+      <w:r>
+        <w:t>權重逐步修正</w:t>
       </w:r>
       <w:r>
         <w:t xml:space="preserve">;Gradient Boosting </w:t>
       </w:r>
       <w:r>
-        <w:t>沿損失函數梯度方向擬合殘差</w:t>
-      </w:r>
-      <w:r>
-        <w:t xml:space="preserve">;XGBoost </w:t>
+        <w:t>沿損失函數梯度方向擬</w:t>
+      </w:r>
+      <w:proofErr w:type="gramStart"/>
+      <w:r>
+        <w:t>合殘差</w:t>
+      </w:r>
+      <w:proofErr w:type="gramEnd"/>
+      <w:r>
+        <w:t>;</w:t>
+      </w:r>
+      <w:proofErr w:type="spellStart"/>
+      <w:r>
+        <w:t>XGBoost</w:t>
+      </w:r>
+      <w:proofErr w:type="spellEnd"/>
+      <w:r>
+        <w:t xml:space="preserve"> </w:t>
       </w:r>
       <w:r>
         <w:t>則於其上加入正規化與二階梯度近似</w:t>
@@ -12815,10 +13844,18 @@
         <w:ind w:leftChars="0" w:firstLineChars="0"/>
       </w:pPr>
       <w:r>
-        <w:t>Krauss et al. (2017)[6]</w:t>
-      </w:r>
-      <w:r>
-        <w:t>：在</w:t>
+        <w:t>Krauss et al. (</w:t>
+      </w:r>
+      <w:proofErr w:type="gramStart"/>
+      <w:r>
+        <w:t>2017)[6]</w:t>
+      </w:r>
+      <w:r>
+        <w:t>：</w:t>
+      </w:r>
+      <w:proofErr w:type="gramEnd"/>
+      <w:r>
+        <w:t>在</w:t>
       </w:r>
       <w:r>
         <w:t xml:space="preserve"> S&amp;P 500 </w:t>
@@ -12833,10 +13870,18 @@
         <w:t>深度神經網路</w:t>
       </w:r>
       <w:r>
-        <w:t xml:space="preserve"> (Deep Neural Networks)</w:t>
-      </w:r>
-      <w:r>
-        <w:t>、梯度提升樹</w:t>
+        <w:t xml:space="preserve"> (Deep Neural </w:t>
+      </w:r>
+      <w:proofErr w:type="gramStart"/>
+      <w:r>
+        <w:t>Networks)</w:t>
+      </w:r>
+      <w:r>
+        <w:t>、</w:t>
+      </w:r>
+      <w:proofErr w:type="gramEnd"/>
+      <w:r>
+        <w:t>梯度提升樹</w:t>
       </w:r>
       <w:r>
         <w:t xml:space="preserve"> (Gradient-Boosted Trees) </w:t>
@@ -13063,13 +14108,27 @@
         <w:rPr>
           <w:rFonts w:hint="eastAsia"/>
         </w:rPr>
-        <w:t>[14]</w:t>
-      </w:r>
-      <w:r>
-        <w:rPr>
-          <w:rFonts w:hint="eastAsia"/>
-        </w:rPr>
-        <w:t>的研究將其應用於股價趨勢預測，結果顯示雙向架構在波動劇烈的市場中可能表現更佳。</w:t>
+        <w:t>[</w:t>
+      </w:r>
+      <w:proofErr w:type="gramStart"/>
+      <w:r>
+        <w:rPr>
+          <w:rFonts w:hint="eastAsia"/>
+        </w:rPr>
+        <w:t>14]</w:t>
+      </w:r>
+      <w:r>
+        <w:rPr>
+          <w:rFonts w:hint="eastAsia"/>
+        </w:rPr>
+        <w:t>的研究將其應用於股價趨勢預測</w:t>
+      </w:r>
+      <w:proofErr w:type="gramEnd"/>
+      <w:r>
+        <w:rPr>
+          <w:rFonts w:hint="eastAsia"/>
+        </w:rPr>
+        <w:t>，結果顯示雙向架構在波動劇烈的市場中可能表現更佳。</w:t>
       </w:r>
       <w:bookmarkEnd w:id="26"/>
     </w:p>
@@ -13132,8 +14191,13 @@
       <w:r>
         <w:t xml:space="preserve"> CNN-LSTM </w:t>
       </w:r>
-      <w:r>
-        <w:t>結合卷積網路之特徵提取能力與</w:t>
+      <w:proofErr w:type="gramStart"/>
+      <w:r>
+        <w:t>結合卷積網路</w:t>
+      </w:r>
+      <w:proofErr w:type="gramEnd"/>
+      <w:r>
+        <w:t>之特徵提取能力與</w:t>
       </w:r>
       <w:r>
         <w:t xml:space="preserve"> LSTM </w:t>
@@ -13153,9 +14217,11 @@
         <w:pStyle w:val="Test1"/>
         <w:ind w:leftChars="0" w:firstLineChars="0" w:firstLine="0"/>
       </w:pPr>
+      <w:proofErr w:type="gramStart"/>
       <w:r>
         <w:t>徐維延</w:t>
       </w:r>
+      <w:proofErr w:type="gramEnd"/>
       <w:r>
         <w:t>(2019)</w:t>
       </w:r>
@@ -13226,7 +14292,15 @@
         <w:t xml:space="preserve"> ARIMA </w:t>
       </w:r>
       <w:r>
-        <w:t>表現最佳之發現。</w:t>
+        <w:t>表現</w:t>
+      </w:r>
+      <w:proofErr w:type="gramStart"/>
+      <w:r>
+        <w:t>最佳之</w:t>
+      </w:r>
+      <w:proofErr w:type="gramEnd"/>
+      <w:r>
+        <w:t>發現。</w:t>
       </w:r>
     </w:p>
     <w:p>
@@ -13518,13 +14592,22 @@
           <w:rFonts w:ascii="Times New Roman"/>
           <w:lang w:eastAsia="zh-TW"/>
         </w:rPr>
-        <w:t xml:space="preserve"> Deepseek</w:t>
-      </w:r>
+        <w:t xml:space="preserve"> </w:t>
+      </w:r>
+      <w:proofErr w:type="spellStart"/>
       <w:r>
         <w:rPr>
           <w:rFonts w:ascii="Times New Roman"/>
           <w:lang w:eastAsia="zh-TW"/>
         </w:rPr>
+        <w:t>Deepseek</w:t>
+      </w:r>
+      <w:proofErr w:type="spellEnd"/>
+      <w:r>
+        <w:rPr>
+          <w:rFonts w:ascii="Times New Roman"/>
+          <w:lang w:eastAsia="zh-TW"/>
+        </w:rPr>
         <w:t>、</w:t>
       </w:r>
       <w:r>
@@ -13541,6 +14624,7 @@
         </w:rPr>
         <w:t>、</w:t>
       </w:r>
+      <w:proofErr w:type="spellStart"/>
       <w:r>
         <w:rPr>
           <w:rFonts w:ascii="Times New Roman"/>
@@ -13548,6 +14632,7 @@
         </w:rPr>
         <w:t>LLaMA</w:t>
       </w:r>
+      <w:proofErr w:type="spellEnd"/>
       <w:r>
         <w:rPr>
           <w:rFonts w:ascii="Times New Roman"/>
@@ -14120,7 +15205,15 @@
         <w:t>,</w:t>
       </w:r>
       <w:r>
-        <w:t>於「次日漲跌分類」與「次日收盤價迴歸」兩任務上</w:t>
+        <w:t>於「次日漲跌分類」與「次日收盤價</w:t>
+      </w:r>
+      <w:proofErr w:type="gramStart"/>
+      <w:r>
+        <w:t>迴</w:t>
+      </w:r>
+      <w:proofErr w:type="gramEnd"/>
+      <w:r>
+        <w:t>歸」兩任務上</w:t>
       </w:r>
       <w:r>
         <w:t>,</w:t>
@@ -14140,9 +15233,11 @@
       <w:r>
         <w:t>隨機森林、</w:t>
       </w:r>
+      <w:proofErr w:type="spellStart"/>
       <w:r>
         <w:t>XGBoost</w:t>
       </w:r>
+      <w:proofErr w:type="spellEnd"/>
       <w:r>
         <w:t>、</w:t>
       </w:r>
@@ -14201,10 +15296,26 @@
         <w:ind w:left="240" w:firstLine="480"/>
       </w:pPr>
       <w:r>
-        <w:t>第二主題為視覺化平台實作：將第一主題中表現最佳之預測模型整合至以</w:t>
-      </w:r>
-      <w:r>
-        <w:t xml:space="preserve"> Streamlit </w:t>
+        <w:t>第二主題為視覺化平台實作：將第一主題中表現</w:t>
+      </w:r>
+      <w:proofErr w:type="gramStart"/>
+      <w:r>
+        <w:t>最佳之</w:t>
+      </w:r>
+      <w:proofErr w:type="gramEnd"/>
+      <w:r>
+        <w:t>預測模型整合至以</w:t>
+      </w:r>
+      <w:r>
+        <w:t xml:space="preserve"> </w:t>
+      </w:r>
+      <w:proofErr w:type="spellStart"/>
+      <w:r>
+        <w:t>Streamlit</w:t>
+      </w:r>
+      <w:proofErr w:type="spellEnd"/>
+      <w:r>
+        <w:t xml:space="preserve"> </w:t>
       </w:r>
       <w:r>
         <w:t>開發之互動式平台，並導入</w:t>
@@ -14288,25 +15399,58 @@
         <w:t>;</w:t>
       </w:r>
       <w:r>
-        <w:t>分類採</w:t>
-      </w:r>
-      <w:r>
-        <w:t xml:space="preserve"> StandardScaler</w:t>
-      </w:r>
+        <w:t>分類</w:t>
+      </w:r>
+      <w:proofErr w:type="gramStart"/>
+      <w:r>
+        <w:t>採</w:t>
+      </w:r>
+      <w:proofErr w:type="gramEnd"/>
+      <w:r>
+        <w:t xml:space="preserve"> </w:t>
+      </w:r>
+      <w:proofErr w:type="spellStart"/>
+      <w:r>
+        <w:t>StandardScaler</w:t>
+      </w:r>
+      <w:proofErr w:type="spellEnd"/>
       <w:r>
         <w:t>、</w:t>
       </w:r>
       <w:r>
         <w:t xml:space="preserve">LSTM </w:t>
       </w:r>
-      <w:r>
-        <w:t>迴歸採</w:t>
-      </w:r>
-      <w:r>
-        <w:t xml:space="preserve"> MinMax</w:t>
-      </w:r>
-      <w:r>
-        <w:t>、樹迴歸不縮放。</w:t>
+      <w:proofErr w:type="gramStart"/>
+      <w:r>
+        <w:t>迴</w:t>
+      </w:r>
+      <w:proofErr w:type="gramEnd"/>
+      <w:r>
+        <w:t>歸</w:t>
+      </w:r>
+      <w:proofErr w:type="gramStart"/>
+      <w:r>
+        <w:t>採</w:t>
+      </w:r>
+      <w:proofErr w:type="gramEnd"/>
+      <w:r>
+        <w:t xml:space="preserve"> </w:t>
+      </w:r>
+      <w:proofErr w:type="spellStart"/>
+      <w:r>
+        <w:t>MinMax</w:t>
+      </w:r>
+      <w:proofErr w:type="spellEnd"/>
+      <w:r>
+        <w:t>、樹</w:t>
+      </w:r>
+      <w:proofErr w:type="gramStart"/>
+      <w:r>
+        <w:t>迴歸不</w:t>
+      </w:r>
+      <w:proofErr w:type="gramEnd"/>
+      <w:r>
+        <w:t>縮放。</w:t>
       </w:r>
     </w:p>
     <w:p>
@@ -14336,9 +15480,11 @@
       <w:r>
         <w:t>隨機森林、</w:t>
       </w:r>
+      <w:proofErr w:type="spellStart"/>
       <w:r>
         <w:t>XGBoost</w:t>
       </w:r>
+      <w:proofErr w:type="spellEnd"/>
       <w:r>
         <w:t>、</w:t>
       </w:r>
@@ -14364,7 +15510,15 @@
         <w:t xml:space="preserve"> GPT,</w:t>
       </w:r>
       <w:r>
-        <w:t>進行分類與迴歸兩任務。</w:t>
+        <w:t>進行分類與</w:t>
+      </w:r>
+      <w:proofErr w:type="gramStart"/>
+      <w:r>
+        <w:t>迴歸兩</w:t>
+      </w:r>
+      <w:proofErr w:type="gramEnd"/>
+      <w:r>
+        <w:t>任務。</w:t>
       </w:r>
     </w:p>
     <w:p>
@@ -14375,11 +15529,29 @@
       <w:r>
         <w:t>模型評估：</w:t>
       </w:r>
-      <w:r>
-        <w:t>迴歸採</w:t>
-      </w:r>
-      <w:r>
-        <w:t xml:space="preserve"> TimeSeriesSplit </w:t>
+      <w:proofErr w:type="gramStart"/>
+      <w:r>
+        <w:t>迴</w:t>
+      </w:r>
+      <w:proofErr w:type="gramEnd"/>
+      <w:r>
+        <w:t>歸</w:t>
+      </w:r>
+      <w:proofErr w:type="gramStart"/>
+      <w:r>
+        <w:t>採</w:t>
+      </w:r>
+      <w:proofErr w:type="gramEnd"/>
+      <w:r>
+        <w:t xml:space="preserve"> </w:t>
+      </w:r>
+      <w:proofErr w:type="spellStart"/>
+      <w:r>
+        <w:t>TimeSeriesSplit</w:t>
+      </w:r>
+      <w:proofErr w:type="spellEnd"/>
+      <w:r>
+        <w:t xml:space="preserve"> </w:t>
       </w:r>
       <w:r>
         <w:t>五折</w:t>
@@ -14388,14 +15560,21 @@
         <w:t>;</w:t>
       </w:r>
       <w:r>
-        <w:t>分類採</w:t>
-      </w:r>
+        <w:t>分類</w:t>
+      </w:r>
+      <w:proofErr w:type="gramStart"/>
+      <w:r>
+        <w:t>採</w:t>
+      </w:r>
+      <w:proofErr w:type="gramEnd"/>
       <w:r>
         <w:t xml:space="preserve"> 80/20 </w:t>
       </w:r>
+      <w:proofErr w:type="gramStart"/>
       <w:r>
         <w:t>順序切分</w:t>
       </w:r>
+      <w:proofErr w:type="gramEnd"/>
       <w:r>
         <w:t>。</w:t>
       </w:r>
@@ -14409,7 +15588,15 @@
         <w:t>平台實作：以</w:t>
       </w:r>
       <w:r>
-        <w:t xml:space="preserve"> Streamlit </w:t>
+        <w:t xml:space="preserve"> </w:t>
+      </w:r>
+      <w:proofErr w:type="spellStart"/>
+      <w:r>
+        <w:t>Streamlit</w:t>
+      </w:r>
+      <w:proofErr w:type="spellEnd"/>
+      <w:r>
+        <w:t xml:space="preserve"> </w:t>
       </w:r>
       <w:r>
         <w:t>開發前端，載入最佳模型提供即時預測，並整合</w:t>
@@ -14691,8 +15878,13 @@
           <w:t>0050.TW</w:t>
         </w:r>
       </w:hyperlink>
-      <w:r>
-        <w:t>（元大台灣卓越</w:t>
+      <w:proofErr w:type="gramStart"/>
+      <w:r>
+        <w:t>（</w:t>
+      </w:r>
+      <w:proofErr w:type="gramEnd"/>
+      <w:r>
+        <w:t>元大台灣卓越</w:t>
       </w:r>
       <w:r>
         <w:t xml:space="preserve"> 50 </w:t>
@@ -14733,8 +15925,13 @@
         </w:rPr>
         <w:t xml:space="preserve"> </w:t>
       </w:r>
-      <w:r>
-        <w:t xml:space="preserve">yfinance </w:t>
+      <w:proofErr w:type="spellStart"/>
+      <w:r>
+        <w:t>yfinance</w:t>
+      </w:r>
+      <w:proofErr w:type="spellEnd"/>
+      <w:r>
+        <w:t xml:space="preserve"> </w:t>
       </w:r>
       <w:r>
         <w:t>之</w:t>
@@ -14794,7 +15991,15 @@
         <w:t>Open</w:t>
       </w:r>
       <w:r>
-        <w:t>）、最高價（</w:t>
+        <w:t>）、</w:t>
+      </w:r>
+      <w:proofErr w:type="gramStart"/>
+      <w:r>
+        <w:t>最</w:t>
+      </w:r>
+      <w:proofErr w:type="gramEnd"/>
+      <w:r>
+        <w:t>高價（</w:t>
       </w:r>
       <w:r>
         <w:t>High</w:t>
@@ -14824,7 +16029,15 @@
         <w:t xml:space="preserve"> OHLCV</w:t>
       </w:r>
       <w:r>
-        <w:t>。所有價格皆為還原權息後之調整收盤價，以排除股利與股票分割對價格連續性之干擾。資料定期更新與清洗則透過</w:t>
+        <w:t>。所有價格皆為</w:t>
+      </w:r>
+      <w:proofErr w:type="gramStart"/>
+      <w:r>
+        <w:t>還原權息後</w:t>
+      </w:r>
+      <w:proofErr w:type="gramEnd"/>
+      <w:r>
+        <w:t>之調整收盤價，以排除股利與股票分割對價格連續性之干擾。資料定期更新與清洗則透過</w:t>
       </w:r>
       <w:r>
         <w:t xml:space="preserve"> update_database.py </w:t>
@@ -14915,7 +16128,15 @@
         <w:t>以確保跨市場比較之時間基礎一致。資料經</w:t>
       </w:r>
       <w:r>
-        <w:t xml:space="preserve"> yfinance </w:t>
+        <w:t xml:space="preserve"> </w:t>
+      </w:r>
+      <w:proofErr w:type="spellStart"/>
+      <w:r>
+        <w:t>yfinance</w:t>
+      </w:r>
+      <w:proofErr w:type="spellEnd"/>
+      <w:r>
+        <w:t xml:space="preserve"> </w:t>
       </w:r>
       <w:r>
         <w:t>取得</w:t>
@@ -14931,7 +16152,15 @@
         <w:t>資料庫</w:t>
       </w:r>
       <w:r>
-        <w:t>(etf_data.db);</w:t>
+        <w:t>(</w:t>
+      </w:r>
+      <w:proofErr w:type="spellStart"/>
+      <w:r>
+        <w:t>etf_data.db</w:t>
+      </w:r>
+      <w:proofErr w:type="spellEnd"/>
+      <w:r>
+        <w:t>);</w:t>
       </w:r>
       <w:r>
         <w:t>所取得之</w:t>
@@ -14940,7 +16169,15 @@
         <w:t xml:space="preserve"> OHLCV </w:t>
       </w:r>
       <w:r>
-        <w:t>已為還原權息後之調整價格。經檢視</w:t>
+        <w:t>已為</w:t>
+      </w:r>
+      <w:proofErr w:type="gramStart"/>
+      <w:r>
+        <w:t>還原權息後</w:t>
+      </w:r>
+      <w:proofErr w:type="gramEnd"/>
+      <w:r>
+        <w:t>之調整價格。經檢視</w:t>
       </w:r>
       <w:r>
         <w:t>,</w:t>
@@ -14952,19 +16189,43 @@
         <w:t xml:space="preserve"> ETF </w:t>
       </w:r>
       <w:r>
-        <w:t>於本研究期間</w:t>
-      </w:r>
-      <w:r>
-        <w:t>(2016–2026)</w:t>
-      </w:r>
-      <w:r>
-        <w:t>各欄位均無缺失值</w:t>
+        <w:t>於本研究</w:t>
+      </w:r>
+      <w:proofErr w:type="gramStart"/>
+      <w:r>
+        <w:t>期間</w:t>
+      </w:r>
+      <w:r>
+        <w:t>(2016–</w:t>
+      </w:r>
+      <w:proofErr w:type="gramEnd"/>
+      <w:r>
+        <w:t>2026)</w:t>
+      </w:r>
+      <w:r>
+        <w:t>各</w:t>
+      </w:r>
+      <w:proofErr w:type="gramStart"/>
+      <w:r>
+        <w:t>欄位均無缺失</w:t>
+      </w:r>
+      <w:proofErr w:type="gramEnd"/>
+      <w:r>
+        <w:t>值</w:t>
       </w:r>
       <w:r>
         <w:t>,</w:t>
       </w:r>
       <w:r>
-        <w:t>故未進行插補處理。</w:t>
+        <w:t>故未</w:t>
+      </w:r>
+      <w:proofErr w:type="gramStart"/>
+      <w:r>
+        <w:t>進行插補處理</w:t>
+      </w:r>
+      <w:proofErr w:type="gramEnd"/>
+      <w:r>
+        <w:t>。</w:t>
       </w:r>
     </w:p>
     <w:p>
@@ -15013,8 +16274,13 @@
       <w:r>
         <w:t>的完整交易日列表，計算三者交集，僅保留三個市場皆有交易的日期。</w:t>
       </w:r>
-      <w:r>
-        <w:t>三市場原始交易日分別為</w:t>
+      <w:proofErr w:type="gramStart"/>
+      <w:r>
+        <w:t>三</w:t>
+      </w:r>
+      <w:proofErr w:type="gramEnd"/>
+      <w:r>
+        <w:t>市場原始交易日分別為</w:t>
       </w:r>
       <w:r>
         <w:t xml:space="preserve"> SPY 2,514 </w:t>
@@ -15043,8 +16309,13 @@
       <w:r>
         <w:t xml:space="preserve"> 2,350 </w:t>
       </w:r>
-      <w:r>
-        <w:t>個共同交易日。被剔除者主要為各市場獨有之假日</w:t>
+      <w:proofErr w:type="gramStart"/>
+      <w:r>
+        <w:t>個</w:t>
+      </w:r>
+      <w:proofErr w:type="gramEnd"/>
+      <w:r>
+        <w:t>共同交易日。被剔除者主要為各市場獨有之假日</w:t>
       </w:r>
       <w:r>
         <w:t>(</w:t>
@@ -15086,7 +16357,23 @@
         <w:t xml:space="preserve"> Yahoo Finance </w:t>
       </w:r>
       <w:r>
-        <w:t>偶爾未提供成交量）。本研究採分層處理：若僅單一欄位缺失，以前後各一交易日的線性插補填補（公式</w:t>
+        <w:t>偶爾未提供成交量）。本研究</w:t>
+      </w:r>
+      <w:proofErr w:type="gramStart"/>
+      <w:r>
+        <w:t>採</w:t>
+      </w:r>
+      <w:proofErr w:type="gramEnd"/>
+      <w:r>
+        <w:t>分層處理：若僅單一欄位缺失，以前後各一交易日的</w:t>
+      </w:r>
+      <w:proofErr w:type="gramStart"/>
+      <w:r>
+        <w:t>線性插補填補（</w:t>
+      </w:r>
+      <w:proofErr w:type="gramEnd"/>
+      <w:r>
+        <w:t>公式</w:t>
       </w:r>
       <w:r>
         <w:t> </w:t>
@@ -15206,7 +16493,15 @@
         </m:f>
       </m:oMath>
       <w:r>
-        <w:t>）；若整日所有欄位皆缺失（極少發生），則直接刪除該日；若連續三日以上多欄位缺失（本資料期間未發生），則刪除該區間以避免插補偏差。經檢查，三檔</w:t>
+        <w:t>）；若整日所有欄位皆缺失（極少發生），則直接刪除該日；若連續三日以上多欄位缺失（本資料期間未發生），則刪除該區間以</w:t>
+      </w:r>
+      <w:proofErr w:type="gramStart"/>
+      <w:r>
+        <w:t>避免插補偏差</w:t>
+      </w:r>
+      <w:proofErr w:type="gramEnd"/>
+      <w:r>
+        <w:t>。經檢查，三檔</w:t>
       </w:r>
       <w:r>
         <w:t xml:space="preserve"> ETF </w:t>
@@ -15223,8 +16518,13 @@
         </w:rPr>
         <w:t>6</w:t>
       </w:r>
-      <w:r>
-        <w:t>–202</w:t>
+      <w:proofErr w:type="gramStart"/>
+      <w:r>
+        <w:t>–</w:t>
+      </w:r>
+      <w:proofErr w:type="gramEnd"/>
+      <w:r>
+        <w:t>202</w:t>
       </w:r>
       <w:r>
         <w:rPr>
@@ -15269,7 +16569,15 @@
         <w:t>的</w:t>
       </w:r>
       <w:r>
-        <w:t> assert_series_equal() </w:t>
+        <w:t> </w:t>
+      </w:r>
+      <w:proofErr w:type="spellStart"/>
+      <w:r>
+        <w:t>assert_series_equal</w:t>
+      </w:r>
+      <w:proofErr w:type="spellEnd"/>
+      <w:r>
+        <w:t>() </w:t>
       </w:r>
       <w:r>
         <w:t>確認三者的日期索引完全相同。最終共取得</w:t>
@@ -15295,8 +16603,13 @@
       <w:r>
         <w:t xml:space="preserve"> </w:t>
       </w:r>
-      <w:r>
-        <w:t>個交易日，作為後續特徵計算與模型訓練的基礎。</w:t>
+      <w:proofErr w:type="gramStart"/>
+      <w:r>
+        <w:t>個</w:t>
+      </w:r>
+      <w:proofErr w:type="gramEnd"/>
+      <w:r>
+        <w:t>交易日，作為後續特徵計算與模型訓練的基礎。</w:t>
       </w:r>
     </w:p>
     <w:p>
@@ -15375,7 +16688,21 @@
         <w:rPr>
           <w:rFonts w:hint="eastAsia"/>
         </w:rPr>
-        <w:t>各任務採用不同之特徵組合。在特徵選擇上，本研究參酌過往文獻——移動平均（</w:t>
+        <w:t>各任務採用不同之特徵組合。在特徵選擇上，本研究參酌過往文獻</w:t>
+      </w:r>
+      <w:proofErr w:type="gramStart"/>
+      <w:r>
+        <w:rPr>
+          <w:rFonts w:hint="eastAsia"/>
+        </w:rPr>
+        <w:t>——</w:t>
+      </w:r>
+      <w:proofErr w:type="gramEnd"/>
+      <w:r>
+        <w:rPr>
+          <w:rFonts w:hint="eastAsia"/>
+        </w:rPr>
+        <w:t>移動平均（</w:t>
       </w:r>
       <w:r>
         <w:rPr>
@@ -15399,7 +16726,21 @@
         <w:rPr>
           <w:rFonts w:hint="eastAsia"/>
         </w:rPr>
-        <w:t>）、波動率與報酬率分屬趨勢、動能與波動三大類技術指標，於股價趨勢預測之相關研究中已廣泛採用並具一定預測價</w:t>
+        <w:t>）、波動率與</w:t>
+      </w:r>
+      <w:proofErr w:type="gramStart"/>
+      <w:r>
+        <w:rPr>
+          <w:rFonts w:hint="eastAsia"/>
+        </w:rPr>
+        <w:t>報酬率分屬</w:t>
+      </w:r>
+      <w:proofErr w:type="gramEnd"/>
+      <w:r>
+        <w:rPr>
+          <w:rFonts w:hint="eastAsia"/>
+        </w:rPr>
+        <w:t>趨勢、動能與波動三大類技術指標，於股價趨勢預測之相關研究中已廣泛採用並具一定預測價</w:t>
       </w:r>
       <w:r>
         <w:rPr>
@@ -15692,7 +17033,23 @@
         <w:ind w:leftChars="0" w:firstLineChars="0"/>
       </w:pPr>
       <w:r>
-        <w:t>樹模型迴歸：改採落後收盤價（</w:t>
+        <w:t>樹模型</w:t>
+      </w:r>
+      <w:proofErr w:type="gramStart"/>
+      <w:r>
+        <w:t>迴</w:t>
+      </w:r>
+      <w:proofErr w:type="gramEnd"/>
+      <w:r>
+        <w:t>歸：改</w:t>
+      </w:r>
+      <w:proofErr w:type="gramStart"/>
+      <w:r>
+        <w:t>採</w:t>
+      </w:r>
+      <w:proofErr w:type="gramEnd"/>
+      <w:r>
+        <w:t>落後收盤價（</w:t>
       </w:r>
       <w:r>
         <w:t>Lag1</w:t>
@@ -15755,8 +17112,13 @@
       <w:r>
         <w:t xml:space="preserve">LSTM </w:t>
       </w:r>
-      <w:r>
-        <w:t>迴歸：直接以過去收盤價序列為輸入。</w:t>
+      <w:proofErr w:type="gramStart"/>
+      <w:r>
+        <w:t>迴</w:t>
+      </w:r>
+      <w:proofErr w:type="gramEnd"/>
+      <w:r>
+        <w:t>歸：直接以過去收盤價序列為輸入。</w:t>
       </w:r>
     </w:p>
     <w:p>
@@ -15771,7 +17133,15 @@
         <w:t>GPT</w:t>
       </w:r>
       <w:r>
-        <w:t>）迴歸：以過去</w:t>
+        <w:t>）</w:t>
+      </w:r>
+      <w:proofErr w:type="gramStart"/>
+      <w:r>
+        <w:t>迴</w:t>
+      </w:r>
+      <w:proofErr w:type="gramEnd"/>
+      <w:r>
+        <w:t>歸：以過去</w:t>
       </w:r>
       <w:r>
         <w:t xml:space="preserve"> 60 </w:t>
@@ -17212,7 +18582,35 @@
         <w:rPr>
           <w:rFonts w:hint="eastAsia"/>
         </w:rPr>
-        <w:t>為超賣區，可能出現反彈。本模型不預設閾值規則，而是直接將</w:t>
+        <w:t>為超賣區，可能出現反彈。本模型</w:t>
+      </w:r>
+      <w:proofErr w:type="gramStart"/>
+      <w:r>
+        <w:rPr>
+          <w:rFonts w:hint="eastAsia"/>
+        </w:rPr>
+        <w:t>不</w:t>
+      </w:r>
+      <w:proofErr w:type="gramEnd"/>
+      <w:r>
+        <w:rPr>
+          <w:rFonts w:hint="eastAsia"/>
+        </w:rPr>
+        <w:t>預設</w:t>
+      </w:r>
+      <w:proofErr w:type="gramStart"/>
+      <w:r>
+        <w:rPr>
+          <w:rFonts w:hint="eastAsia"/>
+        </w:rPr>
+        <w:t>閾</w:t>
+      </w:r>
+      <w:proofErr w:type="gramEnd"/>
+      <w:r>
+        <w:rPr>
+          <w:rFonts w:hint="eastAsia"/>
+        </w:rPr>
+        <w:t>值規則，而是直接將</w:t>
       </w:r>
       <w:r>
         <w:rPr>
@@ -17300,7 +18698,21 @@
         <w:rPr>
           <w:rFonts w:hint="eastAsia"/>
         </w:rPr>
-        <w:t>日收盤價報酬率的標準差，並年化（乘以√</w:t>
+        <w:t>日收盤價報酬率的標準差，</w:t>
+      </w:r>
+      <w:proofErr w:type="gramStart"/>
+      <w:r>
+        <w:rPr>
+          <w:rFonts w:hint="eastAsia"/>
+        </w:rPr>
+        <w:t>並年化</w:t>
+      </w:r>
+      <w:proofErr w:type="gramEnd"/>
+      <w:r>
+        <w:rPr>
+          <w:rFonts w:hint="eastAsia"/>
+        </w:rPr>
+        <w:t>（乘以√</w:t>
       </w:r>
       <w:r>
         <w:rPr>
@@ -17336,7 +18748,21 @@
         <w:rPr>
           <w:rFonts w:hint="eastAsia"/>
         </w:rPr>
-        <w:t>日報酬率的標準差，並年化以符合一般習慣：</w:t>
+        <w:t>日報酬率的標準差，</w:t>
+      </w:r>
+      <w:proofErr w:type="gramStart"/>
+      <w:r>
+        <w:rPr>
+          <w:rFonts w:hint="eastAsia"/>
+        </w:rPr>
+        <w:t>並年化</w:t>
+      </w:r>
+      <w:proofErr w:type="gramEnd"/>
+      <w:r>
+        <w:rPr>
+          <w:rFonts w:hint="eastAsia"/>
+        </w:rPr>
+        <w:t>以符合一般習慣：</w:t>
       </w:r>
     </w:p>
     <w:p>
@@ -17939,8 +19365,13 @@
       <w:r>
         <w:t xml:space="preserve"> 30 </w:t>
       </w:r>
-      <w:r>
-        <w:t>個交易日之特徵序列</w:t>
+      <w:proofErr w:type="gramStart"/>
+      <w:r>
+        <w:t>個</w:t>
+      </w:r>
+      <w:proofErr w:type="gramEnd"/>
+      <w:r>
+        <w:t>交易日之特徵序列</w:t>
       </w:r>
       <w:r>
         <w:t>,</w:t>
@@ -18166,7 +19597,21 @@
           <w:rFonts w:hint="eastAsia"/>
         </w:rPr>
         <w:lastRenderedPageBreak/>
-        <w:t>選擇「漲跌方向」而非「精確報酬率」的原因有二：第一，對一般投資人而言，知道明天會漲還是跌，比知道漲多少更具決策參考價值；第二，方向預測的錯誤容忍度較高，且可避免回歸任務中常見的極端值干擾。持平（漲跌幅為零）的情形在資料中佔比極低（小於</w:t>
+        <w:t>選擇「漲跌方向」而非「精確報酬率」的原因有二：第一，對一般投資人而言，知道明天會漲還是跌，比知道漲多少更具決策參考價值；第二，方向預測的錯誤容忍度較高，且可避免回歸任務中常見的極端值干擾。持平（漲跌幅為零）的情形在資料中</w:t>
+      </w:r>
+      <w:proofErr w:type="gramStart"/>
+      <w:r>
+        <w:rPr>
+          <w:rFonts w:hint="eastAsia"/>
+        </w:rPr>
+        <w:t>佔比極</w:t>
+      </w:r>
+      <w:proofErr w:type="gramEnd"/>
+      <w:r>
+        <w:rPr>
+          <w:rFonts w:hint="eastAsia"/>
+        </w:rPr>
+        <w:t>低（小於</w:t>
       </w:r>
       <w:r>
         <w:rPr>
@@ -18187,7 +19632,15 @@
         <w:ind w:left="240" w:firstLine="480"/>
       </w:pPr>
       <w:r>
-        <w:t>此為分類任務之標籤。迴歸任務之目標變數則為次日收盤價本身</w:t>
+        <w:t>此為分類任務之標籤。</w:t>
+      </w:r>
+      <w:proofErr w:type="gramStart"/>
+      <w:r>
+        <w:t>迴</w:t>
+      </w:r>
+      <w:proofErr w:type="gramEnd"/>
+      <w:r>
+        <w:t>歸任務之目標變數則為次日收盤價本身</w:t>
       </w:r>
       <w:r>
         <w:t>(Close_{t+1})</w:t>
@@ -18279,18 +19732,21 @@
         </w:rPr>
         <w:t xml:space="preserve"> 0</w:t>
       </w:r>
+      <w:proofErr w:type="gramStart"/>
       <w:r>
         <w:rPr>
           <w:rFonts w:hint="eastAsia"/>
         </w:rPr>
         <w:t>–</w:t>
       </w:r>
+      <w:proofErr w:type="gramEnd"/>
       <w:r>
         <w:rPr>
           <w:rFonts w:hint="eastAsia"/>
         </w:rPr>
         <w:t xml:space="preserve">100 </w:t>
       </w:r>
+      <w:proofErr w:type="gramStart"/>
       <w:r>
         <w:rPr>
           <w:rFonts w:hint="eastAsia"/>
@@ -18303,6 +19759,7 @@
         </w:rPr>
         <w:t>),</w:t>
       </w:r>
+      <w:proofErr w:type="gramEnd"/>
       <w:r>
         <w:rPr>
           <w:rFonts w:hint="eastAsia"/>
@@ -18343,8 +19800,16 @@
         <w:rPr>
           <w:rFonts w:hint="eastAsia"/>
         </w:rPr>
-        <w:t xml:space="preserve">　　分類任務採</w:t>
-      </w:r>
+        <w:t xml:space="preserve">　　分類任務</w:t>
+      </w:r>
+      <w:proofErr w:type="gramStart"/>
+      <w:r>
+        <w:rPr>
+          <w:rFonts w:hint="eastAsia"/>
+        </w:rPr>
+        <w:t>採</w:t>
+      </w:r>
+      <w:proofErr w:type="gramEnd"/>
       <w:r>
         <w:rPr>
           <w:rFonts w:hint="eastAsia"/>
@@ -18361,7 +19826,21 @@
         <w:rPr>
           <w:rFonts w:hint="eastAsia"/>
         </w:rPr>
-        <w:t xml:space="preserve"> StandardScaler </w:t>
+        <w:t xml:space="preserve"> </w:t>
+      </w:r>
+      <w:proofErr w:type="spellStart"/>
+      <w:r>
+        <w:rPr>
+          <w:rFonts w:hint="eastAsia"/>
+        </w:rPr>
+        <w:t>StandardScaler</w:t>
+      </w:r>
+      <w:proofErr w:type="spellEnd"/>
+      <w:r>
+        <w:rPr>
+          <w:rFonts w:hint="eastAsia"/>
+        </w:rPr>
+        <w:t xml:space="preserve"> </w:t>
       </w:r>
       <w:r>
         <w:rPr>
@@ -18503,7 +19982,21 @@
         <w:rPr>
           <w:rFonts w:hint="eastAsia"/>
         </w:rPr>
-        <w:t>分別為該特徵在訓練集上之均值與標準差</w:t>
+        <w:t>分別為該特徵在訓練集上</w:t>
+      </w:r>
+      <w:proofErr w:type="gramStart"/>
+      <w:r>
+        <w:rPr>
+          <w:rFonts w:hint="eastAsia"/>
+        </w:rPr>
+        <w:t>之均值與</w:t>
+      </w:r>
+      <w:proofErr w:type="gramEnd"/>
+      <w:r>
+        <w:rPr>
+          <w:rFonts w:hint="eastAsia"/>
+        </w:rPr>
+        <w:t>標準差</w:t>
       </w:r>
       <w:r>
         <w:rPr>
@@ -18515,7 +20008,21 @@
         <w:rPr>
           <w:rFonts w:hint="eastAsia"/>
         </w:rPr>
-        <w:t>標準化後各特徵呈零均值、單位變異。</w:t>
+        <w:t>標準化後各特徵呈</w:t>
+      </w:r>
+      <w:proofErr w:type="gramStart"/>
+      <w:r>
+        <w:rPr>
+          <w:rFonts w:hint="eastAsia"/>
+        </w:rPr>
+        <w:t>零均值</w:t>
+      </w:r>
+      <w:proofErr w:type="gramEnd"/>
+      <w:r>
+        <w:rPr>
+          <w:rFonts w:hint="eastAsia"/>
+        </w:rPr>
+        <w:t>、單位變異。</w:t>
       </w:r>
     </w:p>
     <w:p>
@@ -18535,17 +20042,47 @@
         </w:rPr>
         <w:t xml:space="preserve">LSTM </w:t>
       </w:r>
-      <w:r>
-        <w:rPr>
-          <w:rFonts w:hint="eastAsia"/>
-        </w:rPr>
-        <w:t>迴歸採</w:t>
-      </w:r>
-      <w:r>
-        <w:rPr>
-          <w:rFonts w:hint="eastAsia"/>
-        </w:rPr>
-        <w:t xml:space="preserve"> MinMaxScaler </w:t>
+      <w:proofErr w:type="gramStart"/>
+      <w:r>
+        <w:rPr>
+          <w:rFonts w:hint="eastAsia"/>
+        </w:rPr>
+        <w:t>迴</w:t>
+      </w:r>
+      <w:proofErr w:type="gramEnd"/>
+      <w:r>
+        <w:rPr>
+          <w:rFonts w:hint="eastAsia"/>
+        </w:rPr>
+        <w:t>歸</w:t>
+      </w:r>
+      <w:proofErr w:type="gramStart"/>
+      <w:r>
+        <w:rPr>
+          <w:rFonts w:hint="eastAsia"/>
+        </w:rPr>
+        <w:t>採</w:t>
+      </w:r>
+      <w:proofErr w:type="gramEnd"/>
+      <w:r>
+        <w:rPr>
+          <w:rFonts w:hint="eastAsia"/>
+        </w:rPr>
+        <w:t xml:space="preserve"> </w:t>
+      </w:r>
+      <w:proofErr w:type="spellStart"/>
+      <w:r>
+        <w:rPr>
+          <w:rFonts w:hint="eastAsia"/>
+        </w:rPr>
+        <w:t>MinMaxScaler</w:t>
+      </w:r>
+      <w:proofErr w:type="spellEnd"/>
+      <w:r>
+        <w:rPr>
+          <w:rFonts w:hint="eastAsia"/>
+        </w:rPr>
+        <w:t xml:space="preserve"> </w:t>
       </w:r>
       <w:r>
         <w:rPr>
@@ -18645,7 +20182,21 @@
         <w:rPr>
           <w:rFonts w:hint="eastAsia"/>
         </w:rPr>
-        <w:t xml:space="preserve"> x_min </w:t>
+        <w:t xml:space="preserve"> </w:t>
+      </w:r>
+      <w:proofErr w:type="spellStart"/>
+      <w:r>
+        <w:rPr>
+          <w:rFonts w:hint="eastAsia"/>
+        </w:rPr>
+        <w:t>x_min</w:t>
+      </w:r>
+      <w:proofErr w:type="spellEnd"/>
+      <w:r>
+        <w:rPr>
+          <w:rFonts w:hint="eastAsia"/>
+        </w:rPr>
+        <w:t xml:space="preserve"> </w:t>
       </w:r>
       <w:r>
         <w:rPr>
@@ -18657,7 +20208,21 @@
         <w:rPr>
           <w:rFonts w:hint="eastAsia"/>
         </w:rPr>
-        <w:t xml:space="preserve"> x_max </w:t>
+        <w:t xml:space="preserve"> </w:t>
+      </w:r>
+      <w:proofErr w:type="spellStart"/>
+      <w:r>
+        <w:rPr>
+          <w:rFonts w:hint="eastAsia"/>
+        </w:rPr>
+        <w:t>x_max</w:t>
+      </w:r>
+      <w:proofErr w:type="spellEnd"/>
+      <w:r>
+        <w:rPr>
+          <w:rFonts w:hint="eastAsia"/>
+        </w:rPr>
+        <w:t xml:space="preserve"> </w:t>
       </w:r>
       <w:r>
         <w:rPr>
@@ -18675,7 +20240,21 @@
         <w:rPr>
           <w:rFonts w:hint="eastAsia"/>
         </w:rPr>
-        <w:t xml:space="preserve">　　樹模型迴歸因決策樹結構對特徵尺度不敏感</w:t>
+        <w:t xml:space="preserve">　　樹模型</w:t>
+      </w:r>
+      <w:proofErr w:type="gramStart"/>
+      <w:r>
+        <w:rPr>
+          <w:rFonts w:hint="eastAsia"/>
+        </w:rPr>
+        <w:t>迴</w:t>
+      </w:r>
+      <w:proofErr w:type="gramEnd"/>
+      <w:r>
+        <w:rPr>
+          <w:rFonts w:hint="eastAsia"/>
+        </w:rPr>
+        <w:t>歸因決策樹結構對特徵尺度不敏感</w:t>
       </w:r>
       <w:r>
         <w:rPr>
@@ -18687,7 +20266,21 @@
         <w:rPr>
           <w:rFonts w:hint="eastAsia"/>
         </w:rPr>
-        <w:t>故不另行標準化。</w:t>
+        <w:t>故</w:t>
+      </w:r>
+      <w:proofErr w:type="gramStart"/>
+      <w:r>
+        <w:rPr>
+          <w:rFonts w:hint="eastAsia"/>
+        </w:rPr>
+        <w:t>不</w:t>
+      </w:r>
+      <w:proofErr w:type="gramEnd"/>
+      <w:r>
+        <w:rPr>
+          <w:rFonts w:hint="eastAsia"/>
+        </w:rPr>
+        <w:t>另行標準化。</w:t>
       </w:r>
     </w:p>
     <w:p>
@@ -18707,11 +20300,19 @@
         </w:rPr>
         <w:t>(</w:t>
       </w:r>
-      <w:r>
-        <w:rPr>
-          <w:rFonts w:hint="eastAsia"/>
-        </w:rPr>
-        <w:t>均值、標準差或最大最小值</w:t>
+      <w:proofErr w:type="gramStart"/>
+      <w:r>
+        <w:rPr>
+          <w:rFonts w:hint="eastAsia"/>
+        </w:rPr>
+        <w:t>均值</w:t>
+      </w:r>
+      <w:proofErr w:type="gramEnd"/>
+      <w:r>
+        <w:rPr>
+          <w:rFonts w:hint="eastAsia"/>
+        </w:rPr>
+        <w:t>、標準差或最大最小值</w:t>
       </w:r>
       <w:r>
         <w:rPr>
@@ -18755,11 +20356,19 @@
         </w:rPr>
         <w:t>(data leakage)</w:t>
       </w:r>
-      <w:r>
-        <w:rPr>
-          <w:rFonts w:hint="eastAsia"/>
-        </w:rPr>
-        <w:t>——若以</w:t>
+      <w:proofErr w:type="gramStart"/>
+      <w:r>
+        <w:rPr>
+          <w:rFonts w:hint="eastAsia"/>
+        </w:rPr>
+        <w:t>——</w:t>
+      </w:r>
+      <w:proofErr w:type="gramEnd"/>
+      <w:r>
+        <w:rPr>
+          <w:rFonts w:hint="eastAsia"/>
+        </w:rPr>
+        <w:t>若以</w:t>
       </w:r>
       <w:r>
         <w:rPr>
@@ -18865,9 +20474,11 @@
       <w:r>
         <w:t>隨機森林、</w:t>
       </w:r>
+      <w:proofErr w:type="spellStart"/>
       <w:r>
         <w:t>XGBoost</w:t>
       </w:r>
+      <w:proofErr w:type="spellEnd"/>
       <w:r>
         <w:t>、</w:t>
       </w:r>
@@ -18905,7 +20516,15 @@
         <w:t>),</w:t>
       </w:r>
       <w:r>
-        <w:t>並同時用於「次日漲跌分類」與「次日收盤價迴歸」兩種任務</w:t>
+        <w:t>並同時用於「次日漲跌分類」與「次日收盤價</w:t>
+      </w:r>
+      <w:proofErr w:type="gramStart"/>
+      <w:r>
+        <w:t>迴</w:t>
+      </w:r>
+      <w:proofErr w:type="gramEnd"/>
+      <w:r>
+        <w:t>歸」兩種任務</w:t>
       </w:r>
       <w:r>
         <w:t>。</w:t>
@@ -18972,7 +20591,15 @@
         <w:t xml:space="preserve"> ARIMA</w:t>
       </w:r>
       <w:r>
-        <w:t>（自迴歸整合移動平均）（</w:t>
+        <w:t>（自</w:t>
+      </w:r>
+      <w:proofErr w:type="gramStart"/>
+      <w:r>
+        <w:t>迴</w:t>
+      </w:r>
+      <w:proofErr w:type="gramEnd"/>
+      <w:r>
+        <w:t>歸整合移動平均）（</w:t>
       </w:r>
       <w:r>
         <w:t>Box &amp; Jenkins, 1976</w:t>
@@ -18984,13 +20611,29 @@
         <w:t>[20]</w:t>
       </w:r>
       <w:r>
-        <w:t>作為迴歸任務之基準模型</w:t>
+        <w:t>作為</w:t>
+      </w:r>
+      <w:proofErr w:type="gramStart"/>
+      <w:r>
+        <w:t>迴</w:t>
+      </w:r>
+      <w:proofErr w:type="gramEnd"/>
+      <w:r>
+        <w:t>歸任務之基準模型</w:t>
       </w:r>
       <w:r>
         <w:t>,</w:t>
       </w:r>
       <w:r>
-        <w:t>針對各市場收盤價之單變量序列建模。實作採用</w:t>
+        <w:t>針對各市場收盤價之</w:t>
+      </w:r>
+      <w:proofErr w:type="gramStart"/>
+      <w:r>
+        <w:t>單變量</w:t>
+      </w:r>
+      <w:proofErr w:type="gramEnd"/>
+      <w:r>
+        <w:t>序列建模。實作採用</w:t>
       </w:r>
       <w:r>
         <w:t xml:space="preserve"> Python </w:t>
@@ -18999,7 +20642,15 @@
         <w:t>之</w:t>
       </w:r>
       <w:r>
-        <w:t xml:space="preserve"> pmdarima </w:t>
+        <w:t xml:space="preserve"> </w:t>
+      </w:r>
+      <w:proofErr w:type="spellStart"/>
+      <w:r>
+        <w:t>pmdarima</w:t>
+      </w:r>
+      <w:proofErr w:type="spellEnd"/>
+      <w:r>
+        <w:t xml:space="preserve"> </w:t>
       </w:r>
       <w:r>
         <w:t>套件</w:t>
@@ -19011,7 +20662,15 @@
         <w:t>以</w:t>
       </w:r>
       <w:r>
-        <w:t xml:space="preserve"> auto_arima </w:t>
+        <w:t xml:space="preserve"> </w:t>
+      </w:r>
+      <w:proofErr w:type="spellStart"/>
+      <w:r>
+        <w:t>auto_arima</w:t>
+      </w:r>
+      <w:proofErr w:type="spellEnd"/>
+      <w:r>
+        <w:t xml:space="preserve"> </w:t>
       </w:r>
       <w:r>
         <w:t>依</w:t>
@@ -19032,23 +20691,39 @@
         <w:t xml:space="preserve"> ADF </w:t>
       </w:r>
       <w:r>
-        <w:t>檢定檢驗序列定態性</w:t>
-      </w:r>
+        <w:t>檢定檢驗</w:t>
+      </w:r>
+      <w:proofErr w:type="gramStart"/>
+      <w:r>
+        <w:t>序列定態性</w:t>
+      </w:r>
+      <w:proofErr w:type="gramEnd"/>
       <w:r>
         <w:t>;</w:t>
       </w:r>
       <w:r>
-        <w:t>結果顯示三市場原始收盤價序列之</w:t>
+        <w:t>結果顯示</w:t>
+      </w:r>
+      <w:proofErr w:type="gramStart"/>
+      <w:r>
+        <w:t>三</w:t>
+      </w:r>
+      <w:proofErr w:type="gramEnd"/>
+      <w:r>
+        <w:t>市場原始收盤價序列之</w:t>
       </w:r>
       <w:r>
         <w:t xml:space="preserve"> p </w:t>
       </w:r>
+      <w:proofErr w:type="gramStart"/>
       <w:r>
         <w:t>值均約</w:t>
       </w:r>
+      <w:proofErr w:type="gramEnd"/>
       <w:r>
         <w:t xml:space="preserve"> 0.99(</w:t>
       </w:r>
+      <w:proofErr w:type="gramStart"/>
       <w:r>
         <w:t>非定態</w:t>
       </w:r>
@@ -19056,14 +20731,20 @@
         <w:t>),</w:t>
       </w:r>
       <w:r>
-        <w:t>故差分階數</w:t>
+        <w:t>故差</w:t>
+      </w:r>
+      <w:proofErr w:type="gramEnd"/>
+      <w:r>
+        <w:t>分階數</w:t>
       </w:r>
       <w:r>
         <w:t xml:space="preserve"> d </w:t>
       </w:r>
+      <w:proofErr w:type="gramStart"/>
       <w:r>
         <w:t>均設為</w:t>
       </w:r>
+      <w:proofErr w:type="gramEnd"/>
       <w:r>
         <w:t xml:space="preserve"> 1</w:t>
       </w:r>
@@ -19074,7 +20755,15 @@
         <w:t>,</w:t>
       </w:r>
       <w:r>
-        <w:t>測試階段採逐日滾動預測</w:t>
+        <w:t>測試階段</w:t>
+      </w:r>
+      <w:proofErr w:type="gramStart"/>
+      <w:r>
+        <w:t>採</w:t>
+      </w:r>
+      <w:proofErr w:type="gramEnd"/>
+      <w:r>
+        <w:t>逐日滾動預測</w:t>
       </w:r>
       <w:r>
         <w:t>(rolling forecast):</w:t>
@@ -19159,8 +20848,16 @@
         <w:rPr>
           <w:rFonts w:hint="eastAsia"/>
         </w:rPr>
-        <w:t xml:space="preserve"> Breiman</w:t>
-      </w:r>
+        <w:t xml:space="preserve"> </w:t>
+      </w:r>
+      <w:proofErr w:type="spellStart"/>
+      <w:r>
+        <w:rPr>
+          <w:rFonts w:hint="eastAsia"/>
+        </w:rPr>
+        <w:t>Breiman</w:t>
+      </w:r>
+      <w:proofErr w:type="spellEnd"/>
       <w:r>
         <w:rPr>
           <w:rFonts w:hint="eastAsia"/>
@@ -19201,7 +20898,21 @@
         <w:rPr>
           <w:rFonts w:hint="eastAsia"/>
         </w:rPr>
-        <w:t>提出，是一種集成學習方法，透過建立多棵決策樹並以多數投票決定最終預測。每棵決策樹在訓練時使用「自助抽樣」（</w:t>
+        <w:t>提出，是一種集成學習方法，透過建立多棵</w:t>
+      </w:r>
+      <w:proofErr w:type="gramStart"/>
+      <w:r>
+        <w:rPr>
+          <w:rFonts w:hint="eastAsia"/>
+        </w:rPr>
+        <w:t>決策樹並以</w:t>
+      </w:r>
+      <w:proofErr w:type="gramEnd"/>
+      <w:r>
+        <w:rPr>
+          <w:rFonts w:hint="eastAsia"/>
+        </w:rPr>
+        <w:t>多數投票決定最終預測。每棵決策樹在訓練時使用「自助抽樣」（</w:t>
       </w:r>
       <w:r>
         <w:rPr>
@@ -19213,7 +20924,21 @@
         <w:rPr>
           <w:rFonts w:hint="eastAsia"/>
         </w:rPr>
-        <w:t>）從原始資料中抽取不同的樣本集，並在每個節點分裂時只考慮隨機選取的一部分特徵，從而降低樹與樹之間的相關性，提升整體的泛化能力。</w:t>
+        <w:t>）從原始資料中抽取不同的樣本集，並在每</w:t>
+      </w:r>
+      <w:proofErr w:type="gramStart"/>
+      <w:r>
+        <w:rPr>
+          <w:rFonts w:hint="eastAsia"/>
+        </w:rPr>
+        <w:t>個</w:t>
+      </w:r>
+      <w:proofErr w:type="gramEnd"/>
+      <w:r>
+        <w:rPr>
+          <w:rFonts w:hint="eastAsia"/>
+        </w:rPr>
+        <w:t>節點分裂時只考慮隨機選取的一部分特徵，從而降低樹與樹之間的相關性，提升整體的泛化能力。</w:t>
       </w:r>
     </w:p>
     <w:p>
@@ -19223,8 +20948,13 @@
       </w:pPr>
       <w:r>
         <w:lastRenderedPageBreak/>
-        <w:t>本研究將隨機森林作為機器學習集成模型之代表之一</w:t>
-      </w:r>
+        <w:t>本研究將隨機森林作為機器學習集成模型之代表之</w:t>
+      </w:r>
+      <w:proofErr w:type="gramStart"/>
+      <w:r>
+        <w:t>一</w:t>
+      </w:r>
+      <w:proofErr w:type="gramEnd"/>
       <w:r>
         <w:t>(</w:t>
       </w:r>
@@ -19232,8 +20962,13 @@
         <w:t>與</w:t>
       </w:r>
       <w:r>
-        <w:t xml:space="preserve"> XGBoost</w:t>
-      </w:r>
+        <w:t xml:space="preserve"> </w:t>
+      </w:r>
+      <w:proofErr w:type="spellStart"/>
+      <w:r>
+        <w:t>XGBoost</w:t>
+      </w:r>
+      <w:proofErr w:type="spellEnd"/>
       <w:r>
         <w:t>、</w:t>
       </w:r>
@@ -19289,7 +21024,15 @@
         <w:t>,</w:t>
       </w:r>
       <w:r>
-        <w:t>藉以凸顯時序建模之價值</w:t>
+        <w:t>藉以</w:t>
+      </w:r>
+      <w:proofErr w:type="gramStart"/>
+      <w:r>
+        <w:t>凸</w:t>
+      </w:r>
+      <w:proofErr w:type="gramEnd"/>
+      <w:r>
+        <w:t>顯時序建模之價值</w:t>
       </w:r>
       <w:r>
         <w:rPr>
@@ -19313,8 +21056,13 @@
         <w:t>之</w:t>
       </w:r>
       <w:r>
-        <w:t xml:space="preserve"> RandomForestClassifier</w:t>
-      </w:r>
+        <w:t xml:space="preserve"> </w:t>
+      </w:r>
+      <w:proofErr w:type="spellStart"/>
+      <w:r>
+        <w:t>RandomForestClassifier</w:t>
+      </w:r>
+      <w:proofErr w:type="spellEnd"/>
       <w:r>
         <w:rPr>
           <w:rFonts w:hint="eastAsia"/>
@@ -19373,7 +21121,15 @@
         <w:ind w:left="240" w:firstLine="480"/>
       </w:pPr>
       <w:r>
-        <w:t>為驗證上述超參數設定之合理性，本研究另以網格搜尋（</w:t>
+        <w:t>為驗證上述超參數設定之合理性，本研究另</w:t>
+      </w:r>
+      <w:proofErr w:type="gramStart"/>
+      <w:r>
+        <w:t>以網格搜尋</w:t>
+      </w:r>
+      <w:proofErr w:type="gramEnd"/>
+      <w:r>
+        <w:t>（</w:t>
       </w:r>
       <w:r>
         <w:t>Grid Search</w:t>
@@ -19381,33 +21137,54 @@
       <w:r>
         <w:t>）搭配時序交叉驗證（</w:t>
       </w:r>
-      <w:r>
-        <w:t xml:space="preserve">TimeSeriesSplit, 5 </w:t>
+      <w:proofErr w:type="spellStart"/>
+      <w:r>
+        <w:t>TimeSeriesSplit</w:t>
+      </w:r>
+      <w:proofErr w:type="spellEnd"/>
+      <w:r>
+        <w:t xml:space="preserve">, 5 </w:t>
       </w:r>
       <w:r>
         <w:t>折）對隨機森林進行調校，搜尋範圍涵蓋決策樹數量（</w:t>
       </w:r>
+      <w:proofErr w:type="spellStart"/>
       <w:r>
         <w:t>n_estimators</w:t>
       </w:r>
+      <w:proofErr w:type="spellEnd"/>
       <w:r>
         <w:t>）、最大深度（</w:t>
       </w:r>
+      <w:proofErr w:type="spellStart"/>
       <w:r>
         <w:t>max_depth</w:t>
       </w:r>
-      <w:r>
-        <w:t>）、最小葉節點樣本數（</w:t>
-      </w:r>
+      <w:proofErr w:type="spellEnd"/>
+      <w:r>
+        <w:t>）、</w:t>
+      </w:r>
+      <w:proofErr w:type="gramStart"/>
+      <w:r>
+        <w:t>最</w:t>
+      </w:r>
+      <w:proofErr w:type="gramEnd"/>
+      <w:r>
+        <w:t>小葉節點樣本數（</w:t>
+      </w:r>
+      <w:proofErr w:type="spellStart"/>
       <w:r>
         <w:t>min_samples_leaf</w:t>
       </w:r>
+      <w:proofErr w:type="spellEnd"/>
       <w:r>
         <w:t>）與特徵抽樣策略（</w:t>
       </w:r>
+      <w:proofErr w:type="spellStart"/>
       <w:r>
         <w:t>max_features</w:t>
       </w:r>
+      <w:proofErr w:type="spellEnd"/>
       <w:r>
         <w:t>）。結果顯示，經調校後之隨機森林於各市場仍無法超越</w:t>
       </w:r>
@@ -19445,16 +21222,45 @@
         <w:t xml:space="preserve"> 0050.TW </w:t>
       </w:r>
       <w:r>
-        <w:t>於較淺之樹結構下甚至偏向預測下跌、表現更差。此結果顯示分類任務貼近基準之現象，係源自多頭市場上漲偏態之結構性限制，而非超參數未經最佳化所致；為維持跨世代模型比較之一致性，主實驗仍採各模型常見之標準設定（隨機森林</w:t>
-      </w:r>
-      <w:r>
-        <w:t xml:space="preserve"> n_estimators=100</w:t>
+        <w:t>於較淺之樹結構下甚至偏向預測下跌、表現更差。此結果顯示分類任務貼近基準之現象，係源自多頭市場上漲偏態之結構性限制，</w:t>
+      </w:r>
+      <w:proofErr w:type="gramStart"/>
+      <w:r>
+        <w:t>而非超參數</w:t>
+      </w:r>
+      <w:proofErr w:type="gramEnd"/>
+      <w:r>
+        <w:t>未經最佳化所致；為維持跨世代模型比較之一致性，主實驗仍</w:t>
+      </w:r>
+      <w:proofErr w:type="gramStart"/>
+      <w:r>
+        <w:t>採</w:t>
+      </w:r>
+      <w:proofErr w:type="gramEnd"/>
+      <w:r>
+        <w:t>各模型常見之標準設定（隨機森林</w:t>
+      </w:r>
+      <w:r>
+        <w:t xml:space="preserve"> </w:t>
+      </w:r>
+      <w:proofErr w:type="spellStart"/>
+      <w:r>
+        <w:t>n_estimators</w:t>
+      </w:r>
+      <w:proofErr w:type="spellEnd"/>
+      <w:r>
+        <w:t>=100</w:t>
       </w:r>
       <w:r>
         <w:t>、</w:t>
       </w:r>
-      <w:r>
-        <w:t>max_depth=10</w:t>
+      <w:proofErr w:type="spellStart"/>
+      <w:r>
+        <w:t>max_depth</w:t>
+      </w:r>
+      <w:proofErr w:type="spellEnd"/>
+      <w:r>
+        <w:t>=10</w:t>
       </w:r>
       <w:r>
         <w:t>）。</w:t>
@@ -19507,13 +21313,23 @@
         </w:rPr>
         <w:t>（</w:t>
       </w:r>
+      <w:proofErr w:type="spellStart"/>
       <w:r>
         <w:rPr>
           <w:rFonts w:asciiTheme="minorEastAsia" w:eastAsiaTheme="minorEastAsia" w:hAnsiTheme="minorEastAsia"/>
           <w:sz w:val="28"/>
           <w:szCs w:val="28"/>
         </w:rPr>
-        <w:t>XGBoost、AdaBoost、Gradient Boosting</w:t>
+        <w:t>XGBoost</w:t>
+      </w:r>
+      <w:proofErr w:type="spellEnd"/>
+      <w:r>
+        <w:rPr>
+          <w:rFonts w:asciiTheme="minorEastAsia" w:eastAsiaTheme="minorEastAsia" w:hAnsiTheme="minorEastAsia"/>
+          <w:sz w:val="28"/>
+          <w:szCs w:val="28"/>
+        </w:rPr>
+        <w:t>、AdaBoost、Gradient Boosting</w:t>
       </w:r>
       <w:r>
         <w:rPr>
@@ -19555,16 +21371,45 @@
         <w:t xml:space="preserve">Gradient Boosting </w:t>
       </w:r>
       <w:r>
-        <w:t>沿損失函數之梯度方向逐步擬合前一輪殘差</w:t>
-      </w:r>
-      <w:r>
-        <w:t xml:space="preserve">;XGBoost </w:t>
-      </w:r>
-      <w:r>
-        <w:t>於其上加入正規化項與二階梯度近似（</w:t>
-      </w:r>
-      <w:r>
-        <w:t>Chen &amp; Guestrin, 2016</w:t>
+        <w:t>沿損失函數之梯度方向逐步擬合前一</w:t>
+      </w:r>
+      <w:proofErr w:type="gramStart"/>
+      <w:r>
+        <w:t>輪殘差</w:t>
+      </w:r>
+      <w:proofErr w:type="gramEnd"/>
+      <w:r>
+        <w:t>;</w:t>
+      </w:r>
+      <w:proofErr w:type="spellStart"/>
+      <w:r>
+        <w:t>XGBoost</w:t>
+      </w:r>
+      <w:proofErr w:type="spellEnd"/>
+      <w:r>
+        <w:t xml:space="preserve"> </w:t>
+      </w:r>
+      <w:r>
+        <w:t>於其上加入</w:t>
+      </w:r>
+      <w:proofErr w:type="gramStart"/>
+      <w:r>
+        <w:t>正規化項與</w:t>
+      </w:r>
+      <w:proofErr w:type="gramEnd"/>
+      <w:r>
+        <w:t>二階梯度近似（</w:t>
+      </w:r>
+      <w:r>
+        <w:t xml:space="preserve">Chen &amp; </w:t>
+      </w:r>
+      <w:proofErr w:type="spellStart"/>
+      <w:r>
+        <w:t>Guestrin</w:t>
+      </w:r>
+      <w:proofErr w:type="spellEnd"/>
+      <w:r>
+        <w:t>, 2016</w:t>
       </w:r>
       <w:r>
         <w:t>）</w:t>
@@ -19579,13 +21424,37 @@
         <w:t xml:space="preserve">;AdaBoost </w:t>
       </w:r>
       <w:r>
-        <w:t>則於每輪提高被錯分樣本之權重</w:t>
+        <w:t>則於每輪提高</w:t>
+      </w:r>
+      <w:proofErr w:type="gramStart"/>
+      <w:r>
+        <w:t>被錯分樣本</w:t>
+      </w:r>
+      <w:proofErr w:type="gramEnd"/>
+      <w:r>
+        <w:t>之權重</w:t>
       </w:r>
       <w:r>
         <w:t>,</w:t>
       </w:r>
       <w:r>
-        <w:t>使後續學習器更專注於難分樣本。此三者主要用於迴歸任務</w:t>
+        <w:t>使後續</w:t>
+      </w:r>
+      <w:proofErr w:type="gramStart"/>
+      <w:r>
+        <w:t>學習器更專注</w:t>
+      </w:r>
+      <w:proofErr w:type="gramEnd"/>
+      <w:r>
+        <w:t>於難分樣本。此三者主要用於</w:t>
+      </w:r>
+      <w:proofErr w:type="gramStart"/>
+      <w:r>
+        <w:t>迴</w:t>
+      </w:r>
+      <w:proofErr w:type="gramEnd"/>
+      <w:r>
+        <w:t>歸任務</w:t>
       </w:r>
       <w:r>
         <w:t>,</w:t>
@@ -19660,7 +21529,15 @@
         <w:t>隱藏層，本研究使用</w:t>
       </w:r>
       <w:r>
-        <w:t xml:space="preserve"> TensorFlow/Keras </w:t>
+        <w:t xml:space="preserve"> TensorFlow/</w:t>
+      </w:r>
+      <w:proofErr w:type="spellStart"/>
+      <w:r>
+        <w:t>Keras</w:t>
+      </w:r>
+      <w:proofErr w:type="spellEnd"/>
+      <w:r>
+        <w:t xml:space="preserve"> </w:t>
       </w:r>
       <w:r>
         <w:t>框架實作。其設計如下：</w:t>
@@ -19765,7 +21642,15 @@
         <w:t xml:space="preserve">4 </w:t>
       </w:r>
       <w:r>
-        <w:t>為每個時間點之特徵維度（報酬率、</w:t>
+        <w:t>為每</w:t>
+      </w:r>
+      <w:proofErr w:type="gramStart"/>
+      <w:r>
+        <w:t>個</w:t>
+      </w:r>
+      <w:proofErr w:type="gramEnd"/>
+      <w:r>
+        <w:t>時間點之特徵維度（報酬率、</w:t>
       </w:r>
       <w:r>
         <w:t>MA20</w:t>
@@ -19824,14 +21709,35 @@
       <w:r>
         <w:t xml:space="preserve"> </w:t>
       </w:r>
-      <w:r>
-        <w:t>個記憶單元，並設定</w:t>
-      </w:r>
-      <w:r>
-        <w:t xml:space="preserve"> return_sequences=False</w:t>
-      </w:r>
-      <w:r>
-        <w:t>，表示該層只輸出最後一個時間步之隱藏狀態。單元數之設定參考相關文獻（</w:t>
+      <w:proofErr w:type="gramStart"/>
+      <w:r>
+        <w:t>個</w:t>
+      </w:r>
+      <w:proofErr w:type="gramEnd"/>
+      <w:r>
+        <w:t>記憶單元，並設定</w:t>
+      </w:r>
+      <w:r>
+        <w:t xml:space="preserve"> </w:t>
+      </w:r>
+      <w:proofErr w:type="spellStart"/>
+      <w:r>
+        <w:t>return_sequences</w:t>
+      </w:r>
+      <w:proofErr w:type="spellEnd"/>
+      <w:r>
+        <w:t>=False</w:t>
+      </w:r>
+      <w:r>
+        <w:t>，表示</w:t>
+      </w:r>
+      <w:proofErr w:type="gramStart"/>
+      <w:r>
+        <w:t>該層只輸出</w:t>
+      </w:r>
+      <w:proofErr w:type="gramEnd"/>
+      <w:r>
+        <w:t>最後一個時間步之隱藏狀態。單元數之設定參考相關文獻（</w:t>
       </w:r>
       <w:r>
         <w:t>Fischer &amp; Krauss, 2018</w:t>
@@ -20130,8 +22036,16 @@
         <w:rPr>
           <w:rFonts w:hint="eastAsia"/>
         </w:rPr>
-        <w:t>的基礎上，堆疊第二個</w:t>
-      </w:r>
+        <w:t>的基礎上，堆疊第二</w:t>
+      </w:r>
+      <w:proofErr w:type="gramStart"/>
+      <w:r>
+        <w:rPr>
+          <w:rFonts w:hint="eastAsia"/>
+        </w:rPr>
+        <w:t>個</w:t>
+      </w:r>
+      <w:proofErr w:type="gramEnd"/>
       <w:r>
         <w:t xml:space="preserve"> LSTM </w:t>
       </w:r>
@@ -20168,14 +22082,35 @@
       <w:r>
         <w:t xml:space="preserve"> </w:t>
       </w:r>
-      <w:r>
-        <w:t>個記憶單元，並將</w:t>
-      </w:r>
-      <w:r>
-        <w:t xml:space="preserve"> return_sequences=True</w:t>
-      </w:r>
-      <w:r>
-        <w:t>，表示該層會輸出每個時間步之隱藏狀態（</w:t>
+      <w:proofErr w:type="gramStart"/>
+      <w:r>
+        <w:t>個</w:t>
+      </w:r>
+      <w:proofErr w:type="gramEnd"/>
+      <w:r>
+        <w:t>記憶單元，並將</w:t>
+      </w:r>
+      <w:r>
+        <w:t xml:space="preserve"> </w:t>
+      </w:r>
+      <w:proofErr w:type="spellStart"/>
+      <w:r>
+        <w:t>return_sequences</w:t>
+      </w:r>
+      <w:proofErr w:type="spellEnd"/>
+      <w:r>
+        <w:t>=True</w:t>
+      </w:r>
+      <w:r>
+        <w:t>，表示該層會輸出每</w:t>
+      </w:r>
+      <w:proofErr w:type="gramStart"/>
+      <w:r>
+        <w:t>個</w:t>
+      </w:r>
+      <w:proofErr w:type="gramEnd"/>
+      <w:r>
+        <w:t>時間步之隱藏狀態（</w:t>
       </w:r>
       <w:r>
         <w:t xml:space="preserve">shape </w:t>
@@ -20277,11 +22212,24 @@
       <w:r>
         <w:t xml:space="preserve"> </w:t>
       </w:r>
-      <w:r>
-        <w:t>個記憶單元，</w:t>
-      </w:r>
-      <w:r>
-        <w:t>相較第一層減少單元數，目的在於於第一層提取之特徵基礎上進行更高層次之抽象，同時降低模型複雜度以避免過度擬合</w:t>
+      <w:proofErr w:type="gramStart"/>
+      <w:r>
+        <w:t>個</w:t>
+      </w:r>
+      <w:proofErr w:type="gramEnd"/>
+      <w:r>
+        <w:t>記憶單元，</w:t>
+      </w:r>
+      <w:r>
+        <w:t>相較第一層減少單元數，目的在於</w:t>
+      </w:r>
+      <w:proofErr w:type="gramStart"/>
+      <w:r>
+        <w:t>於</w:t>
+      </w:r>
+      <w:proofErr w:type="gramEnd"/>
+      <w:r>
+        <w:t>第一層提取之特徵基礎上進行更高層次之抽象，同時降低模型複雜度以避免過度擬合</w:t>
       </w:r>
       <w:r>
         <w:t>，</w:t>
@@ -20290,10 +22238,26 @@
         <w:t>並將</w:t>
       </w:r>
       <w:r>
-        <w:t xml:space="preserve"> return_sequences=False</w:t>
-      </w:r>
-      <w:r>
-        <w:t>，表示該層只輸出最後一個時間步之隱藏狀態（</w:t>
+        <w:t xml:space="preserve"> </w:t>
+      </w:r>
+      <w:proofErr w:type="spellStart"/>
+      <w:r>
+        <w:t>return_sequences</w:t>
+      </w:r>
+      <w:proofErr w:type="spellEnd"/>
+      <w:r>
+        <w:t>=False</w:t>
+      </w:r>
+      <w:r>
+        <w:t>，表示</w:t>
+      </w:r>
+      <w:proofErr w:type="gramStart"/>
+      <w:r>
+        <w:t>該層只輸出</w:t>
+      </w:r>
+      <w:proofErr w:type="gramEnd"/>
+      <w:r>
+        <w:t>最後一個時間步之隱藏狀態（</w:t>
       </w:r>
       <w:r>
         <w:t xml:space="preserve">shape </w:t>
@@ -20431,8 +22395,13 @@
         <w:t xml:space="preserve"> Dropout </w:t>
       </w:r>
       <w:r>
-        <w:t>與早停法</w:t>
-      </w:r>
+        <w:t>與</w:t>
+      </w:r>
+      <w:proofErr w:type="gramStart"/>
+      <w:r>
+        <w:t>早停法</w:t>
+      </w:r>
+      <w:proofErr w:type="gramEnd"/>
       <w:r>
         <w:rPr>
           <w:rFonts w:hint="eastAsia"/>
@@ -20629,8 +22598,13 @@
       <w:r>
         <w:t xml:space="preserve"> </w:t>
       </w:r>
-      <w:r>
-        <w:t>個單元、</w:t>
+      <w:proofErr w:type="gramStart"/>
+      <w:r>
+        <w:t>個</w:t>
+      </w:r>
+      <w:proofErr w:type="gramEnd"/>
+      <w:r>
+        <w:t>單元、</w:t>
       </w:r>
       <w:r>
         <w:t>Dropout 0.2</w:t>
@@ -20671,9 +22645,11 @@
       <w:r>
         <w:t>符合實際交易情境</w:t>
       </w:r>
+      <w:proofErr w:type="gramStart"/>
       <w:r>
         <w:t>——</w:t>
       </w:r>
+      <w:proofErr w:type="gramEnd"/>
       <w:r>
         <w:t>當站在時間點</w:t>
       </w:r>
@@ -20711,20 +22687,35 @@
         <w:t xml:space="preserve"> LSTM</w:t>
       </w:r>
       <w:r>
-        <w:t>，則表示序列內之反向讀取能幫助模型學習更穩定之模式；反之，若雙向</w:t>
+        <w:t>，則表示序列內之反向讀取能幫助模型學習更穩定之模式；</w:t>
+      </w:r>
+      <w:proofErr w:type="gramStart"/>
+      <w:r>
+        <w:t>反之，</w:t>
+      </w:r>
+      <w:proofErr w:type="gramEnd"/>
+      <w:r>
+        <w:t>若雙向</w:t>
       </w:r>
       <w:r>
         <w:t xml:space="preserve"> LSTM </w:t>
       </w:r>
       <w:r>
-        <w:t>表現較差，則可能是此種反向資訊引入了與真實預測情境不符之雜訊（</w:t>
-      </w:r>
+        <w:t>表現較差，則可能是此種反向資訊引入了與真實預測情境不符之雜訊</w:t>
+      </w:r>
+      <w:proofErr w:type="gramStart"/>
+      <w:r>
+        <w:t>（</w:t>
+      </w:r>
+      <w:proofErr w:type="gramEnd"/>
       <w:r>
         <w:t>Qiu et al., 2020</w:t>
       </w:r>
+      <w:proofErr w:type="gramStart"/>
       <w:r>
         <w:t>）</w:t>
       </w:r>
+      <w:proofErr w:type="gramEnd"/>
       <w:r>
         <w:rPr>
           <w:rFonts w:hint="eastAsia"/>
@@ -20806,9 +22797,11 @@
       <w:r>
         <w:t>（</w:t>
       </w:r>
+      <w:proofErr w:type="spellStart"/>
       <w:r>
         <w:t>BiLSTM</w:t>
       </w:r>
+      <w:proofErr w:type="spellEnd"/>
       <w:r>
         <w:t>）由兩個獨立的</w:t>
       </w:r>
@@ -20884,7 +22877,15 @@
         <w:t> </w:t>
       </w:r>
       <w:r>
-        <w:t>讀取序列。兩個層的隱藏狀態在最後一個時間步被合併，使模型能同時利用過去與未來的序列資訊。</w:t>
+        <w:t>讀取序列。兩個層的隱藏狀態在最後一個</w:t>
+      </w:r>
+      <w:proofErr w:type="gramStart"/>
+      <w:r>
+        <w:t>時間步被合併</w:t>
+      </w:r>
+      <w:proofErr w:type="gramEnd"/>
+      <w:r>
+        <w:t>，使模型能同時利用過去與未來的序列資訊。</w:t>
       </w:r>
     </w:p>
     <w:p>
@@ -20896,7 +22897,15 @@
         <w:t>本研究使用</w:t>
       </w:r>
       <w:r>
-        <w:t xml:space="preserve"> Keras </w:t>
+        <w:t xml:space="preserve"> </w:t>
+      </w:r>
+      <w:proofErr w:type="spellStart"/>
+      <w:r>
+        <w:t>Keras</w:t>
+      </w:r>
+      <w:proofErr w:type="spellEnd"/>
+      <w:r>
+        <w:t xml:space="preserve"> </w:t>
       </w:r>
       <w:r>
         <w:t>的</w:t>
@@ -20926,7 +22935,15 @@
         <w:t>，並設定</w:t>
       </w:r>
       <w:r>
-        <w:t> return_sequences=False</w:t>
+        <w:t> </w:t>
+      </w:r>
+      <w:proofErr w:type="spellStart"/>
+      <w:r>
+        <w:t>return_sequences</w:t>
+      </w:r>
+      <w:proofErr w:type="spellEnd"/>
+      <w:r>
+        <w:t>=False</w:t>
       </w:r>
       <w:r>
         <w:t>。正向與反向各產生</w:t>
@@ -21016,14 +23033,21 @@
         <w:t xml:space="preserve"> </w:t>
       </w:r>
       <w:r>
-        <w:t>處理等任務中已被證實有效（</w:t>
-      </w:r>
+        <w:t>處理等任務中已被證實有效</w:t>
+      </w:r>
+      <w:proofErr w:type="gramStart"/>
+      <w:r>
+        <w:t>（</w:t>
+      </w:r>
+      <w:proofErr w:type="gramEnd"/>
       <w:r>
         <w:t>Graves et al., 2013</w:t>
       </w:r>
+      <w:proofErr w:type="gramStart"/>
       <w:r>
         <w:t>）</w:t>
       </w:r>
+      <w:proofErr w:type="gramEnd"/>
       <w:r>
         <w:rPr>
           <w:rFonts w:hint="eastAsia"/>
@@ -21150,13 +23174,26 @@
         <w:t xml:space="preserve">  </w:t>
       </w:r>
       <w:r>
-        <w:t>本研究採監督式學習框架。分類任務以過去</w:t>
+        <w:t>本研究</w:t>
+      </w:r>
+      <w:proofErr w:type="gramStart"/>
+      <w:r>
+        <w:t>採</w:t>
+      </w:r>
+      <w:proofErr w:type="gramEnd"/>
+      <w:r>
+        <w:t>監督式學習框架。分類任務以過去</w:t>
       </w:r>
       <w:r>
         <w:t xml:space="preserve"> 30 </w:t>
       </w:r>
-      <w:r>
-        <w:t>個交易日之技術指標為輸入</w:t>
+      <w:proofErr w:type="gramStart"/>
+      <w:r>
+        <w:t>個</w:t>
+      </w:r>
+      <w:proofErr w:type="gramEnd"/>
+      <w:r>
+        <w:t>交易日之技術指標為輸入</w:t>
       </w:r>
       <w:r>
         <w:t>,</w:t>
@@ -21167,8 +23204,13 @@
       <w:r>
         <w:t>;</w:t>
       </w:r>
-      <w:r>
-        <w:t>迴歸任務則預測次日收盤價。為確保評估真實性</w:t>
+      <w:proofErr w:type="gramStart"/>
+      <w:r>
+        <w:t>迴</w:t>
+      </w:r>
+      <w:proofErr w:type="gramEnd"/>
+      <w:r>
+        <w:t>歸任務則預測次日收盤價。為確保評估真實性</w:t>
       </w:r>
       <w:r>
         <w:t>,</w:t>
@@ -21180,7 +23222,23 @@
         <w:t>,</w:t>
       </w:r>
       <w:r>
-        <w:t>避免未來資訊洩漏。以下依序說明分類任務之資料分割、迴歸任務之交叉驗證、超參數設定、類別不平衡處理、早停法、評估指標與模型比較策略。</w:t>
+        <w:t>避免未來資訊洩漏。以下依序說明分類任務之資料分割、</w:t>
+      </w:r>
+      <w:proofErr w:type="gramStart"/>
+      <w:r>
+        <w:t>迴</w:t>
+      </w:r>
+      <w:proofErr w:type="gramEnd"/>
+      <w:r>
+        <w:t>歸任務之交叉驗證、超參數設定、類別不平衡處理、</w:t>
+      </w:r>
+      <w:proofErr w:type="gramStart"/>
+      <w:r>
+        <w:t>早停法</w:t>
+      </w:r>
+      <w:proofErr w:type="gramEnd"/>
+      <w:r>
+        <w:t>、評估指標與模型比較策略。</w:t>
       </w:r>
     </w:p>
     <w:p>
@@ -21253,7 +23311,35 @@
         <w:rPr>
           <w:rFonts w:hint="eastAsia"/>
         </w:rPr>
-        <w:t>（測試）切分，不另設驗證集。以</w:t>
+        <w:t>（測試）</w:t>
+      </w:r>
+      <w:proofErr w:type="gramStart"/>
+      <w:r>
+        <w:rPr>
+          <w:rFonts w:hint="eastAsia"/>
+        </w:rPr>
+        <w:t>切分</w:t>
+      </w:r>
+      <w:proofErr w:type="gramEnd"/>
+      <w:r>
+        <w:rPr>
+          <w:rFonts w:hint="eastAsia"/>
+        </w:rPr>
+        <w:t>，</w:t>
+      </w:r>
+      <w:proofErr w:type="gramStart"/>
+      <w:r>
+        <w:rPr>
+          <w:rFonts w:hint="eastAsia"/>
+        </w:rPr>
+        <w:t>不</w:t>
+      </w:r>
+      <w:proofErr w:type="gramEnd"/>
+      <w:r>
+        <w:rPr>
+          <w:rFonts w:hint="eastAsia"/>
+        </w:rPr>
+        <w:t>另設驗證集。以</w:t>
       </w:r>
       <w:r>
         <w:rPr>
@@ -21381,18 +23467,42 @@
         <w:pStyle w:val="Test1"/>
         <w:ind w:left="240" w:firstLine="480"/>
       </w:pPr>
-      <w:r>
-        <w:rPr>
-          <w:rFonts w:hint="eastAsia"/>
-        </w:rPr>
-        <w:t>迴歸任務則統一採時間序列交叉驗證（</w:t>
-      </w:r>
+      <w:proofErr w:type="gramStart"/>
+      <w:r>
+        <w:rPr>
+          <w:rFonts w:hint="eastAsia"/>
+        </w:rPr>
+        <w:t>迴</w:t>
+      </w:r>
+      <w:proofErr w:type="gramEnd"/>
+      <w:r>
+        <w:rPr>
+          <w:rFonts w:hint="eastAsia"/>
+        </w:rPr>
+        <w:t>歸任務則統一</w:t>
+      </w:r>
+      <w:proofErr w:type="gramStart"/>
+      <w:r>
+        <w:rPr>
+          <w:rFonts w:hint="eastAsia"/>
+        </w:rPr>
+        <w:t>採</w:t>
+      </w:r>
+      <w:proofErr w:type="gramEnd"/>
+      <w:r>
+        <w:rPr>
+          <w:rFonts w:hint="eastAsia"/>
+        </w:rPr>
+        <w:t>時間序列交叉驗證（</w:t>
+      </w:r>
+      <w:proofErr w:type="spellStart"/>
       <w:r>
         <w:rPr>
           <w:rFonts w:hint="eastAsia"/>
         </w:rPr>
         <w:t>TimeSeriesSplit</w:t>
       </w:r>
+      <w:proofErr w:type="spellEnd"/>
       <w:r>
         <w:rPr>
           <w:rFonts w:hint="eastAsia"/>
@@ -21409,7 +23519,21 @@
         <w:rPr>
           <w:rFonts w:hint="eastAsia"/>
         </w:rPr>
-        <w:t>，確保每折訓練集均早於測試集。相較於隨機</w:t>
+        <w:t>，</w:t>
+      </w:r>
+      <w:proofErr w:type="gramStart"/>
+      <w:r>
+        <w:rPr>
+          <w:rFonts w:hint="eastAsia"/>
+        </w:rPr>
+        <w:t>確保每折訓練集均早於</w:t>
+      </w:r>
+      <w:proofErr w:type="gramEnd"/>
+      <w:r>
+        <w:rPr>
+          <w:rFonts w:hint="eastAsia"/>
+        </w:rPr>
+        <w:t>測試集。相較於隨機</w:t>
       </w:r>
       <w:r>
         <w:rPr>
@@ -21421,7 +23545,21 @@
         <w:rPr>
           <w:rFonts w:hint="eastAsia"/>
         </w:rPr>
-        <w:t>折交叉驗證，此設計可避免以未來資訊回測過去之偏誤（</w:t>
+        <w:t>折交叉驗證，此設計可避免以未來資訊回測過去</w:t>
+      </w:r>
+      <w:proofErr w:type="gramStart"/>
+      <w:r>
+        <w:rPr>
+          <w:rFonts w:hint="eastAsia"/>
+        </w:rPr>
+        <w:t>之偏誤</w:t>
+      </w:r>
+      <w:proofErr w:type="gramEnd"/>
+      <w:r>
+        <w:rPr>
+          <w:rFonts w:hint="eastAsia"/>
+        </w:rPr>
+        <w:t>（</w:t>
       </w:r>
       <w:r>
         <w:rPr>
@@ -21453,11 +23591,33 @@
         </w:rPr>
         <w:t xml:space="preserve"> ARIMA </w:t>
       </w:r>
-      <w:r>
-        <w:rPr>
-          <w:rFonts w:hint="eastAsia"/>
-        </w:rPr>
-        <w:t>於每折測試段內採逐日滾動預測，使其與樹模型、</w:t>
+      <w:proofErr w:type="gramStart"/>
+      <w:r>
+        <w:rPr>
+          <w:rFonts w:hint="eastAsia"/>
+        </w:rPr>
+        <w:t>於每折測試</w:t>
+      </w:r>
+      <w:proofErr w:type="gramEnd"/>
+      <w:r>
+        <w:rPr>
+          <w:rFonts w:hint="eastAsia"/>
+        </w:rPr>
+        <w:t>段內</w:t>
+      </w:r>
+      <w:proofErr w:type="gramStart"/>
+      <w:r>
+        <w:rPr>
+          <w:rFonts w:hint="eastAsia"/>
+        </w:rPr>
+        <w:t>採</w:t>
+      </w:r>
+      <w:proofErr w:type="gramEnd"/>
+      <w:r>
+        <w:rPr>
+          <w:rFonts w:hint="eastAsia"/>
+        </w:rPr>
+        <w:t>逐日滾動預測，使其與樹模型、</w:t>
       </w:r>
       <w:r>
         <w:rPr>
@@ -21469,7 +23629,21 @@
         <w:rPr>
           <w:rFonts w:hint="eastAsia"/>
         </w:rPr>
-        <w:t>同為單步預測情境，達成公平比較</w:t>
+        <w:t>同</w:t>
+      </w:r>
+      <w:proofErr w:type="gramStart"/>
+      <w:r>
+        <w:rPr>
+          <w:rFonts w:hint="eastAsia"/>
+        </w:rPr>
+        <w:t>為單步預測</w:t>
+      </w:r>
+      <w:proofErr w:type="gramEnd"/>
+      <w:r>
+        <w:rPr>
+          <w:rFonts w:hint="eastAsia"/>
+        </w:rPr>
+        <w:t>情境，達成公平比較</w:t>
       </w:r>
       <w:r>
         <w:rPr>
@@ -21541,7 +23715,15 @@
         <w:t xml:space="preserve"> </w:t>
       </w:r>
       <w:r>
-        <w:t>每個樣本包含連續</w:t>
+        <w:t>每</w:t>
+      </w:r>
+      <w:proofErr w:type="gramStart"/>
+      <w:r>
+        <w:t>個</w:t>
+      </w:r>
+      <w:proofErr w:type="gramEnd"/>
+      <w:r>
+        <w:t>樣本包含連續</w:t>
       </w:r>
       <w:r>
         <w:t xml:space="preserve"> 30 </w:t>
@@ -21565,7 +23747,15 @@
         <w:t xml:space="preserve"> 1 </w:t>
       </w:r>
       <w:r>
-        <w:t>滑動，共產生約（總天數</w:t>
+        <w:t>滑動，共產生約</w:t>
+      </w:r>
+      <w:proofErr w:type="gramStart"/>
+      <w:r>
+        <w:t>（</w:t>
+      </w:r>
+      <w:proofErr w:type="gramEnd"/>
+      <w:r>
+        <w:t>總天數</w:t>
       </w:r>
       <w:r>
         <w:t xml:space="preserve"> </w:t>
@@ -21684,7 +23874,15 @@
         <w:t>[7]</w:t>
       </w:r>
       <w:r>
-        <w:t>及初步實驗調整；隨機森林之樹數與深度亦參考文獻設定。</w:t>
+        <w:t>及初步實驗調整；</w:t>
+      </w:r>
+      <w:proofErr w:type="gramStart"/>
+      <w:r>
+        <w:t>隨機森</w:t>
+      </w:r>
+      <w:proofErr w:type="gramEnd"/>
+      <w:r>
+        <w:t>林之樹數與深度亦參考文獻設定。</w:t>
       </w:r>
     </w:p>
     <w:p>
@@ -21698,8 +23896,13 @@
         </w:rPr>
         <w:t>表3-1</w:t>
       </w:r>
-      <w:r>
-        <w:t>各模型超參數設定</w:t>
+      <w:proofErr w:type="gramStart"/>
+      <w:r>
+        <w:t>各</w:t>
+      </w:r>
+      <w:proofErr w:type="gramEnd"/>
+      <w:r>
+        <w:t>模型超參數設定</w:t>
       </w:r>
       <w:bookmarkEnd w:id="52"/>
     </w:p>
@@ -21763,6 +23966,7 @@
                 <w:szCs w:val="23"/>
               </w:rPr>
             </w:pPr>
+            <w:proofErr w:type="spellStart"/>
             <w:r>
               <w:rPr>
                 <w:rFonts w:asciiTheme="minorEastAsia" w:eastAsiaTheme="minorEastAsia" w:hAnsiTheme="minorEastAsia"/>
@@ -21770,6 +23974,7 @@
               </w:rPr>
               <w:t>超參數</w:t>
             </w:r>
+            <w:proofErr w:type="spellEnd"/>
           </w:p>
         </w:tc>
         <w:tc>
@@ -21789,6 +23994,7 @@
                 <w:szCs w:val="23"/>
               </w:rPr>
             </w:pPr>
+            <w:proofErr w:type="spellStart"/>
             <w:r>
               <w:rPr>
                 <w:rFonts w:asciiTheme="minorEastAsia" w:eastAsiaTheme="minorEastAsia" w:hAnsiTheme="minorEastAsia"/>
@@ -21796,6 +24002,7 @@
               </w:rPr>
               <w:t>設定值</w:t>
             </w:r>
+            <w:proofErr w:type="spellEnd"/>
           </w:p>
         </w:tc>
         <w:tc>
@@ -21815,6 +24022,7 @@
                 <w:szCs w:val="23"/>
               </w:rPr>
             </w:pPr>
+            <w:proofErr w:type="spellStart"/>
             <w:r>
               <w:rPr>
                 <w:rFonts w:asciiTheme="minorEastAsia" w:eastAsiaTheme="minorEastAsia" w:hAnsiTheme="minorEastAsia"/>
@@ -21822,6 +24030,7 @@
               </w:rPr>
               <w:t>理由</w:t>
             </w:r>
+            <w:proofErr w:type="spellEnd"/>
           </w:p>
         </w:tc>
       </w:tr>
@@ -21845,12 +24054,14 @@
                 <w:szCs w:val="23"/>
               </w:rPr>
             </w:pPr>
+            <w:proofErr w:type="spellStart"/>
             <w:r>
               <w:rPr>
                 <w:rFonts w:asciiTheme="minorEastAsia" w:eastAsiaTheme="minorEastAsia" w:hAnsiTheme="minorEastAsia"/>
               </w:rPr>
               <w:t>隨機森林</w:t>
             </w:r>
+            <w:proofErr w:type="spellEnd"/>
           </w:p>
         </w:tc>
         <w:tc>
@@ -21869,12 +24080,28 @@
                 <w:szCs w:val="23"/>
               </w:rPr>
             </w:pPr>
-            <w:r>
-              <w:rPr>
-                <w:rFonts w:asciiTheme="minorEastAsia" w:eastAsiaTheme="minorEastAsia" w:hAnsiTheme="minorEastAsia"/>
-              </w:rPr>
-              <w:t>n_estimators / max_depth</w:t>
-            </w:r>
+            <w:proofErr w:type="spellStart"/>
+            <w:r>
+              <w:rPr>
+                <w:rFonts w:asciiTheme="minorEastAsia" w:eastAsiaTheme="minorEastAsia" w:hAnsiTheme="minorEastAsia"/>
+              </w:rPr>
+              <w:t>n_estimators</w:t>
+            </w:r>
+            <w:proofErr w:type="spellEnd"/>
+            <w:r>
+              <w:rPr>
+                <w:rFonts w:asciiTheme="minorEastAsia" w:eastAsiaTheme="minorEastAsia" w:hAnsiTheme="minorEastAsia"/>
+              </w:rPr>
+              <w:t xml:space="preserve"> / </w:t>
+            </w:r>
+            <w:proofErr w:type="spellStart"/>
+            <w:r>
+              <w:rPr>
+                <w:rFonts w:asciiTheme="minorEastAsia" w:eastAsiaTheme="minorEastAsia" w:hAnsiTheme="minorEastAsia"/>
+              </w:rPr>
+              <w:t>max_depth</w:t>
+            </w:r>
+            <w:proofErr w:type="spellEnd"/>
           </w:p>
         </w:tc>
         <w:tc>
@@ -21916,12 +24143,14 @@
                 <w:szCs w:val="23"/>
               </w:rPr>
             </w:pPr>
+            <w:proofErr w:type="spellStart"/>
             <w:r>
               <w:rPr>
                 <w:rFonts w:asciiTheme="minorEastAsia" w:eastAsiaTheme="minorEastAsia" w:hAnsiTheme="minorEastAsia"/>
               </w:rPr>
               <w:t>參考文獻</w:t>
             </w:r>
+            <w:proofErr w:type="spellEnd"/>
           </w:p>
         </w:tc>
       </w:tr>
@@ -21942,12 +24171,14 @@
                 <w:szCs w:val="23"/>
               </w:rPr>
             </w:pPr>
+            <w:proofErr w:type="spellStart"/>
             <w:r>
               <w:rPr>
                 <w:rFonts w:asciiTheme="minorEastAsia" w:eastAsiaTheme="minorEastAsia" w:hAnsiTheme="minorEastAsia"/>
               </w:rPr>
               <w:t>XGBoost</w:t>
             </w:r>
+            <w:proofErr w:type="spellEnd"/>
           </w:p>
         </w:tc>
         <w:tc>
@@ -21966,12 +24197,42 @@
                 <w:szCs w:val="23"/>
               </w:rPr>
             </w:pPr>
-            <w:r>
-              <w:rPr>
-                <w:rFonts w:asciiTheme="minorEastAsia" w:eastAsiaTheme="minorEastAsia" w:hAnsiTheme="minorEastAsia"/>
-              </w:rPr>
-              <w:t>n_estimators / max_depth / lr</w:t>
-            </w:r>
+            <w:proofErr w:type="spellStart"/>
+            <w:r>
+              <w:rPr>
+                <w:rFonts w:asciiTheme="minorEastAsia" w:eastAsiaTheme="minorEastAsia" w:hAnsiTheme="minorEastAsia"/>
+              </w:rPr>
+              <w:t>n_estimators</w:t>
+            </w:r>
+            <w:proofErr w:type="spellEnd"/>
+            <w:r>
+              <w:rPr>
+                <w:rFonts w:asciiTheme="minorEastAsia" w:eastAsiaTheme="minorEastAsia" w:hAnsiTheme="minorEastAsia"/>
+              </w:rPr>
+              <w:t xml:space="preserve"> / </w:t>
+            </w:r>
+            <w:proofErr w:type="spellStart"/>
+            <w:r>
+              <w:rPr>
+                <w:rFonts w:asciiTheme="minorEastAsia" w:eastAsiaTheme="minorEastAsia" w:hAnsiTheme="minorEastAsia"/>
+              </w:rPr>
+              <w:t>max_depth</w:t>
+            </w:r>
+            <w:proofErr w:type="spellEnd"/>
+            <w:r>
+              <w:rPr>
+                <w:rFonts w:asciiTheme="minorEastAsia" w:eastAsiaTheme="minorEastAsia" w:hAnsiTheme="minorEastAsia"/>
+              </w:rPr>
+              <w:t xml:space="preserve"> / </w:t>
+            </w:r>
+            <w:proofErr w:type="spellStart"/>
+            <w:r>
+              <w:rPr>
+                <w:rFonts w:asciiTheme="minorEastAsia" w:eastAsiaTheme="minorEastAsia" w:hAnsiTheme="minorEastAsia"/>
+              </w:rPr>
+              <w:t>lr</w:t>
+            </w:r>
+            <w:proofErr w:type="spellEnd"/>
           </w:p>
         </w:tc>
         <w:tc>
@@ -22013,12 +24274,14 @@
                 <w:szCs w:val="23"/>
               </w:rPr>
             </w:pPr>
+            <w:proofErr w:type="spellStart"/>
             <w:r>
               <w:rPr>
                 <w:rFonts w:asciiTheme="minorEastAsia" w:eastAsiaTheme="minorEastAsia" w:hAnsiTheme="minorEastAsia"/>
               </w:rPr>
               <w:t>參考文獻及初步實驗</w:t>
             </w:r>
+            <w:proofErr w:type="spellEnd"/>
           </w:p>
         </w:tc>
       </w:tr>
@@ -22067,12 +24330,14 @@
                 <w:lang w:eastAsia="zh-TW"/>
               </w:rPr>
             </w:pPr>
+            <w:proofErr w:type="spellStart"/>
             <w:r>
               <w:rPr>
                 <w:rFonts w:asciiTheme="minorEastAsia" w:eastAsiaTheme="minorEastAsia" w:hAnsiTheme="minorEastAsia"/>
               </w:rPr>
               <w:t>n_estimators</w:t>
             </w:r>
+            <w:proofErr w:type="spellEnd"/>
           </w:p>
         </w:tc>
         <w:tc>
@@ -22114,12 +24379,14 @@
                 <w:szCs w:val="23"/>
               </w:rPr>
             </w:pPr>
+            <w:proofErr w:type="spellStart"/>
             <w:r>
               <w:rPr>
                 <w:rFonts w:asciiTheme="minorEastAsia" w:eastAsiaTheme="minorEastAsia" w:hAnsiTheme="minorEastAsia"/>
               </w:rPr>
               <w:t>參考文獻</w:t>
             </w:r>
+            <w:proofErr w:type="spellEnd"/>
           </w:p>
         </w:tc>
       </w:tr>
@@ -22144,8 +24411,16 @@
               <w:rPr>
                 <w:rFonts w:asciiTheme="minorEastAsia" w:eastAsiaTheme="minorEastAsia" w:hAnsiTheme="minorEastAsia"/>
               </w:rPr>
-              <w:t>LSTM 變體</w:t>
-            </w:r>
+              <w:t xml:space="preserve">LSTM </w:t>
+            </w:r>
+            <w:proofErr w:type="spellStart"/>
+            <w:r>
+              <w:rPr>
+                <w:rFonts w:asciiTheme="minorEastAsia" w:eastAsiaTheme="minorEastAsia" w:hAnsiTheme="minorEastAsia"/>
+              </w:rPr>
+              <w:t>變體</w:t>
+            </w:r>
+            <w:proofErr w:type="spellEnd"/>
           </w:p>
         </w:tc>
         <w:tc>
@@ -22165,12 +24440,14 @@
                 <w:lang w:eastAsia="zh-TW"/>
               </w:rPr>
             </w:pPr>
+            <w:proofErr w:type="spellStart"/>
             <w:r>
               <w:rPr>
                 <w:rFonts w:asciiTheme="minorEastAsia" w:eastAsiaTheme="minorEastAsia" w:hAnsiTheme="minorEastAsia"/>
               </w:rPr>
               <w:t>各層單元數</w:t>
             </w:r>
+            <w:proofErr w:type="spellEnd"/>
           </w:p>
         </w:tc>
         <w:tc>
@@ -22214,12 +24491,14 @@
                 <w:lang w:eastAsia="zh-TW"/>
               </w:rPr>
             </w:pPr>
+            <w:proofErr w:type="spellStart"/>
             <w:r>
               <w:rPr>
                 <w:rFonts w:asciiTheme="minorEastAsia" w:eastAsiaTheme="minorEastAsia" w:hAnsiTheme="minorEastAsia"/>
               </w:rPr>
               <w:t>參考文獻、初步實驗</w:t>
             </w:r>
+            <w:proofErr w:type="spellEnd"/>
           </w:p>
         </w:tc>
       </w:tr>
@@ -22247,8 +24526,16 @@
               <w:rPr>
                 <w:rFonts w:asciiTheme="minorEastAsia" w:eastAsiaTheme="minorEastAsia" w:hAnsiTheme="minorEastAsia"/>
               </w:rPr>
-              <w:t>LSTM 變體</w:t>
-            </w:r>
+              <w:t xml:space="preserve">LSTM </w:t>
+            </w:r>
+            <w:proofErr w:type="spellStart"/>
+            <w:r>
+              <w:rPr>
+                <w:rFonts w:asciiTheme="minorEastAsia" w:eastAsiaTheme="minorEastAsia" w:hAnsiTheme="minorEastAsia"/>
+              </w:rPr>
+              <w:t>變體</w:t>
+            </w:r>
+            <w:proofErr w:type="spellEnd"/>
           </w:p>
         </w:tc>
         <w:tc>
@@ -22271,8 +24558,16 @@
               <w:rPr>
                 <w:rFonts w:asciiTheme="minorEastAsia" w:eastAsiaTheme="minorEastAsia" w:hAnsiTheme="minorEastAsia"/>
               </w:rPr>
-              <w:t>Dropout / 優化器</w:t>
-            </w:r>
+              <w:t xml:space="preserve">Dropout / </w:t>
+            </w:r>
+            <w:proofErr w:type="spellStart"/>
+            <w:r>
+              <w:rPr>
+                <w:rFonts w:asciiTheme="minorEastAsia" w:eastAsiaTheme="minorEastAsia" w:hAnsiTheme="minorEastAsia"/>
+              </w:rPr>
+              <w:t>優化器</w:t>
+            </w:r>
+            <w:proofErr w:type="spellEnd"/>
           </w:p>
         </w:tc>
         <w:tc>
@@ -22314,12 +24609,14 @@
                 <w:szCs w:val="23"/>
               </w:rPr>
             </w:pPr>
+            <w:proofErr w:type="spellStart"/>
             <w:r>
               <w:rPr>
                 <w:rFonts w:asciiTheme="minorEastAsia" w:eastAsiaTheme="minorEastAsia" w:hAnsiTheme="minorEastAsia"/>
               </w:rPr>
               <w:t>常見設定</w:t>
             </w:r>
+            <w:proofErr w:type="spellEnd"/>
           </w:p>
         </w:tc>
       </w:tr>
@@ -22344,8 +24641,16 @@
               <w:rPr>
                 <w:rFonts w:asciiTheme="minorEastAsia" w:eastAsiaTheme="minorEastAsia" w:hAnsiTheme="minorEastAsia"/>
               </w:rPr>
-              <w:t>LSTM 變體</w:t>
-            </w:r>
+              <w:t xml:space="preserve">LSTM </w:t>
+            </w:r>
+            <w:proofErr w:type="spellStart"/>
+            <w:r>
+              <w:rPr>
+                <w:rFonts w:asciiTheme="minorEastAsia" w:eastAsiaTheme="minorEastAsia" w:hAnsiTheme="minorEastAsia"/>
+              </w:rPr>
+              <w:t>變體</w:t>
+            </w:r>
+            <w:proofErr w:type="spellEnd"/>
           </w:p>
         </w:tc>
         <w:tc>
@@ -22364,12 +24669,14 @@
                 <w:szCs w:val="23"/>
               </w:rPr>
             </w:pPr>
+            <w:proofErr w:type="spellStart"/>
             <w:r>
               <w:rPr>
                 <w:rFonts w:asciiTheme="minorEastAsia" w:eastAsiaTheme="minorEastAsia" w:hAnsiTheme="minorEastAsia"/>
               </w:rPr>
               <w:t>損失函數</w:t>
             </w:r>
+            <w:proofErr w:type="spellEnd"/>
           </w:p>
         </w:tc>
         <w:tc>
@@ -22406,12 +24713,21 @@
                 <w:lang w:eastAsia="zh-TW"/>
               </w:rPr>
             </w:pPr>
+            <w:proofErr w:type="gramStart"/>
             <w:r>
               <w:rPr>
                 <w:rFonts w:asciiTheme="minorEastAsia" w:eastAsiaTheme="minorEastAsia" w:hAnsiTheme="minorEastAsia"/>
                 <w:lang w:eastAsia="zh-TW"/>
               </w:rPr>
-              <w:t>迴歸:MSE</w:t>
+              <w:t>迴</w:t>
+            </w:r>
+            <w:proofErr w:type="gramEnd"/>
+            <w:r>
+              <w:rPr>
+                <w:rFonts w:asciiTheme="minorEastAsia" w:eastAsiaTheme="minorEastAsia" w:hAnsiTheme="minorEastAsia"/>
+                <w:lang w:eastAsia="zh-TW"/>
+              </w:rPr>
+              <w:t>歸:MSE</w:t>
             </w:r>
           </w:p>
         </w:tc>
@@ -22430,12 +24746,14 @@
                 <w:szCs w:val="23"/>
               </w:rPr>
             </w:pPr>
+            <w:proofErr w:type="spellStart"/>
             <w:r>
               <w:rPr>
                 <w:rFonts w:asciiTheme="minorEastAsia" w:eastAsiaTheme="minorEastAsia" w:hAnsiTheme="minorEastAsia"/>
               </w:rPr>
               <w:t>對應任務</w:t>
             </w:r>
+            <w:proofErr w:type="spellEnd"/>
           </w:p>
         </w:tc>
       </w:tr>
@@ -22463,8 +24781,16 @@
               <w:rPr>
                 <w:rFonts w:asciiTheme="minorEastAsia" w:eastAsiaTheme="minorEastAsia" w:hAnsiTheme="minorEastAsia"/>
               </w:rPr>
-              <w:t>LSTM 變體</w:t>
-            </w:r>
+              <w:t xml:space="preserve">LSTM </w:t>
+            </w:r>
+            <w:proofErr w:type="spellStart"/>
+            <w:r>
+              <w:rPr>
+                <w:rFonts w:asciiTheme="minorEastAsia" w:eastAsiaTheme="minorEastAsia" w:hAnsiTheme="minorEastAsia"/>
+              </w:rPr>
+              <w:t>變體</w:t>
+            </w:r>
+            <w:proofErr w:type="spellEnd"/>
           </w:p>
         </w:tc>
         <w:tc>
@@ -22483,12 +24809,28 @@
                 <w:szCs w:val="23"/>
               </w:rPr>
             </w:pPr>
-            <w:r>
-              <w:rPr>
-                <w:rFonts w:asciiTheme="minorEastAsia" w:eastAsiaTheme="minorEastAsia" w:hAnsiTheme="minorEastAsia"/>
-              </w:rPr>
-              <w:t>批次 / 迭代</w:t>
-            </w:r>
+            <w:proofErr w:type="spellStart"/>
+            <w:r>
+              <w:rPr>
+                <w:rFonts w:asciiTheme="minorEastAsia" w:eastAsiaTheme="minorEastAsia" w:hAnsiTheme="minorEastAsia"/>
+              </w:rPr>
+              <w:t>批次</w:t>
+            </w:r>
+            <w:proofErr w:type="spellEnd"/>
+            <w:r>
+              <w:rPr>
+                <w:rFonts w:asciiTheme="minorEastAsia" w:eastAsiaTheme="minorEastAsia" w:hAnsiTheme="minorEastAsia"/>
+              </w:rPr>
+              <w:t xml:space="preserve"> / </w:t>
+            </w:r>
+            <w:proofErr w:type="spellStart"/>
+            <w:r>
+              <w:rPr>
+                <w:rFonts w:asciiTheme="minorEastAsia" w:eastAsiaTheme="minorEastAsia" w:hAnsiTheme="minorEastAsia"/>
+              </w:rPr>
+              <w:t>迭代</w:t>
+            </w:r>
+            <w:proofErr w:type="spellEnd"/>
           </w:p>
         </w:tc>
         <w:tc>
@@ -22512,7 +24854,21 @@
               <w:rPr>
                 <w:rFonts w:asciiTheme="minorEastAsia" w:eastAsiaTheme="minorEastAsia" w:hAnsiTheme="minorEastAsia"/>
               </w:rPr>
-              <w:t>32 / 早停(耐心10)</w:t>
+              <w:t xml:space="preserve">32 / </w:t>
+            </w:r>
+            <w:proofErr w:type="spellStart"/>
+            <w:r>
+              <w:rPr>
+                <w:rFonts w:asciiTheme="minorEastAsia" w:eastAsiaTheme="minorEastAsia" w:hAnsiTheme="minorEastAsia"/>
+              </w:rPr>
+              <w:t>早停</w:t>
+            </w:r>
+            <w:proofErr w:type="spellEnd"/>
+            <w:r>
+              <w:rPr>
+                <w:rFonts w:asciiTheme="minorEastAsia" w:eastAsiaTheme="minorEastAsia" w:hAnsiTheme="minorEastAsia"/>
+              </w:rPr>
+              <w:t>(耐心10)</w:t>
             </w:r>
           </w:p>
         </w:tc>
@@ -22531,12 +24887,14 @@
                 <w:szCs w:val="23"/>
               </w:rPr>
             </w:pPr>
+            <w:proofErr w:type="spellStart"/>
             <w:r>
               <w:rPr>
                 <w:rFonts w:asciiTheme="minorEastAsia" w:eastAsiaTheme="minorEastAsia" w:hAnsiTheme="minorEastAsia"/>
               </w:rPr>
               <w:t>避免過擬合</w:t>
             </w:r>
+            <w:proofErr w:type="spellEnd"/>
           </w:p>
         </w:tc>
       </w:tr>
@@ -22615,7 +24973,21 @@
         <w:rPr>
           <w:rFonts w:hint="eastAsia"/>
         </w:rPr>
-        <w:t>年間美股長期多頭）、特定事件影響（如疫情後之快速反彈），以及交易日曆效應等。本研究統計三檔</w:t>
+        <w:t>年間美股長期多頭）、特定事件影響（如</w:t>
+      </w:r>
+      <w:proofErr w:type="gramStart"/>
+      <w:r>
+        <w:rPr>
+          <w:rFonts w:hint="eastAsia"/>
+        </w:rPr>
+        <w:t>疫情後</w:t>
+      </w:r>
+      <w:proofErr w:type="gramEnd"/>
+      <w:r>
+        <w:rPr>
+          <w:rFonts w:hint="eastAsia"/>
+        </w:rPr>
+        <w:t>之快速反彈），以及交易日曆效應等。本研究統計三檔</w:t>
       </w:r>
       <w:r>
         <w:rPr>
@@ -22639,8 +25011,16 @@
         <w:rPr>
           <w:rFonts w:hint="eastAsia"/>
         </w:rPr>
-        <w:t>上漲天數佔</w:t>
-      </w:r>
+        <w:t>上漲天數</w:t>
+      </w:r>
+      <w:proofErr w:type="gramStart"/>
+      <w:r>
+        <w:rPr>
+          <w:rFonts w:hint="eastAsia"/>
+        </w:rPr>
+        <w:t>佔</w:t>
+      </w:r>
+      <w:proofErr w:type="gramEnd"/>
       <w:r>
         <w:rPr>
           <w:rFonts w:hint="eastAsia"/>
@@ -22659,12 +25039,14 @@
         </w:rPr>
         <w:t>QQQ</w:t>
       </w:r>
+      <w:proofErr w:type="gramStart"/>
       <w:r>
         <w:rPr>
           <w:rFonts w:hint="eastAsia"/>
         </w:rPr>
         <w:t>佔</w:t>
       </w:r>
+      <w:proofErr w:type="gramEnd"/>
       <w:r>
         <w:rPr>
           <w:rFonts w:hint="eastAsia"/>
@@ -22683,12 +25065,14 @@
         </w:rPr>
         <w:t>0050.TW</w:t>
       </w:r>
+      <w:proofErr w:type="gramStart"/>
       <w:r>
         <w:rPr>
           <w:rFonts w:hint="eastAsia"/>
         </w:rPr>
         <w:t>佔</w:t>
       </w:r>
+      <w:proofErr w:type="gramEnd"/>
       <w:r>
         <w:rPr>
           <w:rFonts w:hint="eastAsia"/>
@@ -22699,7 +25083,21 @@
         <w:rPr>
           <w:rFonts w:hint="eastAsia"/>
         </w:rPr>
-        <w:t>。雖未達極度不平衡，但仍存在小幅偏差；若直接以準確率作為評估指標，模型可能偏向預測多數類別（上漲）而獲得虛高之準確率。</w:t>
+        <w:t>。雖未達極度不平衡，但仍存在小幅偏差；若直接以準確率作為評估指標，模型可能偏向預測多數類別（上漲）而</w:t>
+      </w:r>
+      <w:proofErr w:type="gramStart"/>
+      <w:r>
+        <w:rPr>
+          <w:rFonts w:hint="eastAsia"/>
+        </w:rPr>
+        <w:t>獲得虛高之</w:t>
+      </w:r>
+      <w:proofErr w:type="gramEnd"/>
+      <w:r>
+        <w:rPr>
+          <w:rFonts w:hint="eastAsia"/>
+        </w:rPr>
+        <w:t>準確率。</w:t>
       </w:r>
     </w:p>
     <w:p>
@@ -22735,7 +25133,21 @@
         <w:rPr>
           <w:rFonts w:hint="eastAsia"/>
         </w:rPr>
-        <w:t>為精確率與召回率之調和平均，對類別不平衡較為穩健，能避免模型因偏向多數類別而產生之評估失真。此外，本研究於分類任務中另設「</w:t>
+        <w:t>為精確率與召回率之調和平均，對類別不平衡較為穩健，能避免模型因偏向多數類別而產生之評估失真。</w:t>
+      </w:r>
+      <w:proofErr w:type="gramStart"/>
+      <w:r>
+        <w:rPr>
+          <w:rFonts w:hint="eastAsia"/>
+        </w:rPr>
+        <w:t>此外，</w:t>
+      </w:r>
+      <w:proofErr w:type="gramEnd"/>
+      <w:r>
+        <w:rPr>
+          <w:rFonts w:hint="eastAsia"/>
+        </w:rPr>
+        <w:t>本研究於分類任務中另設「</w:t>
       </w:r>
       <w:r>
         <w:rPr>
@@ -22819,8 +25231,13 @@
       <w:r>
         <w:t xml:space="preserve"> Adam </w:t>
       </w:r>
-      <w:r>
-        <w:t>優化器進行訓練，批次大小設為</w:t>
+      <w:proofErr w:type="gramStart"/>
+      <w:r>
+        <w:t>優化器</w:t>
+      </w:r>
+      <w:proofErr w:type="gramEnd"/>
+      <w:r>
+        <w:t>進行訓練，批次大小設為</w:t>
       </w:r>
       <w:r>
         <w:t>32</w:t>
@@ -22838,7 +25255,31 @@
         <w:t>20</w:t>
       </w:r>
       <w:r>
-        <w:t>，損失函數於分類任務採二元交叉熵、於迴歸任務採均方誤差（</w:t>
+        <w:t>，損失函數於分類任務</w:t>
+      </w:r>
+      <w:proofErr w:type="gramStart"/>
+      <w:r>
+        <w:t>採</w:t>
+      </w:r>
+      <w:proofErr w:type="gramEnd"/>
+      <w:r>
+        <w:t>二元交叉熵、於</w:t>
+      </w:r>
+      <w:proofErr w:type="gramStart"/>
+      <w:r>
+        <w:t>迴</w:t>
+      </w:r>
+      <w:proofErr w:type="gramEnd"/>
+      <w:r>
+        <w:t>歸任務</w:t>
+      </w:r>
+      <w:proofErr w:type="gramStart"/>
+      <w:r>
+        <w:t>採均方</w:t>
+      </w:r>
+      <w:proofErr w:type="gramEnd"/>
+      <w:r>
+        <w:t>誤差（</w:t>
       </w:r>
       <w:r>
         <w:t>MSE</w:t>
@@ -22847,13 +25288,29 @@
         <w:t>）。為降低隨機初始化造成之效能波動，每一深度學習模型以不同隨機種子重複訓練並取其平均表現。訓練完成後，深度學習模型以</w:t>
       </w:r>
       <w:r>
-        <w:t xml:space="preserve"> Keras </w:t>
+        <w:t xml:space="preserve"> </w:t>
+      </w:r>
+      <w:proofErr w:type="spellStart"/>
+      <w:r>
+        <w:t>Keras</w:t>
+      </w:r>
+      <w:proofErr w:type="spellEnd"/>
+      <w:r>
+        <w:t xml:space="preserve"> </w:t>
       </w:r>
       <w:r>
         <w:t>之</w:t>
       </w:r>
       <w:r>
-        <w:t xml:space="preserve"> model.save() </w:t>
+        <w:t xml:space="preserve"> </w:t>
+      </w:r>
+      <w:proofErr w:type="spellStart"/>
+      <w:r>
+        <w:t>model.save</w:t>
+      </w:r>
+      <w:proofErr w:type="spellEnd"/>
+      <w:r>
+        <w:t xml:space="preserve">() </w:t>
       </w:r>
       <w:r>
         <w:t>儲存為</w:t>
@@ -22865,13 +25322,29 @@
         <w:t>檔案，樹模型則以</w:t>
       </w:r>
       <w:r>
-        <w:t xml:space="preserve"> joblib.dump() </w:t>
+        <w:t xml:space="preserve"> </w:t>
+      </w:r>
+      <w:proofErr w:type="spellStart"/>
+      <w:r>
+        <w:t>joblib.dump</w:t>
+      </w:r>
+      <w:proofErr w:type="spellEnd"/>
+      <w:r>
+        <w:t xml:space="preserve">() </w:t>
       </w:r>
       <w:r>
         <w:t>儲存為</w:t>
       </w:r>
       <w:r>
-        <w:t xml:space="preserve"> .pkl </w:t>
+        <w:t xml:space="preserve"> .</w:t>
+      </w:r>
+      <w:proofErr w:type="spellStart"/>
+      <w:r>
+        <w:t>pkl</w:t>
+      </w:r>
+      <w:proofErr w:type="spellEnd"/>
+      <w:r>
+        <w:t xml:space="preserve"> </w:t>
       </w:r>
       <w:r>
         <w:t>檔案，供後續平台載入使用</w:t>
@@ -23081,8 +25554,13 @@
         <w:pStyle w:val="Test1"/>
         <w:ind w:left="240" w:firstLine="480"/>
       </w:pPr>
-      <w:r>
-        <w:t>迴歸任務則以</w:t>
+      <w:proofErr w:type="gramStart"/>
+      <w:r>
+        <w:t>迴</w:t>
+      </w:r>
+      <w:proofErr w:type="gramEnd"/>
+      <w:r>
+        <w:t>歸任務則以</w:t>
       </w:r>
       <w:r>
         <w:t xml:space="preserve"> MAPE</w:t>
@@ -23182,8 +25660,13 @@
         <w:t xml:space="preserve">  </w:t>
       </w:r>
       <w:r>
-        <w:t>分類任務於各市場（</w:t>
-      </w:r>
+        <w:t>分類任務於各市場</w:t>
+      </w:r>
+      <w:proofErr w:type="gramStart"/>
+      <w:r>
+        <w:t>（</w:t>
+      </w:r>
+      <w:proofErr w:type="gramEnd"/>
       <w:r>
         <w:t>SPY</w:t>
       </w:r>
@@ -23199,8 +25682,13 @@
       <w:r>
         <w:t>0050.TW</w:t>
       </w:r>
-      <w:r>
-        <w:t>）比較隨機森林與</w:t>
+      <w:proofErr w:type="gramStart"/>
+      <w:r>
+        <w:t>）</w:t>
+      </w:r>
+      <w:proofErr w:type="gramEnd"/>
+      <w:r>
+        <w:t>比較隨機森林與</w:t>
       </w:r>
       <w:r>
         <w:t xml:space="preserve"> LSTM </w:t>
@@ -23218,7 +25706,15 @@
         <w:t>Always-Up</w:t>
       </w:r>
       <w:r>
-        <w:t>」基準作為對照；迴歸任務則比較</w:t>
+        <w:t>」基準作為對照；</w:t>
+      </w:r>
+      <w:proofErr w:type="gramStart"/>
+      <w:r>
+        <w:t>迴</w:t>
+      </w:r>
+      <w:proofErr w:type="gramEnd"/>
+      <w:r>
+        <w:t>歸任務則比較</w:t>
       </w:r>
       <w:r>
         <w:t xml:space="preserve"> ARIMA</w:t>
@@ -23226,9 +25722,11 @@
       <w:r>
         <w:t>、四種樹模型（隨機森林、</w:t>
       </w:r>
+      <w:proofErr w:type="spellStart"/>
       <w:r>
         <w:t>XGBoost</w:t>
       </w:r>
+      <w:proofErr w:type="spellEnd"/>
       <w:r>
         <w:t>、</w:t>
       </w:r>
@@ -23260,7 +25758,15 @@
         <w:t xml:space="preserve"> MAPE</w:t>
       </w:r>
       <w:r>
-        <w:t>。深度學習模型均以不同隨機種子重複訓練取平均，以減少隨機性影響，最終選出各市場各任務之最佳模型</w:t>
+        <w:t>。深度學習</w:t>
+      </w:r>
+      <w:proofErr w:type="gramStart"/>
+      <w:r>
+        <w:t>模型均以不同</w:t>
+      </w:r>
+      <w:proofErr w:type="gramEnd"/>
+      <w:r>
+        <w:t>隨機種子重複訓練取平均，以減少隨機性影響，最終選出各市場各任務之最佳模型</w:t>
       </w:r>
       <w:r>
         <w:rPr>
@@ -23466,14 +25972,23 @@
         <w:t xml:space="preserve"> SQLite </w:t>
       </w:r>
       <w:r>
-        <w:t>資料庫（</w:t>
-      </w:r>
+        <w:t>資料庫</w:t>
+      </w:r>
+      <w:proofErr w:type="gramStart"/>
+      <w:r>
+        <w:t>（</w:t>
+      </w:r>
+      <w:proofErr w:type="spellStart"/>
+      <w:proofErr w:type="gramEnd"/>
       <w:r>
         <w:t>etf_data.db</w:t>
       </w:r>
+      <w:proofErr w:type="spellEnd"/>
+      <w:proofErr w:type="gramStart"/>
       <w:r>
         <w:t>）</w:t>
       </w:r>
+      <w:proofErr w:type="gramEnd"/>
       <w:r>
         <w:rPr>
           <w:rFonts w:hint="eastAsia"/>
@@ -23527,10 +26042,26 @@
         <w:t>等技術指標並以</w:t>
       </w:r>
       <w:r>
-        <w:t xml:space="preserve"> StandardScaler </w:t>
-      </w:r>
-      <w:r>
-        <w:t>標準化；迴歸任務則計算落後價（</w:t>
+        <w:t xml:space="preserve"> </w:t>
+      </w:r>
+      <w:proofErr w:type="spellStart"/>
+      <w:r>
+        <w:t>StandardScaler</w:t>
+      </w:r>
+      <w:proofErr w:type="spellEnd"/>
+      <w:r>
+        <w:t xml:space="preserve"> </w:t>
+      </w:r>
+      <w:r>
+        <w:t>標準化；</w:t>
+      </w:r>
+      <w:proofErr w:type="gramStart"/>
+      <w:r>
+        <w:t>迴</w:t>
+      </w:r>
+      <w:proofErr w:type="gramEnd"/>
+      <w:r>
+        <w:t>歸任務則計算落後價（</w:t>
       </w:r>
       <w:r>
         <w:t>Lag1/2/5</w:t>
@@ -23567,7 +26098,15 @@
         <w:ind w:leftChars="0" w:firstLineChars="0"/>
       </w:pPr>
       <w:r>
-        <w:t>模型預測：平台同時提供分類與迴歸兩種預測。分類載入預先訓練完成之最佳分類模型（於</w:t>
+        <w:t>模型預測：平台同時提供分類與</w:t>
+      </w:r>
+      <w:proofErr w:type="gramStart"/>
+      <w:r>
+        <w:t>迴</w:t>
+      </w:r>
+      <w:proofErr w:type="gramEnd"/>
+      <w:r>
+        <w:t>歸兩種預測。分類載入預先訓練完成之最佳分類模型（於</w:t>
       </w:r>
       <w:r>
         <w:t xml:space="preserve"> 4.1 </w:t>
@@ -23591,13 +26130,39 @@
         <w:t xml:space="preserve"> 1 </w:t>
       </w:r>
       <w:r>
-        <w:t>之間之數值）；迴歸則載入最佳迴歸模型，預測次日報酬率後換算回收盤價</w:t>
-      </w:r>
+        <w:t>之間之數值）；</w:t>
+      </w:r>
+      <w:proofErr w:type="gramStart"/>
+      <w:r>
+        <w:t>迴歸則</w:t>
+      </w:r>
+      <w:proofErr w:type="gramEnd"/>
+      <w:r>
+        <w:t>載入最佳</w:t>
+      </w:r>
+      <w:proofErr w:type="gramStart"/>
+      <w:r>
+        <w:t>迴</w:t>
+      </w:r>
+      <w:proofErr w:type="gramEnd"/>
+      <w:r>
+        <w:t>歸模型，預測次日報酬率後換算回收盤價</w:t>
+      </w:r>
+      <w:proofErr w:type="gramStart"/>
       <w:r>
         <w:t>——</w:t>
       </w:r>
-      <w:r>
-        <w:t>以報酬率建模可避免樹模型受訓練範圍上限所限而產生之外推「躺平」問題</w:t>
+      <w:proofErr w:type="gramEnd"/>
+      <w:r>
+        <w:t>以</w:t>
+      </w:r>
+      <w:proofErr w:type="gramStart"/>
+      <w:r>
+        <w:t>報酬率建模</w:t>
+      </w:r>
+      <w:proofErr w:type="gramEnd"/>
+      <w:r>
+        <w:t>可避免樹模型受訓練範圍上限所限而產生之外推「躺平」問題</w:t>
       </w:r>
       <w:r>
         <w:rPr>
@@ -23619,7 +26184,15 @@
         <w:t>視覺化呈現：使用</w:t>
       </w:r>
       <w:r>
-        <w:t xml:space="preserve"> Streamlit </w:t>
+        <w:t xml:space="preserve"> </w:t>
+      </w:r>
+      <w:proofErr w:type="spellStart"/>
+      <w:r>
+        <w:t>Streamlit</w:t>
+      </w:r>
+      <w:proofErr w:type="spellEnd"/>
+      <w:r>
+        <w:t xml:space="preserve"> </w:t>
       </w:r>
       <w:r>
         <w:t>框架建構互動式網頁，透過</w:t>
@@ -23803,7 +26376,15 @@
         <w:ind w:leftChars="0" w:firstLineChars="0"/>
       </w:pPr>
       <w:r>
-        <w:t>即時預測：點擊「預測」按鈕後，系統自動讀取最近資料並計算技術指標，經標準化後送入預測模型。分類模型輸出次日上漲機率，並轉換為「看漲」或「看跌」之直觀文字；迴歸模型則輸出次日預測收盤價，供使用者參考價格水準之變動</w:t>
+        <w:t>即時預測：點擊「預測」按鈕後，系統自動讀取最近資料並計算技術指標，經標準化後送入預測模型。分類模型輸出次日上漲機率，並轉換為「看漲」或「看跌」之直觀文字；</w:t>
+      </w:r>
+      <w:proofErr w:type="gramStart"/>
+      <w:r>
+        <w:t>迴</w:t>
+      </w:r>
+      <w:proofErr w:type="gramEnd"/>
+      <w:r>
+        <w:t>歸模型則輸出次日預測收盤價，供使用者參考價格水準之變動</w:t>
       </w:r>
       <w:r>
         <w:rPr>
@@ -23877,7 +26458,15 @@
         <w:t xml:space="preserve">MA60 </w:t>
       </w:r>
       <w:r>
-        <w:t>數值，並標註是否處於超買（</w:t>
+        <w:t>數值，並標</w:t>
+      </w:r>
+      <w:proofErr w:type="gramStart"/>
+      <w:r>
+        <w:t>註</w:t>
+      </w:r>
+      <w:proofErr w:type="gramEnd"/>
+      <w:r>
+        <w:t>是否處於超買（</w:t>
       </w:r>
       <w:r>
         <w:t>RSI &gt; 70</w:t>
@@ -24021,7 +26610,31 @@
         <w:ind w:leftChars="0" w:firstLineChars="0"/>
       </w:pPr>
       <w:r>
-        <w:t>對比性：分類之上漲機率以綠色漸變條顯示、下跌以紅色漸變條顯示，迴歸之預測收盤價則以走勢圖標示於實際價格旁；台股與美股走勢圖使用不同顏色區分</w:t>
+        <w:t>對比性：分類之上漲機率以綠色</w:t>
+      </w:r>
+      <w:proofErr w:type="gramStart"/>
+      <w:r>
+        <w:t>漸變條顯示</w:t>
+      </w:r>
+      <w:proofErr w:type="gramEnd"/>
+      <w:r>
+        <w:t>、下跌以紅色</w:t>
+      </w:r>
+      <w:proofErr w:type="gramStart"/>
+      <w:r>
+        <w:t>漸變條顯示</w:t>
+      </w:r>
+      <w:proofErr w:type="gramEnd"/>
+      <w:r>
+        <w:t>，</w:t>
+      </w:r>
+      <w:proofErr w:type="gramStart"/>
+      <w:r>
+        <w:t>迴</w:t>
+      </w:r>
+      <w:proofErr w:type="gramEnd"/>
+      <w:r>
+        <w:t>歸之預測收盤價則以走勢圖標示於實際價格旁；台股與美股走勢圖使用不同顏色區分</w:t>
       </w:r>
       <w:r>
         <w:rPr>
@@ -24041,7 +26654,15 @@
       </w:pPr>
       <w:r>
         <w:lastRenderedPageBreak/>
-        <w:t>導航性：主要操作（選擇標的、預測按鈕）集中於左側邊欄，預測結果與圖表佔據主要區域，視線自然流動</w:t>
+        <w:t>導航性：主要操作（選擇標的、預測按鈕）集中於</w:t>
+      </w:r>
+      <w:proofErr w:type="gramStart"/>
+      <w:r>
+        <w:t>左側邊欄</w:t>
+      </w:r>
+      <w:proofErr w:type="gramEnd"/>
+      <w:r>
+        <w:t>，預測結果與圖表佔據主要區域，視線自然流動</w:t>
       </w:r>
       <w:r>
         <w:rPr>
@@ -24055,8 +26676,13 @@
         <w:pStyle w:val="Test1"/>
         <w:ind w:left="240" w:firstLine="480"/>
       </w:pPr>
-      <w:r>
-        <w:t>此外，本研究參考葉國毅（</w:t>
+      <w:proofErr w:type="gramStart"/>
+      <w:r>
+        <w:t>此外，</w:t>
+      </w:r>
+      <w:proofErr w:type="gramEnd"/>
+      <w:r>
+        <w:t>本研究參考葉國毅（</w:t>
       </w:r>
       <w:r>
         <w:t>2024</w:t>
@@ -26896,6 +29522,7 @@
                 <w:color w:val="auto"/>
               </w:rPr>
             </w:pPr>
+            <w:proofErr w:type="spellStart"/>
             <w:r>
               <w:rPr>
                 <w:color w:val="auto"/>
@@ -26903,6 +29530,7 @@
               <w:lastRenderedPageBreak/>
               <w:t>模型</w:t>
             </w:r>
+            <w:proofErr w:type="spellEnd"/>
           </w:p>
         </w:tc>
         <w:tc>
@@ -26941,12 +29569,14 @@
                 <w:color w:val="auto"/>
               </w:rPr>
             </w:pPr>
+            <w:proofErr w:type="spellStart"/>
             <w:r>
               <w:rPr>
                 <w:color w:val="auto"/>
               </w:rPr>
               <w:t>精確率</w:t>
             </w:r>
+            <w:proofErr w:type="spellEnd"/>
           </w:p>
         </w:tc>
         <w:tc>
@@ -26964,12 +29594,14 @@
                 <w:color w:val="auto"/>
               </w:rPr>
             </w:pPr>
+            <w:proofErr w:type="spellStart"/>
             <w:r>
               <w:rPr>
                 <w:color w:val="auto"/>
               </w:rPr>
               <w:t>召回率</w:t>
             </w:r>
+            <w:proofErr w:type="spellEnd"/>
           </w:p>
         </w:tc>
       </w:tr>
@@ -26993,11 +29625,16 @@
               </w:rPr>
             </w:pPr>
             <w:r>
-              <w:t>Always-Up</w:t>
+              <w:t>Always-</w:t>
+            </w:r>
+            <w:proofErr w:type="spellStart"/>
+            <w:r>
+              <w:t>Up</w:t>
             </w:r>
             <w:r>
               <w:t>基準</w:t>
             </w:r>
+            <w:proofErr w:type="spellEnd"/>
           </w:p>
         </w:tc>
         <w:tc>
@@ -27083,9 +29720,11 @@
                 <w:rFonts w:ascii="Times New Roman" w:eastAsia="標楷體" w:hAnsi="Times New Roman"/>
               </w:rPr>
             </w:pPr>
+            <w:proofErr w:type="spellStart"/>
             <w:r>
               <w:t>隨機森林</w:t>
             </w:r>
+            <w:proofErr w:type="spellEnd"/>
           </w:p>
         </w:tc>
         <w:tc>
@@ -27174,9 +29813,11 @@
                 <w:lang w:eastAsia="zh-TW"/>
               </w:rPr>
             </w:pPr>
+            <w:proofErr w:type="spellStart"/>
             <w:r>
               <w:t>單層</w:t>
             </w:r>
+            <w:proofErr w:type="spellEnd"/>
             <w:r>
               <w:t xml:space="preserve"> LSTM</w:t>
             </w:r>
@@ -27258,9 +29899,11 @@
                 <w:rFonts w:ascii="Times New Roman" w:eastAsia="標楷體" w:hAnsi="Times New Roman"/>
               </w:rPr>
             </w:pPr>
+            <w:proofErr w:type="spellStart"/>
             <w:r>
               <w:t>雙層</w:t>
             </w:r>
+            <w:proofErr w:type="spellEnd"/>
             <w:r>
               <w:t xml:space="preserve"> LSTM</w:t>
             </w:r>
@@ -27343,9 +29986,11 @@
                 <w:szCs w:val="23"/>
               </w:rPr>
             </w:pPr>
+            <w:proofErr w:type="spellStart"/>
             <w:r>
               <w:t>雙向</w:t>
             </w:r>
+            <w:proofErr w:type="spellEnd"/>
             <w:r>
               <w:t xml:space="preserve"> LSTM</w:t>
             </w:r>
@@ -27436,7 +30081,15 @@
         <w:t xml:space="preserve"> 4-1 </w:t>
       </w:r>
       <w:r>
-        <w:t>可觀察到一關鍵現象：各模型之</w:t>
+        <w:t>可觀察到</w:t>
+      </w:r>
+      <w:proofErr w:type="gramStart"/>
+      <w:r>
+        <w:t>一</w:t>
+      </w:r>
+      <w:proofErr w:type="gramEnd"/>
+      <w:r>
+        <w:t>關鍵現象：各模型之</w:t>
       </w:r>
       <w:r>
         <w:t xml:space="preserve"> F1-score </w:t>
@@ -27460,7 +30113,15 @@
         <w:t>6</w:t>
       </w:r>
       <w:r>
-        <w:t>），未見任一模型顯著超越。其中雙層</w:t>
+        <w:t>），未見任</w:t>
+      </w:r>
+      <w:proofErr w:type="gramStart"/>
+      <w:r>
+        <w:t>一</w:t>
+      </w:r>
+      <w:proofErr w:type="gramEnd"/>
+      <w:r>
+        <w:t>模型顯著超越。其中雙層</w:t>
       </w:r>
       <w:r>
         <w:t xml:space="preserve"> LSTM </w:t>
@@ -27478,7 +30139,15 @@
         <w:t xml:space="preserve"> 0.539</w:t>
       </w:r>
       <w:r>
-        <w:t>，意味其近乎無條件預測「上漲」，與基準行為高度相似。此顯示，於長期多頭之測試期間，高</w:t>
+        <w:t>，意味其近乎無條件預測「上漲」，與基準行為高度相似。此顯示，於長期多頭之測試</w:t>
+      </w:r>
+      <w:proofErr w:type="gramStart"/>
+      <w:r>
+        <w:t>期間，</w:t>
+      </w:r>
+      <w:proofErr w:type="gramEnd"/>
+      <w:r>
+        <w:t>高</w:t>
       </w:r>
       <w:r>
         <w:t xml:space="preserve"> F1 </w:t>
@@ -27502,7 +30171,15 @@
         <w:t xml:space="preserve"> F1 </w:t>
       </w:r>
       <w:r>
-        <w:t>評估，易高估模型能力，此亦為本研究後續納入迴歸任務與</w:t>
+        <w:t>評估，易高估模型能力，此亦為本研究後續納入</w:t>
+      </w:r>
+      <w:proofErr w:type="gramStart"/>
+      <w:r>
+        <w:t>迴</w:t>
+      </w:r>
+      <w:proofErr w:type="gramEnd"/>
+      <w:r>
+        <w:t>歸任務與</w:t>
       </w:r>
       <w:r>
         <w:t xml:space="preserve"> MAPE </w:t>
@@ -27596,14 +30273,21 @@
       <w:r>
         <w:t xml:space="preserve"> ETF</w:t>
       </w:r>
+      <w:proofErr w:type="gramStart"/>
       <w:r>
         <w:t>（</w:t>
       </w:r>
+      <w:proofErr w:type="gramEnd"/>
       <w:r>
         <w:t>0050.TW</w:t>
       </w:r>
-      <w:r>
-        <w:t>）進行相同比較，各市場最佳模型與基準如表</w:t>
+      <w:proofErr w:type="gramStart"/>
+      <w:r>
+        <w:t>）</w:t>
+      </w:r>
+      <w:proofErr w:type="gramEnd"/>
+      <w:r>
+        <w:t>進行相同比較，各市場最佳模型與基準如表</w:t>
       </w:r>
       <w:r>
         <w:t xml:space="preserve"> 4-2 </w:t>
@@ -27668,12 +30352,14 @@
                 <w:szCs w:val="23"/>
               </w:rPr>
             </w:pPr>
+            <w:proofErr w:type="spellStart"/>
             <w:r>
               <w:rPr>
                 <w:color w:val="auto"/>
               </w:rPr>
               <w:t>市場</w:t>
             </w:r>
+            <w:proofErr w:type="spellEnd"/>
           </w:p>
         </w:tc>
         <w:tc>
@@ -27693,12 +30379,14 @@
                 <w:szCs w:val="23"/>
               </w:rPr>
             </w:pPr>
+            <w:proofErr w:type="spellStart"/>
             <w:r>
               <w:rPr>
                 <w:color w:val="auto"/>
               </w:rPr>
               <w:t>模型</w:t>
             </w:r>
+            <w:proofErr w:type="spellEnd"/>
           </w:p>
         </w:tc>
         <w:tc>
@@ -27743,12 +30431,14 @@
                 <w:szCs w:val="23"/>
               </w:rPr>
             </w:pPr>
+            <w:proofErr w:type="spellStart"/>
             <w:r>
               <w:rPr>
                 <w:color w:val="auto"/>
               </w:rPr>
               <w:t>精確率</w:t>
             </w:r>
+            <w:proofErr w:type="spellEnd"/>
           </w:p>
         </w:tc>
         <w:tc>
@@ -27768,12 +30458,14 @@
                 <w:szCs w:val="23"/>
               </w:rPr>
             </w:pPr>
+            <w:proofErr w:type="spellStart"/>
             <w:r>
               <w:rPr>
                 <w:color w:val="auto"/>
               </w:rPr>
               <w:t>召回率</w:t>
             </w:r>
+            <w:proofErr w:type="spellEnd"/>
           </w:p>
         </w:tc>
       </w:tr>
@@ -27823,9 +30515,11 @@
             <w:r>
               <w:t xml:space="preserve">Always-Up </w:t>
             </w:r>
+            <w:proofErr w:type="spellStart"/>
             <w:r>
               <w:t>基準</w:t>
             </w:r>
+            <w:proofErr w:type="spellEnd"/>
           </w:p>
         </w:tc>
         <w:tc>
@@ -27931,9 +30625,11 @@
                 <w:szCs w:val="23"/>
               </w:rPr>
             </w:pPr>
+            <w:proofErr w:type="spellStart"/>
             <w:r>
               <w:t>隨機森林</w:t>
             </w:r>
+            <w:proofErr w:type="spellEnd"/>
           </w:p>
         </w:tc>
         <w:tc>
@@ -28040,9 +30736,11 @@
                 <w:szCs w:val="23"/>
               </w:rPr>
             </w:pPr>
+            <w:proofErr w:type="spellStart"/>
             <w:r>
               <w:t>雙層</w:t>
             </w:r>
+            <w:proofErr w:type="spellEnd"/>
             <w:r>
               <w:t xml:space="preserve"> LSTM</w:t>
             </w:r>
@@ -28153,9 +30851,11 @@
             <w:r>
               <w:t xml:space="preserve">Always-Up </w:t>
             </w:r>
+            <w:proofErr w:type="spellStart"/>
             <w:r>
               <w:t>基準</w:t>
             </w:r>
+            <w:proofErr w:type="spellEnd"/>
           </w:p>
         </w:tc>
         <w:tc>
@@ -28260,9 +30960,11 @@
                 <w:szCs w:val="23"/>
               </w:rPr>
             </w:pPr>
+            <w:proofErr w:type="spellStart"/>
             <w:r>
               <w:t>單層</w:t>
             </w:r>
+            <w:proofErr w:type="spellEnd"/>
             <w:r>
               <w:t xml:space="preserve"> LSTM</w:t>
             </w:r>
@@ -28368,9 +31070,11 @@
                 <w:szCs w:val="23"/>
               </w:rPr>
             </w:pPr>
+            <w:proofErr w:type="spellStart"/>
             <w:r>
               <w:t>雙層</w:t>
             </w:r>
+            <w:proofErr w:type="spellEnd"/>
             <w:r>
               <w:t xml:space="preserve"> LSTM</w:t>
             </w:r>
@@ -28481,13 +31185,23 @@
         <w:t>0.731</w:t>
       </w:r>
       <w:r>
-        <w:t>）幾乎持平，再次顯示模型未能明顯超越偏態基準。第二，台灣市場（</w:t>
-      </w:r>
+        <w:t>）幾乎持平，再次顯示模型未能明顯超越偏態基準。第二，台灣市場</w:t>
+      </w:r>
+      <w:proofErr w:type="gramStart"/>
+      <w:r>
+        <w:t>（</w:t>
+      </w:r>
+      <w:proofErr w:type="gramEnd"/>
       <w:r>
         <w:t>0050.TW</w:t>
       </w:r>
-      <w:r>
-        <w:t>）整體預測難度明顯高於美股，最佳模型（單層</w:t>
+      <w:proofErr w:type="gramStart"/>
+      <w:r>
+        <w:t>）</w:t>
+      </w:r>
+      <w:proofErr w:type="gramEnd"/>
+      <w:r>
+        <w:t>整體預測難度明顯高於美股，最佳模型（單層</w:t>
       </w:r>
       <w:r>
         <w:t xml:space="preserve"> LSTM</w:t>
@@ -28640,13 +31354,37 @@
         <w:t xml:space="preserve"> F1 </w:t>
       </w:r>
       <w:r>
-        <w:t>並非源於有效之方向判別，而是測試期市場上漲日偏多所致；一旦市場轉為震盪或空頭，此類模型之效能將大幅下降。因此，本研究不宣稱任一分類模型為絕對最佳，而是指出：在多頭偏態下，分類</w:t>
+        <w:t>並非源於有效之方向判別，而是測試期市場上漲日偏多所致；一旦市場轉為震盪或空頭，此類模型之效能將大幅下降。因此，本研究</w:t>
+      </w:r>
+      <w:proofErr w:type="gramStart"/>
+      <w:r>
+        <w:t>不</w:t>
+      </w:r>
+      <w:proofErr w:type="gramEnd"/>
+      <w:r>
+        <w:t>宣稱任</w:t>
+      </w:r>
+      <w:proofErr w:type="gramStart"/>
+      <w:r>
+        <w:t>一</w:t>
+      </w:r>
+      <w:proofErr w:type="gramEnd"/>
+      <w:r>
+        <w:t>分類模型為絕對最佳，而是指出：在多頭偏態下，分類</w:t>
       </w:r>
       <w:r>
         <w:t xml:space="preserve"> F1 </w:t>
       </w:r>
       <w:r>
-        <w:t>之鑑別力有限，須輔以迴歸任務方能更真實評估各模型之預測能力</w:t>
+        <w:t>之鑑別力有限，須輔以</w:t>
+      </w:r>
+      <w:proofErr w:type="gramStart"/>
+      <w:r>
+        <w:t>迴</w:t>
+      </w:r>
+      <w:proofErr w:type="gramEnd"/>
+      <w:r>
+        <w:t>歸任務方能更真實評估各模型之預測能力</w:t>
       </w:r>
       <w:r>
         <w:rPr>
@@ -28973,13 +31711,27 @@
         <w:rPr>
           <w:lang w:eastAsia="zh-TW"/>
         </w:rPr>
-        <w:t>本研究期間（</w:t>
-      </w:r>
-      <w:r>
-        <w:rPr>
-          <w:lang w:eastAsia="zh-TW"/>
-        </w:rPr>
-        <w:t>2016–2026</w:t>
+        <w:t>本研究</w:t>
+      </w:r>
+      <w:proofErr w:type="gramStart"/>
+      <w:r>
+        <w:rPr>
+          <w:lang w:eastAsia="zh-TW"/>
+        </w:rPr>
+        <w:t>期間（</w:t>
+      </w:r>
+      <w:r>
+        <w:rPr>
+          <w:lang w:eastAsia="zh-TW"/>
+        </w:rPr>
+        <w:t>2016–</w:t>
+      </w:r>
+      <w:proofErr w:type="gramEnd"/>
+      <w:r>
+        <w:rPr>
+          <w:lang w:eastAsia="zh-TW"/>
+        </w:rPr>
+        <w:t>2026</w:t>
       </w:r>
       <w:r>
         <w:rPr>
@@ -29033,6 +31785,7 @@
         </w:rPr>
         <w:t>4.2</w:t>
       </w:r>
+      <w:proofErr w:type="gramStart"/>
       <w:r>
         <w:rPr>
           <w:rFonts w:asciiTheme="minorEastAsia" w:eastAsiaTheme="minorEastAsia" w:hAnsiTheme="minorEastAsia"/>
@@ -29040,7 +31793,17 @@
           <w:szCs w:val="32"/>
           <w:lang w:eastAsia="zh-TW"/>
         </w:rPr>
-        <w:t>迴歸任務效能比較</w:t>
+        <w:t>迴</w:t>
+      </w:r>
+      <w:proofErr w:type="gramEnd"/>
+      <w:r>
+        <w:rPr>
+          <w:rFonts w:asciiTheme="minorEastAsia" w:eastAsiaTheme="minorEastAsia" w:hAnsiTheme="minorEastAsia"/>
+          <w:sz w:val="32"/>
+          <w:szCs w:val="32"/>
+          <w:lang w:eastAsia="zh-TW"/>
+        </w:rPr>
+        <w:t>歸任務效能比較</w:t>
       </w:r>
       <w:bookmarkEnd w:id="62"/>
     </w:p>
@@ -29059,7 +31822,21 @@
         <w:rPr>
           <w:lang w:eastAsia="zh-TW"/>
         </w:rPr>
-        <w:t>相較於分類任務僅預測漲跌方向，迴歸任務要求模型直接預測次日收盤價之數值，更能反映模型對價格水準之掌握能力。本節比較統計模型（</w:t>
+        <w:t>相較於分類任務僅預測漲跌方向，</w:t>
+      </w:r>
+      <w:proofErr w:type="gramStart"/>
+      <w:r>
+        <w:rPr>
+          <w:lang w:eastAsia="zh-TW"/>
+        </w:rPr>
+        <w:t>迴</w:t>
+      </w:r>
+      <w:proofErr w:type="gramEnd"/>
+      <w:r>
+        <w:rPr>
+          <w:lang w:eastAsia="zh-TW"/>
+        </w:rPr>
+        <w:t>歸任務要求模型直接預測次日收盤價之數值，更能反映模型對價格水準之掌握能力。本節比較統計模型（</w:t>
       </w:r>
       <w:r>
         <w:rPr>
@@ -29073,12 +31850,14 @@
         </w:rPr>
         <w:t>）、四種集成樹模型（隨機森林、</w:t>
       </w:r>
+      <w:proofErr w:type="spellStart"/>
       <w:r>
         <w:rPr>
           <w:lang w:eastAsia="zh-TW"/>
         </w:rPr>
         <w:t>XGBoost</w:t>
       </w:r>
+      <w:proofErr w:type="spellEnd"/>
       <w:r>
         <w:rPr>
           <w:lang w:eastAsia="zh-TW"/>
@@ -29119,14 +31898,58 @@
         <w:rPr>
           <w:lang w:eastAsia="zh-TW"/>
         </w:rPr>
-        <w:t>於三個市場之迴歸效能。所有迴歸模型均採時間序列交叉驗證（</w:t>
-      </w:r>
+        <w:t>於三個市場之</w:t>
+      </w:r>
+      <w:proofErr w:type="gramStart"/>
+      <w:r>
+        <w:rPr>
+          <w:lang w:eastAsia="zh-TW"/>
+        </w:rPr>
+        <w:t>迴</w:t>
+      </w:r>
+      <w:proofErr w:type="gramEnd"/>
+      <w:r>
+        <w:rPr>
+          <w:lang w:eastAsia="zh-TW"/>
+        </w:rPr>
+        <w:t>歸效能。所有</w:t>
+      </w:r>
+      <w:proofErr w:type="gramStart"/>
+      <w:r>
+        <w:rPr>
+          <w:lang w:eastAsia="zh-TW"/>
+        </w:rPr>
+        <w:t>迴</w:t>
+      </w:r>
+      <w:proofErr w:type="gramEnd"/>
+      <w:r>
+        <w:rPr>
+          <w:lang w:eastAsia="zh-TW"/>
+        </w:rPr>
+        <w:t>歸模型均</w:t>
+      </w:r>
+      <w:proofErr w:type="gramStart"/>
+      <w:r>
+        <w:rPr>
+          <w:lang w:eastAsia="zh-TW"/>
+        </w:rPr>
+        <w:t>採</w:t>
+      </w:r>
+      <w:proofErr w:type="gramEnd"/>
+      <w:r>
+        <w:rPr>
+          <w:lang w:eastAsia="zh-TW"/>
+        </w:rPr>
+        <w:t>時間序列交叉驗證（</w:t>
+      </w:r>
+      <w:proofErr w:type="spellStart"/>
       <w:r>
         <w:rPr>
           <w:lang w:eastAsia="zh-TW"/>
         </w:rPr>
         <w:t>TimeSeriesSplit</w:t>
       </w:r>
+      <w:proofErr w:type="spellEnd"/>
       <w:r>
         <w:rPr>
           <w:lang w:eastAsia="zh-TW"/>
@@ -29143,7 +31966,49 @@
         <w:rPr>
           <w:lang w:eastAsia="zh-TW"/>
         </w:rPr>
-        <w:t>並於每折測試段內採逐日滾動預測，以確保各模型同為單步預測之公平比較。評估指標以平均絕對百分比誤差（</w:t>
+        <w:t>並</w:t>
+      </w:r>
+      <w:proofErr w:type="gramStart"/>
+      <w:r>
+        <w:rPr>
+          <w:lang w:eastAsia="zh-TW"/>
+        </w:rPr>
+        <w:t>於每折測試</w:t>
+      </w:r>
+      <w:proofErr w:type="gramEnd"/>
+      <w:r>
+        <w:rPr>
+          <w:lang w:eastAsia="zh-TW"/>
+        </w:rPr>
+        <w:t>段內</w:t>
+      </w:r>
+      <w:proofErr w:type="gramStart"/>
+      <w:r>
+        <w:rPr>
+          <w:lang w:eastAsia="zh-TW"/>
+        </w:rPr>
+        <w:t>採</w:t>
+      </w:r>
+      <w:proofErr w:type="gramEnd"/>
+      <w:r>
+        <w:rPr>
+          <w:lang w:eastAsia="zh-TW"/>
+        </w:rPr>
+        <w:t>逐日滾動預測，以確保各模型同</w:t>
+      </w:r>
+      <w:proofErr w:type="gramStart"/>
+      <w:r>
+        <w:rPr>
+          <w:lang w:eastAsia="zh-TW"/>
+        </w:rPr>
+        <w:t>為單步預測</w:t>
+      </w:r>
+      <w:proofErr w:type="gramEnd"/>
+      <w:r>
+        <w:rPr>
+          <w:lang w:eastAsia="zh-TW"/>
+        </w:rPr>
+        <w:t>之公平比較。評估指標以平均絕對百分比誤差（</w:t>
       </w:r>
       <w:r>
         <w:rPr>
@@ -29157,17 +32022,33 @@
         </w:rPr>
         <w:t>）為主</w:t>
       </w:r>
+      <w:proofErr w:type="gramStart"/>
       <w:r>
         <w:rPr>
           <w:lang w:eastAsia="zh-TW"/>
         </w:rPr>
         <w:t>——</w:t>
       </w:r>
-      <w:r>
-        <w:rPr>
-          <w:lang w:eastAsia="zh-TW"/>
-        </w:rPr>
-        <w:t>其為百分比，可跨市場比較；均方誤差（</w:t>
+      <w:proofErr w:type="gramEnd"/>
+      <w:r>
+        <w:rPr>
+          <w:lang w:eastAsia="zh-TW"/>
+        </w:rPr>
+        <w:t>其為百分比，可跨市場比較；</w:t>
+      </w:r>
+      <w:proofErr w:type="gramStart"/>
+      <w:r>
+        <w:rPr>
+          <w:lang w:eastAsia="zh-TW"/>
+        </w:rPr>
+        <w:t>均方誤差</w:t>
+      </w:r>
+      <w:proofErr w:type="gramEnd"/>
+      <w:r>
+        <w:rPr>
+          <w:lang w:eastAsia="zh-TW"/>
+        </w:rPr>
+        <w:t>（</w:t>
       </w:r>
       <w:r>
         <w:rPr>
@@ -29278,7 +32159,21 @@
         <w:rPr>
           <w:lang w:eastAsia="zh-TW"/>
         </w:rPr>
-        <w:t>則以模型族別呈現三市場之</w:t>
+        <w:t>則以模型族別呈現</w:t>
+      </w:r>
+      <w:proofErr w:type="gramStart"/>
+      <w:r>
+        <w:rPr>
+          <w:lang w:eastAsia="zh-TW"/>
+        </w:rPr>
+        <w:t>三</w:t>
+      </w:r>
+      <w:proofErr w:type="gramEnd"/>
+      <w:r>
+        <w:rPr>
+          <w:lang w:eastAsia="zh-TW"/>
+        </w:rPr>
+        <w:t>市場之</w:t>
       </w:r>
       <w:r>
         <w:rPr>
@@ -29309,7 +32204,15 @@
         <w:t>3</w:t>
       </w:r>
       <w:r>
-        <w:t>：各模型迴歸測試集 MSE</w:t>
+        <w:t>：各模型</w:t>
+      </w:r>
+      <w:proofErr w:type="gramStart"/>
+      <w:r>
+        <w:t>迴</w:t>
+      </w:r>
+      <w:proofErr w:type="gramEnd"/>
+      <w:r>
+        <w:t>歸測試集 MSE</w:t>
       </w:r>
       <w:bookmarkEnd w:id="63"/>
     </w:p>
@@ -29348,6 +32251,7 @@
                 <w:szCs w:val="23"/>
               </w:rPr>
             </w:pPr>
+            <w:proofErr w:type="spellStart"/>
             <w:r>
               <w:rPr>
                 <w:rFonts w:asciiTheme="minorEastAsia" w:eastAsiaTheme="minorEastAsia" w:hAnsiTheme="minorEastAsia"/>
@@ -29355,6 +32259,7 @@
               </w:rPr>
               <w:t>模型</w:t>
             </w:r>
+            <w:proofErr w:type="spellEnd"/>
           </w:p>
         </w:tc>
         <w:tc>
@@ -29557,12 +32462,14 @@
                 <w:szCs w:val="23"/>
               </w:rPr>
             </w:pPr>
+            <w:proofErr w:type="spellStart"/>
             <w:r>
               <w:rPr>
                 <w:rFonts w:asciiTheme="minorEastAsia" w:eastAsiaTheme="minorEastAsia" w:hAnsiTheme="minorEastAsia"/>
               </w:rPr>
               <w:t>決策樹</w:t>
             </w:r>
+            <w:proofErr w:type="spellEnd"/>
           </w:p>
         </w:tc>
         <w:tc>
@@ -29657,12 +32564,14 @@
                 <w:szCs w:val="23"/>
               </w:rPr>
             </w:pPr>
+            <w:proofErr w:type="spellStart"/>
             <w:r>
               <w:rPr>
                 <w:rFonts w:asciiTheme="minorEastAsia" w:eastAsiaTheme="minorEastAsia" w:hAnsiTheme="minorEastAsia"/>
               </w:rPr>
               <w:t>隨機森林</w:t>
             </w:r>
+            <w:proofErr w:type="spellEnd"/>
           </w:p>
         </w:tc>
         <w:tc>
@@ -29768,12 +32677,14 @@
                 <w:lang w:eastAsia="zh-TW"/>
               </w:rPr>
             </w:pPr>
+            <w:proofErr w:type="spellStart"/>
             <w:r>
               <w:rPr>
                 <w:rFonts w:asciiTheme="minorEastAsia" w:eastAsiaTheme="minorEastAsia" w:hAnsiTheme="minorEastAsia"/>
               </w:rPr>
               <w:t>XGBoost</w:t>
             </w:r>
+            <w:proofErr w:type="spellEnd"/>
           </w:p>
         </w:tc>
         <w:tc>
@@ -30063,11 +32974,19 @@
                 <w:szCs w:val="23"/>
               </w:rPr>
             </w:pPr>
-            <w:r>
-              <w:rPr>
-                <w:rFonts w:asciiTheme="minorEastAsia" w:eastAsiaTheme="minorEastAsia" w:hAnsiTheme="minorEastAsia"/>
-              </w:rPr>
-              <w:t>單層 LSTM</w:t>
+            <w:proofErr w:type="spellStart"/>
+            <w:r>
+              <w:rPr>
+                <w:rFonts w:asciiTheme="minorEastAsia" w:eastAsiaTheme="minorEastAsia" w:hAnsiTheme="minorEastAsia"/>
+              </w:rPr>
+              <w:t>單層</w:t>
+            </w:r>
+            <w:proofErr w:type="spellEnd"/>
+            <w:r>
+              <w:rPr>
+                <w:rFonts w:asciiTheme="minorEastAsia" w:eastAsiaTheme="minorEastAsia" w:hAnsiTheme="minorEastAsia"/>
+              </w:rPr>
+              <w:t xml:space="preserve"> LSTM</w:t>
             </w:r>
           </w:p>
         </w:tc>
@@ -30160,11 +33079,19 @@
                 <w:szCs w:val="23"/>
               </w:rPr>
             </w:pPr>
-            <w:r>
-              <w:rPr>
-                <w:rFonts w:asciiTheme="minorEastAsia" w:eastAsiaTheme="minorEastAsia" w:hAnsiTheme="minorEastAsia"/>
-              </w:rPr>
-              <w:t>雙層 LSTM</w:t>
+            <w:proofErr w:type="spellStart"/>
+            <w:r>
+              <w:rPr>
+                <w:rFonts w:asciiTheme="minorEastAsia" w:eastAsiaTheme="minorEastAsia" w:hAnsiTheme="minorEastAsia"/>
+              </w:rPr>
+              <w:t>雙層</w:t>
+            </w:r>
+            <w:proofErr w:type="spellEnd"/>
+            <w:r>
+              <w:rPr>
+                <w:rFonts w:asciiTheme="minorEastAsia" w:eastAsiaTheme="minorEastAsia" w:hAnsiTheme="minorEastAsia"/>
+              </w:rPr>
+              <w:t xml:space="preserve"> LSTM</w:t>
             </w:r>
           </w:p>
         </w:tc>
@@ -30285,7 +33212,15 @@
         <w:t>4</w:t>
       </w:r>
       <w:r>
-        <w:t>：各模型迴歸測試集 MAPE（%）</w:t>
+        <w:t>：各模型</w:t>
+      </w:r>
+      <w:proofErr w:type="gramStart"/>
+      <w:r>
+        <w:t>迴</w:t>
+      </w:r>
+      <w:proofErr w:type="gramEnd"/>
+      <w:r>
+        <w:t>歸測試集 MAPE（%）</w:t>
       </w:r>
       <w:bookmarkEnd w:id="64"/>
     </w:p>
@@ -30322,6 +33257,7 @@
                 <w:color w:val="auto"/>
               </w:rPr>
             </w:pPr>
+            <w:proofErr w:type="spellStart"/>
             <w:r>
               <w:rPr>
                 <w:rFonts w:asciiTheme="minorEastAsia" w:eastAsiaTheme="minorEastAsia" w:hAnsiTheme="minorEastAsia"/>
@@ -30329,6 +33265,7 @@
               </w:rPr>
               <w:t>模型</w:t>
             </w:r>
+            <w:proofErr w:type="spellEnd"/>
           </w:p>
         </w:tc>
         <w:tc>
@@ -30514,12 +33451,14 @@
                 <w:rFonts w:asciiTheme="minorEastAsia" w:eastAsiaTheme="minorEastAsia" w:hAnsiTheme="minorEastAsia"/>
               </w:rPr>
             </w:pPr>
+            <w:proofErr w:type="spellStart"/>
             <w:r>
               <w:rPr>
                 <w:rFonts w:asciiTheme="minorEastAsia" w:eastAsiaTheme="minorEastAsia" w:hAnsiTheme="minorEastAsia"/>
               </w:rPr>
               <w:t>決策樹</w:t>
             </w:r>
+            <w:proofErr w:type="spellEnd"/>
           </w:p>
         </w:tc>
         <w:tc>
@@ -30606,12 +33545,14 @@
                 <w:rFonts w:asciiTheme="minorEastAsia" w:eastAsiaTheme="minorEastAsia" w:hAnsiTheme="minorEastAsia"/>
               </w:rPr>
             </w:pPr>
+            <w:proofErr w:type="spellStart"/>
             <w:r>
               <w:rPr>
                 <w:rFonts w:asciiTheme="minorEastAsia" w:eastAsiaTheme="minorEastAsia" w:hAnsiTheme="minorEastAsia"/>
               </w:rPr>
               <w:t>隨機森林</w:t>
             </w:r>
+            <w:proofErr w:type="spellEnd"/>
           </w:p>
         </w:tc>
         <w:tc>
@@ -30701,12 +33642,14 @@
                 <w:rFonts w:asciiTheme="minorEastAsia" w:eastAsiaTheme="minorEastAsia" w:hAnsiTheme="minorEastAsia"/>
               </w:rPr>
             </w:pPr>
+            <w:proofErr w:type="spellStart"/>
             <w:r>
               <w:rPr>
                 <w:rFonts w:asciiTheme="minorEastAsia" w:eastAsiaTheme="minorEastAsia" w:hAnsiTheme="minorEastAsia"/>
               </w:rPr>
               <w:t>XGBoost</w:t>
             </w:r>
+            <w:proofErr w:type="spellEnd"/>
           </w:p>
         </w:tc>
         <w:tc>
@@ -30979,11 +33922,19 @@
                 <w:rFonts w:asciiTheme="minorEastAsia" w:eastAsiaTheme="minorEastAsia" w:hAnsiTheme="minorEastAsia"/>
               </w:rPr>
             </w:pPr>
-            <w:r>
-              <w:rPr>
-                <w:rFonts w:asciiTheme="minorEastAsia" w:eastAsiaTheme="minorEastAsia" w:hAnsiTheme="minorEastAsia"/>
-              </w:rPr>
-              <w:t>單層 LSTM</w:t>
+            <w:proofErr w:type="spellStart"/>
+            <w:r>
+              <w:rPr>
+                <w:rFonts w:asciiTheme="minorEastAsia" w:eastAsiaTheme="minorEastAsia" w:hAnsiTheme="minorEastAsia"/>
+              </w:rPr>
+              <w:t>單層</w:t>
+            </w:r>
+            <w:proofErr w:type="spellEnd"/>
+            <w:r>
+              <w:rPr>
+                <w:rFonts w:asciiTheme="minorEastAsia" w:eastAsiaTheme="minorEastAsia" w:hAnsiTheme="minorEastAsia"/>
+              </w:rPr>
+              <w:t xml:space="preserve"> LSTM</w:t>
             </w:r>
           </w:p>
         </w:tc>
@@ -31068,11 +34019,19 @@
                 <w:rFonts w:asciiTheme="minorEastAsia" w:eastAsiaTheme="minorEastAsia" w:hAnsiTheme="minorEastAsia"/>
               </w:rPr>
             </w:pPr>
-            <w:r>
-              <w:rPr>
-                <w:rFonts w:asciiTheme="minorEastAsia" w:eastAsiaTheme="minorEastAsia" w:hAnsiTheme="minorEastAsia"/>
-              </w:rPr>
-              <w:t>雙層 LSTM</w:t>
+            <w:proofErr w:type="spellStart"/>
+            <w:r>
+              <w:rPr>
+                <w:rFonts w:asciiTheme="minorEastAsia" w:eastAsiaTheme="minorEastAsia" w:hAnsiTheme="minorEastAsia"/>
+              </w:rPr>
+              <w:t>雙層</w:t>
+            </w:r>
+            <w:proofErr w:type="spellEnd"/>
+            <w:r>
+              <w:rPr>
+                <w:rFonts w:asciiTheme="minorEastAsia" w:eastAsiaTheme="minorEastAsia" w:hAnsiTheme="minorEastAsia"/>
+              </w:rPr>
+              <w:t xml:space="preserve"> LSTM</w:t>
             </w:r>
           </w:p>
         </w:tc>
@@ -31177,7 +34136,7 @@
           <w:noProof/>
         </w:rPr>
         <w:drawing>
-          <wp:inline distT="0" distB="0" distL="0" distR="0" wp14:anchorId="5F393EEC" wp14:editId="6908D048">
+          <wp:inline distT="0" distB="0" distL="0" distR="0" wp14:anchorId="5F393EEC" wp14:editId="2E49D2CC">
             <wp:extent cx="5400040" cy="3284220"/>
             <wp:effectExtent l="0" t="0" r="0" b="0"/>
             <wp:docPr id="635263796" name="圖片 16"/>
@@ -31495,7 +34454,55 @@
           <w:rFonts w:hint="eastAsia"/>
           <w:lang w:eastAsia="zh-TW"/>
         </w:rPr>
-        <w:t xml:space="preserve">　　第二，集成樹模型誤差最大，且具結構性原因。決策樹、隨機森林等樹模型之預測值無法超出訓練資料之數值範圍，故於持續創高之測試期間，面對歷史新高價時會系統性低估，呈現「預測躺平」之現象。此為樹模型先天之外推限制，而非調參所能解決；決策樹之誤差又較隨機森林為高（如</w:t>
+        <w:t xml:space="preserve">　　第二，集成樹模型誤差最大，且具結構性原因。決策樹、隨機森林等樹模型之預測值無法超出訓練資料之數值範圍，故於持續創高之測試</w:t>
+      </w:r>
+      <w:proofErr w:type="gramStart"/>
+      <w:r>
+        <w:rPr>
+          <w:rFonts w:hint="eastAsia"/>
+          <w:lang w:eastAsia="zh-TW"/>
+        </w:rPr>
+        <w:t>期間，</w:t>
+      </w:r>
+      <w:proofErr w:type="gramEnd"/>
+      <w:r>
+        <w:rPr>
+          <w:rFonts w:hint="eastAsia"/>
+          <w:lang w:eastAsia="zh-TW"/>
+        </w:rPr>
+        <w:t>面對歷史新高價時會系統性低估，呈現「預測躺平」之現象。此為樹模型先天之外推限制，而</w:t>
+      </w:r>
+      <w:proofErr w:type="gramStart"/>
+      <w:r>
+        <w:rPr>
+          <w:rFonts w:hint="eastAsia"/>
+          <w:lang w:eastAsia="zh-TW"/>
+        </w:rPr>
+        <w:t>非調參所</w:t>
+      </w:r>
+      <w:proofErr w:type="gramEnd"/>
+      <w:r>
+        <w:rPr>
+          <w:rFonts w:hint="eastAsia"/>
+          <w:lang w:eastAsia="zh-TW"/>
+        </w:rPr>
+        <w:t>能解決；決策樹之誤差又較隨機森林為高</w:t>
+      </w:r>
+      <w:proofErr w:type="gramStart"/>
+      <w:r>
+        <w:rPr>
+          <w:rFonts w:hint="eastAsia"/>
+          <w:lang w:eastAsia="zh-TW"/>
+        </w:rPr>
+        <w:t>（</w:t>
+      </w:r>
+      <w:proofErr w:type="gramEnd"/>
+      <w:r>
+        <w:rPr>
+          <w:rFonts w:hint="eastAsia"/>
+          <w:lang w:eastAsia="zh-TW"/>
+        </w:rPr>
+        <w:t>如</w:t>
       </w:r>
       <w:r>
         <w:rPr>
@@ -31546,12 +34553,21 @@
         </w:rPr>
         <w:t xml:space="preserve"> 8.63%</w:t>
       </w:r>
-      <w:r>
-        <w:rPr>
-          <w:rFonts w:hint="eastAsia"/>
-          <w:lang w:eastAsia="zh-TW"/>
-        </w:rPr>
-        <w:t>），亦佐證集成之必要性。</w:t>
+      <w:proofErr w:type="gramStart"/>
+      <w:r>
+        <w:rPr>
+          <w:rFonts w:hint="eastAsia"/>
+          <w:lang w:eastAsia="zh-TW"/>
+        </w:rPr>
+        <w:t>）</w:t>
+      </w:r>
+      <w:proofErr w:type="gramEnd"/>
+      <w:r>
+        <w:rPr>
+          <w:rFonts w:hint="eastAsia"/>
+          <w:lang w:eastAsia="zh-TW"/>
+        </w:rPr>
+        <w:t>，亦佐證集成之必要性。</w:t>
       </w:r>
     </w:p>
     <w:p>
@@ -31594,7 +34610,23 @@
           <w:rFonts w:hint="eastAsia"/>
           <w:lang w:eastAsia="zh-TW"/>
         </w:rPr>
-        <w:t>表現最佳。其透過一階差分（</w:t>
+        <w:t>表現最佳。其透過一</w:t>
+      </w:r>
+      <w:proofErr w:type="gramStart"/>
+      <w:r>
+        <w:rPr>
+          <w:rFonts w:hint="eastAsia"/>
+          <w:lang w:eastAsia="zh-TW"/>
+        </w:rPr>
+        <w:t>階差分</w:t>
+      </w:r>
+      <w:proofErr w:type="gramEnd"/>
+      <w:r>
+        <w:rPr>
+          <w:rFonts w:hint="eastAsia"/>
+          <w:lang w:eastAsia="zh-TW"/>
+        </w:rPr>
+        <w:t>（</w:t>
       </w:r>
       <w:r>
         <w:rPr>
@@ -31636,7 +34668,23 @@
           <w:rFonts w:hint="eastAsia"/>
           <w:lang w:eastAsia="zh-TW"/>
         </w:rPr>
-        <w:t>。整體而言，於價格迴歸任務上，較複雜之模型未必優於較簡單之統計模型；此結果亦與吳冠霆（</w:t>
+        <w:t>。整體而言，於價格</w:t>
+      </w:r>
+      <w:proofErr w:type="gramStart"/>
+      <w:r>
+        <w:rPr>
+          <w:rFonts w:hint="eastAsia"/>
+          <w:lang w:eastAsia="zh-TW"/>
+        </w:rPr>
+        <w:t>迴</w:t>
+      </w:r>
+      <w:proofErr w:type="gramEnd"/>
+      <w:r>
+        <w:rPr>
+          <w:rFonts w:hint="eastAsia"/>
+          <w:lang w:eastAsia="zh-TW"/>
+        </w:rPr>
+        <w:t>歸任務上，較複雜之模型未必優於較簡單之統計模型；此結果亦與吳冠霆（</w:t>
       </w:r>
       <w:r>
         <w:rPr>
@@ -31753,11 +34801,21 @@
       <w:r>
         <w:t>系列模型進行兩項探索性實驗</w:t>
       </w:r>
+      <w:proofErr w:type="gramStart"/>
       <w:r>
         <w:t>——</w:t>
       </w:r>
-      <w:r>
-        <w:t>分類任務與迴歸任務，以評估大語言模型在金融數值預測上之潛力與限制。需特別說明，此處實驗定位為概念驗證（</w:t>
+      <w:proofErr w:type="gramEnd"/>
+      <w:r>
+        <w:t>分類任務與</w:t>
+      </w:r>
+      <w:proofErr w:type="gramStart"/>
+      <w:r>
+        <w:t>迴</w:t>
+      </w:r>
+      <w:proofErr w:type="gramEnd"/>
+      <w:r>
+        <w:t>歸任務，以評估大語言模型在金融數值預測上之潛力與限制。需特別說明，此處實驗定位為概念驗證（</w:t>
       </w:r>
       <w:r>
         <w:t>proof of concept</w:t>
@@ -31908,11 +34966,19 @@
         </w:rPr>
         <w:t xml:space="preserve"> 200 </w:t>
       </w:r>
-      <w:r>
-        <w:rPr>
-          <w:rFonts w:hint="eastAsia"/>
-        </w:rPr>
-        <w:t>個交易日，溫度參數（</w:t>
+      <w:proofErr w:type="gramStart"/>
+      <w:r>
+        <w:rPr>
+          <w:rFonts w:hint="eastAsia"/>
+        </w:rPr>
+        <w:t>個</w:t>
+      </w:r>
+      <w:proofErr w:type="gramEnd"/>
+      <w:r>
+        <w:rPr>
+          <w:rFonts w:hint="eastAsia"/>
+        </w:rPr>
+        <w:t>交易日，溫度參數（</w:t>
       </w:r>
       <w:r>
         <w:rPr>
@@ -32028,6 +35094,7 @@
                 <w:szCs w:val="23"/>
               </w:rPr>
             </w:pPr>
+            <w:proofErr w:type="spellStart"/>
             <w:r>
               <w:rPr>
                 <w:rFonts w:ascii="Segoe UI" w:hAnsi="Segoe UI" w:cs="Segoe UI"/>
@@ -32037,6 +35104,7 @@
               </w:rPr>
               <w:t>指標</w:t>
             </w:r>
+            <w:proofErr w:type="spellEnd"/>
           </w:p>
         </w:tc>
         <w:tc>
@@ -32056,6 +35124,7 @@
                 <w:szCs w:val="23"/>
               </w:rPr>
             </w:pPr>
+            <w:proofErr w:type="spellStart"/>
             <w:r>
               <w:rPr>
                 <w:rFonts w:ascii="Segoe UI" w:hAnsi="Segoe UI" w:cs="Segoe UI"/>
@@ -32065,6 +35134,7 @@
               </w:rPr>
               <w:t>數值</w:t>
             </w:r>
+            <w:proofErr w:type="spellEnd"/>
           </w:p>
         </w:tc>
       </w:tr>
@@ -32090,6 +35160,7 @@
                 <w:lang w:eastAsia="zh-TW"/>
               </w:rPr>
             </w:pPr>
+            <w:proofErr w:type="spellStart"/>
             <w:r>
               <w:rPr>
                 <w:rFonts w:ascii="Segoe UI" w:hAnsi="Segoe UI" w:cs="Segoe UI"/>
@@ -32098,6 +35169,7 @@
               </w:rPr>
               <w:t>準確率</w:t>
             </w:r>
+            <w:proofErr w:type="spellEnd"/>
           </w:p>
         </w:tc>
         <w:tc>
@@ -32157,6 +35229,7 @@
                 <w:szCs w:val="23"/>
               </w:rPr>
             </w:pPr>
+            <w:proofErr w:type="spellStart"/>
             <w:r>
               <w:rPr>
                 <w:rFonts w:ascii="Segoe UI" w:hAnsi="Segoe UI" w:cs="Segoe UI"/>
@@ -32165,6 +35238,7 @@
               </w:rPr>
               <w:t>精確率</w:t>
             </w:r>
+            <w:proofErr w:type="spellEnd"/>
           </w:p>
         </w:tc>
         <w:tc>
@@ -32225,6 +35299,7 @@
                 <w:szCs w:val="23"/>
               </w:rPr>
             </w:pPr>
+            <w:proofErr w:type="spellStart"/>
             <w:r>
               <w:rPr>
                 <w:rFonts w:ascii="Segoe UI" w:hAnsi="Segoe UI" w:cs="Segoe UI"/>
@@ -32233,6 +35308,7 @@
               </w:rPr>
               <w:t>召回率</w:t>
             </w:r>
+            <w:proofErr w:type="spellEnd"/>
           </w:p>
         </w:tc>
         <w:tc>
@@ -32786,12 +35862,14 @@
                 <w:szCs w:val="23"/>
               </w:rPr>
             </w:pPr>
+            <w:proofErr w:type="spellStart"/>
             <w:r>
               <w:rPr>
                 <w:color w:val="auto"/>
               </w:rPr>
               <w:t>市場</w:t>
             </w:r>
+            <w:proofErr w:type="spellEnd"/>
           </w:p>
         </w:tc>
         <w:tc>
@@ -33628,7 +36706,23 @@
       </w:pPr>
       <w:r>
         <w:lastRenderedPageBreak/>
-        <w:t>實驗結果顯示，分類與迴歸兩任務呈現不同樣貌。於分類任務，各模型之</w:t>
+        <w:t>實驗結果顯示，分類與</w:t>
+      </w:r>
+      <w:proofErr w:type="gramStart"/>
+      <w:r>
+        <w:t>迴歸兩</w:t>
+      </w:r>
+      <w:proofErr w:type="gramEnd"/>
+      <w:r>
+        <w:t>任務呈現不</w:t>
+      </w:r>
+      <w:proofErr w:type="gramStart"/>
+      <w:r>
+        <w:t>同樣貌。</w:t>
+      </w:r>
+      <w:proofErr w:type="gramEnd"/>
+      <w:r>
+        <w:t>於分類任務，各模型之</w:t>
       </w:r>
       <w:r>
         <w:t xml:space="preserve"> F1-score </w:t>
@@ -33664,7 +36758,15 @@
         <w:t xml:space="preserve"> 1.0</w:t>
       </w:r>
       <w:r>
-        <w:t>、精確率卻偏低，顯示其近乎無條件預測上漲，高分主要源於多頭市場之上漲偏態，而非真正之方向判別能力。於迴歸任務，三市場排序一致：</w:t>
+        <w:t>、精確率卻偏低，顯示其近乎無條件預測上漲，高分主要源於多頭市場之上漲偏態，而非真正之方向判別能力。於</w:t>
+      </w:r>
+      <w:proofErr w:type="gramStart"/>
+      <w:r>
+        <w:t>迴</w:t>
+      </w:r>
+      <w:proofErr w:type="gramEnd"/>
+      <w:r>
+        <w:t>歸任務，三市場排序一致：</w:t>
       </w:r>
       <w:r>
         <w:t>ARIMA</w:t>
@@ -33706,7 +36808,15 @@
         <w:t>12%</w:t>
       </w:r>
       <w:r>
-        <w:t>）。整體而言，分類任務無單一明顯冠軍，迴歸任務則以</w:t>
+        <w:t>）。整體而言，分類任務無單一明顯冠軍，</w:t>
+      </w:r>
+      <w:proofErr w:type="gramStart"/>
+      <w:r>
+        <w:t>迴</w:t>
+      </w:r>
+      <w:proofErr w:type="gramEnd"/>
+      <w:r>
+        <w:t>歸任務則以</w:t>
       </w:r>
       <w:r>
         <w:t xml:space="preserve"> ARIMA </w:t>
@@ -33811,7 +36921,15 @@
         <w:t xml:space="preserve"> SPY</w:t>
       </w:r>
       <w:r>
-        <w:t>；且迴歸任務中</w:t>
+        <w:t>；且</w:t>
+      </w:r>
+      <w:proofErr w:type="gramStart"/>
+      <w:r>
+        <w:t>迴</w:t>
+      </w:r>
+      <w:proofErr w:type="gramEnd"/>
+      <w:r>
+        <w:t>歸任務中</w:t>
       </w:r>
       <w:r>
         <w:t xml:space="preserve"> 0050.TW </w:t>
@@ -33930,13 +37048,29 @@
         <w:t xml:space="preserve"> F1 </w:t>
       </w:r>
       <w:r>
-        <w:t>因市場上漲偏態而普遍偏高、難以分辨模型優劣；改以迴歸之</w:t>
+        <w:t>因市場上漲偏態而普遍偏高、難以分辨模型優劣；改以</w:t>
+      </w:r>
+      <w:proofErr w:type="gramStart"/>
+      <w:r>
+        <w:t>迴</w:t>
+      </w:r>
+      <w:proofErr w:type="gramEnd"/>
+      <w:r>
+        <w:t>歸之</w:t>
       </w:r>
       <w:r>
         <w:t xml:space="preserve"> MAPE </w:t>
       </w:r>
       <w:r>
-        <w:t>衡量後，模型排序清晰且三市場一致。此顯示評估指標須與任務性質相符，單一指標易導致誤判，本研究因此主張價格預測宜以迴歸與尺度無關之</w:t>
+        <w:t>衡量後，模型排序清晰且三市場一致。此顯示評估指標須與任務性質相符，單一指標易導致誤判，本研究因此主張價格預測宜以</w:t>
+      </w:r>
+      <w:proofErr w:type="gramStart"/>
+      <w:r>
+        <w:t>迴</w:t>
+      </w:r>
+      <w:proofErr w:type="gramEnd"/>
+      <w:r>
+        <w:t>歸與尺度無關之</w:t>
       </w:r>
       <w:r>
         <w:t xml:space="preserve"> MAPE </w:t>
@@ -34141,13 +37275,29 @@
           <w:rFonts w:ascii="Times New Roman"/>
           <w:lang w:eastAsia="zh-TW"/>
         </w:rPr>
-        <w:t>優先採用迴歸預測而非單純分類：本研究發現，分類任務中各模型之高</w:t>
-      </w:r>
+        <w:t>優先採用</w:t>
+      </w:r>
+      <w:proofErr w:type="gramStart"/>
       <w:r>
         <w:rPr>
           <w:rFonts w:ascii="Times New Roman"/>
           <w:lang w:eastAsia="zh-TW"/>
         </w:rPr>
+        <w:t>迴</w:t>
+      </w:r>
+      <w:proofErr w:type="gramEnd"/>
+      <w:r>
+        <w:rPr>
+          <w:rFonts w:ascii="Times New Roman"/>
+          <w:lang w:eastAsia="zh-TW"/>
+        </w:rPr>
+        <w:t>歸預測而非單純分類：本研究發現，分類任務中各模型之高</w:t>
+      </w:r>
+      <w:r>
+        <w:rPr>
+          <w:rFonts w:ascii="Times New Roman"/>
+          <w:lang w:eastAsia="zh-TW"/>
+        </w:rPr>
         <w:t xml:space="preserve"> F1 </w:t>
       </w:r>
       <w:r>
@@ -34169,13 +37319,29 @@
           <w:rFonts w:ascii="Times New Roman"/>
           <w:lang w:eastAsia="zh-TW"/>
         </w:rPr>
-        <w:t>但精確率偏低），一旦市場轉向其效能即不穩定，且無法提供漲跌幅度。反觀迴歸任務，</w:t>
-      </w:r>
+        <w:t>但精確率偏低），一旦市場轉向其效能即不穩定，且無法提供漲跌幅度。反觀</w:t>
+      </w:r>
+      <w:proofErr w:type="gramStart"/>
       <w:r>
         <w:rPr>
           <w:rFonts w:ascii="Times New Roman"/>
           <w:lang w:eastAsia="zh-TW"/>
         </w:rPr>
+        <w:t>迴</w:t>
+      </w:r>
+      <w:proofErr w:type="gramEnd"/>
+      <w:r>
+        <w:rPr>
+          <w:rFonts w:ascii="Times New Roman"/>
+          <w:lang w:eastAsia="zh-TW"/>
+        </w:rPr>
+        <w:t>歸任務，</w:t>
+      </w:r>
+      <w:r>
+        <w:rPr>
+          <w:rFonts w:ascii="Times New Roman"/>
+          <w:lang w:eastAsia="zh-TW"/>
+        </w:rPr>
         <w:t xml:space="preserve">ARIMA </w:t>
       </w:r>
       <w:r>
@@ -34197,7 +37363,23 @@
           <w:rFonts w:ascii="Times New Roman"/>
           <w:lang w:eastAsia="zh-TW"/>
         </w:rPr>
-        <w:t>）。建議實務上優先採迴歸預測，以獲得更具經濟意義且更穩健之輸出</w:t>
+        <w:t>）。建議實務上優先</w:t>
+      </w:r>
+      <w:proofErr w:type="gramStart"/>
+      <w:r>
+        <w:rPr>
+          <w:rFonts w:ascii="Times New Roman"/>
+          <w:lang w:eastAsia="zh-TW"/>
+        </w:rPr>
+        <w:t>採迴</w:t>
+      </w:r>
+      <w:proofErr w:type="gramEnd"/>
+      <w:r>
+        <w:rPr>
+          <w:rFonts w:ascii="Times New Roman"/>
+          <w:lang w:eastAsia="zh-TW"/>
+        </w:rPr>
+        <w:t>歸預測，以獲得更具經濟意義且更穩健之輸出</w:t>
       </w:r>
       <w:r>
         <w:rPr>
@@ -34254,13 +37436,29 @@
           <w:rFonts w:ascii="Times New Roman" w:hint="eastAsia"/>
           <w:lang w:eastAsia="zh-TW"/>
         </w:rPr>
-        <w:t>進行小樣本迴歸預測，得到</w:t>
-      </w:r>
+        <w:t>進行小樣本</w:t>
+      </w:r>
+      <w:proofErr w:type="gramStart"/>
       <w:r>
         <w:rPr>
           <w:rFonts w:ascii="Times New Roman" w:hint="eastAsia"/>
           <w:lang w:eastAsia="zh-TW"/>
         </w:rPr>
+        <w:t>迴</w:t>
+      </w:r>
+      <w:proofErr w:type="gramEnd"/>
+      <w:r>
+        <w:rPr>
+          <w:rFonts w:ascii="Times New Roman" w:hint="eastAsia"/>
+          <w:lang w:eastAsia="zh-TW"/>
+        </w:rPr>
+        <w:t>歸預測，得到</w:t>
+      </w:r>
+      <w:r>
+        <w:rPr>
+          <w:rFonts w:ascii="Times New Roman" w:hint="eastAsia"/>
+          <w:lang w:eastAsia="zh-TW"/>
+        </w:rPr>
         <w:t xml:space="preserve"> R</w:t>
       </w:r>
       <w:r>
@@ -34296,7 +37494,39 @@
           <w:rFonts w:ascii="Times New Roman" w:hint="eastAsia"/>
           <w:lang w:eastAsia="zh-TW"/>
         </w:rPr>
-        <w:t>整合為主要迴歸預測引擎之一。</w:t>
+        <w:t>整合為主要</w:t>
+      </w:r>
+      <w:proofErr w:type="gramStart"/>
+      <w:r>
+        <w:rPr>
+          <w:rFonts w:ascii="Times New Roman" w:hint="eastAsia"/>
+          <w:lang w:eastAsia="zh-TW"/>
+        </w:rPr>
+        <w:t>迴</w:t>
+      </w:r>
+      <w:proofErr w:type="gramEnd"/>
+      <w:r>
+        <w:rPr>
+          <w:rFonts w:ascii="Times New Roman" w:hint="eastAsia"/>
+          <w:lang w:eastAsia="zh-TW"/>
+        </w:rPr>
+        <w:t>歸預測引擎之</w:t>
+      </w:r>
+      <w:proofErr w:type="gramStart"/>
+      <w:r>
+        <w:rPr>
+          <w:rFonts w:ascii="Times New Roman" w:hint="eastAsia"/>
+          <w:lang w:eastAsia="zh-TW"/>
+        </w:rPr>
+        <w:t>一</w:t>
+      </w:r>
+      <w:proofErr w:type="gramEnd"/>
+      <w:r>
+        <w:rPr>
+          <w:rFonts w:ascii="Times New Roman" w:hint="eastAsia"/>
+          <w:lang w:eastAsia="zh-TW"/>
+        </w:rPr>
+        <w:t>。</w:t>
       </w:r>
     </w:p>
     <w:p>
@@ -34410,7 +37640,39 @@
           <w:rFonts w:ascii="Times New Roman"/>
           <w:lang w:eastAsia="zh-TW"/>
         </w:rPr>
-        <w:t>於迴歸任務全面領先集成樹模型，後者因無法外推超出訓練範圍之新高價而系統性低估。實務上選模型時不應預設「越複雜越準」，應以簡單統計模型為基準，確認複雜模型確有增益後再採用。</w:t>
+        <w:t>於</w:t>
+      </w:r>
+      <w:proofErr w:type="gramStart"/>
+      <w:r>
+        <w:rPr>
+          <w:rFonts w:ascii="Times New Roman"/>
+          <w:lang w:eastAsia="zh-TW"/>
+        </w:rPr>
+        <w:t>迴</w:t>
+      </w:r>
+      <w:proofErr w:type="gramEnd"/>
+      <w:r>
+        <w:rPr>
+          <w:rFonts w:ascii="Times New Roman"/>
+          <w:lang w:eastAsia="zh-TW"/>
+        </w:rPr>
+        <w:t>歸任務全面領先集成樹模型，後者因無法外推超出訓練範圍之新高價而系統性低估。實務上選模型時不應預設「越複雜越</w:t>
+      </w:r>
+      <w:proofErr w:type="gramStart"/>
+      <w:r>
+        <w:rPr>
+          <w:rFonts w:ascii="Times New Roman"/>
+          <w:lang w:eastAsia="zh-TW"/>
+        </w:rPr>
+        <w:t>準</w:t>
+      </w:r>
+      <w:proofErr w:type="gramEnd"/>
+      <w:r>
+        <w:rPr>
+          <w:rFonts w:ascii="Times New Roman"/>
+          <w:lang w:eastAsia="zh-TW"/>
+        </w:rPr>
+        <w:t>」，應以簡單統計模型為基準，確認複雜模型確有增益後再採用。</w:t>
       </w:r>
     </w:p>
     <w:p>
@@ -34476,13 +37738,38 @@
           <w:color w:val="000000"/>
           <w:lang w:eastAsia="zh-TW"/>
         </w:rPr>
-        <w:t>明確區分任務類型與評估指標：股票預測分為分類（漲跌方向）與迴歸（價格數值）兩類，適用指標不同。本研究於分類採</w:t>
-      </w:r>
+        <w:t>明確區分任務類型與評估指標：股票預測分為分類（漲跌方向）與</w:t>
+      </w:r>
+      <w:proofErr w:type="gramStart"/>
       <w:r>
         <w:rPr>
           <w:color w:val="000000"/>
           <w:lang w:eastAsia="zh-TW"/>
         </w:rPr>
+        <w:t>迴</w:t>
+      </w:r>
+      <w:proofErr w:type="gramEnd"/>
+      <w:r>
+        <w:rPr>
+          <w:color w:val="000000"/>
+          <w:lang w:eastAsia="zh-TW"/>
+        </w:rPr>
+        <w:t>歸（價格數值）兩類，適用指標不同。本研究於分類</w:t>
+      </w:r>
+      <w:proofErr w:type="gramStart"/>
+      <w:r>
+        <w:rPr>
+          <w:color w:val="000000"/>
+          <w:lang w:eastAsia="zh-TW"/>
+        </w:rPr>
+        <w:t>採</w:t>
+      </w:r>
+      <w:proofErr w:type="gramEnd"/>
+      <w:r>
+        <w:rPr>
+          <w:color w:val="000000"/>
+          <w:lang w:eastAsia="zh-TW"/>
+        </w:rPr>
         <w:t xml:space="preserve"> F1-score</w:t>
       </w:r>
       <w:r>
@@ -34490,13 +37777,38 @@
           <w:color w:val="000000"/>
           <w:lang w:eastAsia="zh-TW"/>
         </w:rPr>
-        <w:t>、於迴歸採</w:t>
-      </w:r>
+        <w:t>、於</w:t>
+      </w:r>
+      <w:proofErr w:type="gramStart"/>
       <w:r>
         <w:rPr>
           <w:color w:val="000000"/>
           <w:lang w:eastAsia="zh-TW"/>
         </w:rPr>
+        <w:t>迴</w:t>
+      </w:r>
+      <w:proofErr w:type="gramEnd"/>
+      <w:r>
+        <w:rPr>
+          <w:color w:val="000000"/>
+          <w:lang w:eastAsia="zh-TW"/>
+        </w:rPr>
+        <w:t>歸</w:t>
+      </w:r>
+      <w:proofErr w:type="gramStart"/>
+      <w:r>
+        <w:rPr>
+          <w:color w:val="000000"/>
+          <w:lang w:eastAsia="zh-TW"/>
+        </w:rPr>
+        <w:t>採</w:t>
+      </w:r>
+      <w:proofErr w:type="gramEnd"/>
+      <w:r>
+        <w:rPr>
+          <w:color w:val="000000"/>
+          <w:lang w:eastAsia="zh-TW"/>
+        </w:rPr>
         <w:t xml:space="preserve"> MAPE</w:t>
       </w:r>
       <w:r>
@@ -34560,13 +37872,29 @@
           <w:color w:val="000000"/>
           <w:lang w:eastAsia="zh-TW"/>
         </w:rPr>
-        <w:t>下難分優劣，改以迴歸</w:t>
-      </w:r>
+        <w:t>下難分優劣，改以</w:t>
+      </w:r>
+      <w:proofErr w:type="gramStart"/>
       <w:r>
         <w:rPr>
           <w:color w:val="000000"/>
           <w:lang w:eastAsia="zh-TW"/>
         </w:rPr>
+        <w:t>迴</w:t>
+      </w:r>
+      <w:proofErr w:type="gramEnd"/>
+      <w:r>
+        <w:rPr>
+          <w:color w:val="000000"/>
+          <w:lang w:eastAsia="zh-TW"/>
+        </w:rPr>
+        <w:t>歸</w:t>
+      </w:r>
+      <w:r>
+        <w:rPr>
+          <w:color w:val="000000"/>
+          <w:lang w:eastAsia="zh-TW"/>
+        </w:rPr>
         <w:t xml:space="preserve"> MAPE </w:t>
       </w:r>
       <w:r>
@@ -34574,7 +37902,23 @@
           <w:color w:val="000000"/>
           <w:lang w:eastAsia="zh-TW"/>
         </w:rPr>
-        <w:t>衡量後排序才清晰，顯示指標選擇會直接影響結論；建議後續研究依任務性質審慎選用指標，避免因單一指</w:t>
+        <w:t>衡量後排序才</w:t>
+      </w:r>
+      <w:proofErr w:type="gramStart"/>
+      <w:r>
+        <w:rPr>
+          <w:color w:val="000000"/>
+          <w:lang w:eastAsia="zh-TW"/>
+        </w:rPr>
+        <w:t>清晰，</w:t>
+      </w:r>
+      <w:proofErr w:type="gramEnd"/>
+      <w:r>
+        <w:rPr>
+          <w:color w:val="000000"/>
+          <w:lang w:eastAsia="zh-TW"/>
+        </w:rPr>
+        <w:t>顯示指標選擇會直接影響結論；建議後續研究依任務性質審慎選用指標，避免因單一指</w:t>
       </w:r>
       <w:r>
         <w:rPr>
@@ -34674,14 +38018,32 @@
           <w:color w:val="000000"/>
           <w:lang w:eastAsia="zh-TW"/>
         </w:rPr>
-        <w:t>在金融預測上宜採「輔助為主、預測為輔」之策略：雖然</w:t>
-      </w:r>
+        <w:t>在金融預測上宜</w:t>
+      </w:r>
+      <w:proofErr w:type="gramStart"/>
       <w:r>
         <w:rPr>
           <w:rFonts w:hint="eastAsia"/>
           <w:color w:val="000000"/>
           <w:lang w:eastAsia="zh-TW"/>
         </w:rPr>
+        <w:t>採</w:t>
+      </w:r>
+      <w:proofErr w:type="gramEnd"/>
+      <w:r>
+        <w:rPr>
+          <w:rFonts w:hint="eastAsia"/>
+          <w:color w:val="000000"/>
+          <w:lang w:eastAsia="zh-TW"/>
+        </w:rPr>
+        <w:t>「輔助為主、預測為輔」之策略：雖然</w:t>
+      </w:r>
+      <w:r>
+        <w:rPr>
+          <w:rFonts w:hint="eastAsia"/>
+          <w:color w:val="000000"/>
+          <w:lang w:eastAsia="zh-TW"/>
+        </w:rPr>
         <w:t xml:space="preserve"> LLM </w:t>
       </w:r>
       <w:r>
@@ -34690,7 +38052,25 @@
           <w:color w:val="000000"/>
           <w:lang w:eastAsia="zh-TW"/>
         </w:rPr>
-        <w:t>在小樣本迴歸上表現亮眼，但其分類效能遠低於傳統模型，且對提示詞敏感。短期內宜將</w:t>
+        <w:t>在小樣本</w:t>
+      </w:r>
+      <w:proofErr w:type="gramStart"/>
+      <w:r>
+        <w:rPr>
+          <w:rFonts w:hint="eastAsia"/>
+          <w:color w:val="000000"/>
+          <w:lang w:eastAsia="zh-TW"/>
+        </w:rPr>
+        <w:t>迴歸上</w:t>
+      </w:r>
+      <w:proofErr w:type="gramEnd"/>
+      <w:r>
+        <w:rPr>
+          <w:rFonts w:hint="eastAsia"/>
+          <w:color w:val="000000"/>
+          <w:lang w:eastAsia="zh-TW"/>
+        </w:rPr>
+        <w:t>表現亮眼，但其分類效能遠低於傳統模型，且對提示詞敏感。短期內宜將</w:t>
       </w:r>
       <w:r>
         <w:rPr>
@@ -34741,7 +38121,23 @@
           <w:color w:val="000000"/>
           <w:lang w:eastAsia="zh-TW"/>
         </w:rPr>
-        <w:t>於迴歸任務全面優於集成樹模型與部分深度模型，顯示在價格預測上，結構簡潔之統計模型可能比複雜模型更穩健。建議後續研究將簡單統計模型（如</w:t>
+        <w:t>於</w:t>
+      </w:r>
+      <w:proofErr w:type="gramStart"/>
+      <w:r>
+        <w:rPr>
+          <w:color w:val="000000"/>
+          <w:lang w:eastAsia="zh-TW"/>
+        </w:rPr>
+        <w:t>迴</w:t>
+      </w:r>
+      <w:proofErr w:type="gramEnd"/>
+      <w:r>
+        <w:rPr>
+          <w:color w:val="000000"/>
+          <w:lang w:eastAsia="zh-TW"/>
+        </w:rPr>
+        <w:t>歸任務全面優於集成樹模型與部分深度模型，顯示在價格預測上，結構簡潔之統計模型可能比複雜模型更穩健。建議後續研究將簡單統計模型（如</w:t>
       </w:r>
       <w:r>
         <w:rPr>
@@ -36136,6 +39532,7 @@
       <w:bookmarkEnd w:id="60"/>
       <w:bookmarkEnd w:id="61"/>
       <w:bookmarkEnd w:id="78"/>
+      <w:proofErr w:type="spellStart"/>
       <w:r>
         <w:rPr>
           <w:sz w:val="40"/>
@@ -36145,6 +39542,7 @@
         <w:t>參考文獻</w:t>
       </w:r>
       <w:bookmarkEnd w:id="79"/>
+      <w:proofErr w:type="spellEnd"/>
     </w:p>
     <w:p>
       <w:pPr>
@@ -36342,7 +39740,47 @@
           <w:szCs w:val="24"/>
           <w:lang w:eastAsia="zh-TW"/>
         </w:rPr>
-        <w:t xml:space="preserve">[5] Chen, T., &amp; Guestrin, C. (2016). XGBoost: A scalable tree boosting system. In </w:t>
+        <w:t xml:space="preserve">[5] Chen, T., &amp; </w:t>
+      </w:r>
+      <w:proofErr w:type="spellStart"/>
+      <w:r>
+        <w:rPr>
+          <w:rFonts w:ascii="Times New Roman" w:hAnsi="Times New Roman"/>
+          <w:bCs/>
+          <w:szCs w:val="24"/>
+          <w:lang w:eastAsia="zh-TW"/>
+        </w:rPr>
+        <w:t>Guestrin</w:t>
+      </w:r>
+      <w:proofErr w:type="spellEnd"/>
+      <w:r>
+        <w:rPr>
+          <w:rFonts w:ascii="Times New Roman" w:hAnsi="Times New Roman"/>
+          <w:bCs/>
+          <w:szCs w:val="24"/>
+          <w:lang w:eastAsia="zh-TW"/>
+        </w:rPr>
+        <w:t xml:space="preserve">, C. (2016). </w:t>
+      </w:r>
+      <w:proofErr w:type="spellStart"/>
+      <w:r>
+        <w:rPr>
+          <w:rFonts w:ascii="Times New Roman" w:hAnsi="Times New Roman"/>
+          <w:bCs/>
+          <w:szCs w:val="24"/>
+          <w:lang w:eastAsia="zh-TW"/>
+        </w:rPr>
+        <w:t>XGBoost</w:t>
+      </w:r>
+      <w:proofErr w:type="spellEnd"/>
+      <w:r>
+        <w:rPr>
+          <w:rFonts w:ascii="Times New Roman" w:hAnsi="Times New Roman"/>
+          <w:bCs/>
+          <w:szCs w:val="24"/>
+          <w:lang w:eastAsia="zh-TW"/>
+        </w:rPr>
+        <w:t xml:space="preserve">: A scalable tree boosting system. In </w:t>
       </w:r>
       <w:r>
         <w:rPr>
@@ -36482,7 +39920,27 @@
           <w:szCs w:val="24"/>
           <w:lang w:eastAsia="zh-TW"/>
         </w:rPr>
-        <w:t>. arXiv preprint arXiv:2304.07619.</w:t>
+        <w:t xml:space="preserve">. </w:t>
+      </w:r>
+      <w:proofErr w:type="spellStart"/>
+      <w:r>
+        <w:rPr>
+          <w:rFonts w:ascii="Times New Roman" w:hAnsi="Times New Roman"/>
+          <w:bCs/>
+          <w:szCs w:val="24"/>
+          <w:lang w:eastAsia="zh-TW"/>
+        </w:rPr>
+        <w:t>arXiv</w:t>
+      </w:r>
+      <w:proofErr w:type="spellEnd"/>
+      <w:r>
+        <w:rPr>
+          <w:rFonts w:ascii="Times New Roman" w:hAnsi="Times New Roman"/>
+          <w:bCs/>
+          <w:szCs w:val="24"/>
+          <w:lang w:eastAsia="zh-TW"/>
+        </w:rPr>
+        <w:t xml:space="preserve"> preprint arXiv:2304.07619.</w:t>
       </w:r>
     </w:p>
     <w:p>
@@ -36554,7 +40012,27 @@
           <w:szCs w:val="24"/>
           <w:lang w:eastAsia="zh-TW"/>
         </w:rPr>
-        <w:t xml:space="preserve">[10] Breiman, L. (2001). Random forests. </w:t>
+        <w:t xml:space="preserve">[10] </w:t>
+      </w:r>
+      <w:proofErr w:type="spellStart"/>
+      <w:r>
+        <w:rPr>
+          <w:rFonts w:ascii="Times New Roman" w:hAnsi="Times New Roman"/>
+          <w:bCs/>
+          <w:szCs w:val="24"/>
+          <w:lang w:eastAsia="zh-TW"/>
+        </w:rPr>
+        <w:t>Breiman</w:t>
+      </w:r>
+      <w:proofErr w:type="spellEnd"/>
+      <w:r>
+        <w:rPr>
+          <w:rFonts w:ascii="Times New Roman" w:hAnsi="Times New Roman"/>
+          <w:bCs/>
+          <w:szCs w:val="24"/>
+          <w:lang w:eastAsia="zh-TW"/>
+        </w:rPr>
+        <w:t xml:space="preserve">, L. (2001). Random forests. </w:t>
       </w:r>
       <w:r>
         <w:rPr>
@@ -36594,7 +40072,27 @@
           <w:szCs w:val="24"/>
           <w:lang w:eastAsia="zh-TW"/>
         </w:rPr>
-        <w:t xml:space="preserve">[11] Hochreiter, S., &amp; Schmidhuber, J. (1997). Long short-term memory. </w:t>
+        <w:t xml:space="preserve">[11] Hochreiter, S., &amp; </w:t>
+      </w:r>
+      <w:proofErr w:type="spellStart"/>
+      <w:r>
+        <w:rPr>
+          <w:rFonts w:ascii="Times New Roman" w:hAnsi="Times New Roman"/>
+          <w:bCs/>
+          <w:szCs w:val="24"/>
+          <w:lang w:eastAsia="zh-TW"/>
+        </w:rPr>
+        <w:t>Schmidhuber</w:t>
+      </w:r>
+      <w:proofErr w:type="spellEnd"/>
+      <w:r>
+        <w:rPr>
+          <w:rFonts w:ascii="Times New Roman" w:hAnsi="Times New Roman"/>
+          <w:bCs/>
+          <w:szCs w:val="24"/>
+          <w:lang w:eastAsia="zh-TW"/>
+        </w:rPr>
+        <w:t xml:space="preserve">, J. (1997). Long short-term memory. </w:t>
       </w:r>
       <w:r>
         <w:rPr>
@@ -37001,8 +40499,29 @@
           <w:szCs w:val="24"/>
           <w:lang w:eastAsia="zh-TW"/>
         </w:rPr>
-        <w:t xml:space="preserve">[17] Streamlit. (2025). </w:t>
-      </w:r>
+        <w:t xml:space="preserve">[17] </w:t>
+      </w:r>
+      <w:proofErr w:type="spellStart"/>
+      <w:r>
+        <w:rPr>
+          <w:rFonts w:ascii="Times New Roman" w:hAnsi="Times New Roman"/>
+          <w:bCs/>
+          <w:szCs w:val="24"/>
+          <w:lang w:eastAsia="zh-TW"/>
+        </w:rPr>
+        <w:t>Streamlit</w:t>
+      </w:r>
+      <w:proofErr w:type="spellEnd"/>
+      <w:r>
+        <w:rPr>
+          <w:rFonts w:ascii="Times New Roman" w:hAnsi="Times New Roman"/>
+          <w:bCs/>
+          <w:szCs w:val="24"/>
+          <w:lang w:eastAsia="zh-TW"/>
+        </w:rPr>
+        <w:t xml:space="preserve">. (2025). </w:t>
+      </w:r>
+      <w:proofErr w:type="spellStart"/>
       <w:r>
         <w:rPr>
           <w:rFonts w:ascii="Times New Roman" w:hAnsi="Times New Roman"/>
@@ -37012,7 +40531,19 @@
           <w:szCs w:val="24"/>
           <w:lang w:eastAsia="zh-TW"/>
         </w:rPr>
-        <w:t>Streamlit documentation</w:t>
+        <w:t>Streamlit</w:t>
+      </w:r>
+      <w:proofErr w:type="spellEnd"/>
+      <w:r>
+        <w:rPr>
+          <w:rFonts w:ascii="Times New Roman" w:hAnsi="Times New Roman"/>
+          <w:bCs/>
+          <w:i/>
+          <w:iCs/>
+          <w:szCs w:val="24"/>
+          <w:lang w:eastAsia="zh-TW"/>
+        </w:rPr>
+        <w:t xml:space="preserve"> documentation</w:t>
       </w:r>
       <w:r>
         <w:rPr>
@@ -37125,7 +40656,27 @@
           <w:szCs w:val="24"/>
           <w:lang w:eastAsia="zh-TW"/>
         </w:rPr>
-        <w:t xml:space="preserve"> (3rd ed.). OTexts. </w:t>
+        <w:t xml:space="preserve"> (3rd ed.). </w:t>
+      </w:r>
+      <w:proofErr w:type="spellStart"/>
+      <w:r>
+        <w:rPr>
+          <w:rFonts w:ascii="Times New Roman" w:hAnsi="Times New Roman"/>
+          <w:bCs/>
+          <w:szCs w:val="24"/>
+          <w:lang w:eastAsia="zh-TW"/>
+        </w:rPr>
+        <w:t>OTexts</w:t>
+      </w:r>
+      <w:proofErr w:type="spellEnd"/>
+      <w:r>
+        <w:rPr>
+          <w:rFonts w:ascii="Times New Roman" w:hAnsi="Times New Roman"/>
+          <w:bCs/>
+          <w:szCs w:val="24"/>
+          <w:lang w:eastAsia="zh-TW"/>
+        </w:rPr>
+        <w:t xml:space="preserve">. </w:t>
       </w:r>
       <w:hyperlink r:id="rId41" w:history="1">
         <w:r>
@@ -37239,6 +40790,7 @@
         </w:rPr>
         <w:t xml:space="preserve">[22] </w:t>
       </w:r>
+      <w:proofErr w:type="gramStart"/>
       <w:r>
         <w:rPr>
           <w:rFonts w:ascii="Times New Roman" w:hAnsi="Times New Roman"/>
@@ -37246,7 +40798,17 @@
           <w:szCs w:val="24"/>
           <w:lang w:eastAsia="zh-TW"/>
         </w:rPr>
-        <w:t>徐維延（</w:t>
+        <w:t>徐維延</w:t>
+      </w:r>
+      <w:proofErr w:type="gramEnd"/>
+      <w:r>
+        <w:rPr>
+          <w:rFonts w:ascii="Times New Roman" w:hAnsi="Times New Roman"/>
+          <w:bCs/>
+          <w:szCs w:val="24"/>
+          <w:lang w:eastAsia="zh-TW"/>
+        </w:rPr>
+        <w:t>（</w:t>
       </w:r>
       <w:r>
         <w:rPr>
@@ -37560,7 +41122,16 @@
         <w:sz w:val="28"/>
         <w:szCs w:val="28"/>
       </w:rPr>
-      <w:t>ii</w:t>
+      <w:t>i</w:t>
+    </w:r>
+    <w:r>
+      <w:rPr>
+        <w:rStyle w:val="afa"/>
+        <w:noProof/>
+        <w:sz w:val="28"/>
+        <w:szCs w:val="28"/>
+      </w:rPr>
+      <w:t>i</w:t>
     </w:r>
     <w:r>
       <w:rPr>
@@ -40909,7 +44480,6 @@
   <w:style w:type="character" w:default="1" w:styleId="a0">
     <w:name w:val="Default Paragraph Font"/>
     <w:uiPriority w:val="1"/>
-    <w:semiHidden/>
     <w:unhideWhenUsed/>
   </w:style>
   <w:style w:type="table" w:default="1" w:styleId="a1">
